--- a/Week 5 - Report Writing and Evidence-based Recommendations/Report_Writing_and_Evidence_Based_Recommendations.docx
+++ b/Week 5 - Report Writing and Evidence-based Recommendations/Report_Writing_and_Evidence_Based_Recommendations.docx
@@ -4,759 +4,311 @@
   <w:body>
     <w:p>
       <w:pPr>
-        <w:spacing w:after="80" w:before="240"/>
-        <w:jc w:val="center"/>
+        <w:keepNext/>
+        <w:spacing w:before="0" w:after="60"/>
       </w:pPr>
       <w:r>
         <w:rPr>
           <w:rFonts w:ascii="Times New Roman" w:hAnsi="Times New Roman"/>
           <w:b/>
-          <w:color w:val="002060"/>
-          <w:sz w:val="40"/>
+          <w:color w:val="000000"/>
+          <w:sz w:val="28"/>
         </w:rPr>
-        <w:t>HEALTHCARE ANALYTICAL REPORT AND EVIDENCE-BASED RECOMMENDATIONS</w:t>
+        <w:t>INTERNSHIP DELIVERABLE — WEEK 5</w:t>
       </w:r>
     </w:p>
     <w:p>
       <w:pPr>
-        <w:spacing w:after="360"/>
-        <w:jc w:val="center"/>
+        <w:keepNext/>
+        <w:spacing w:before="40" w:after="80"/>
+      </w:pPr>
+      <w:r>
+        <w:rPr>
+          <w:rFonts w:ascii="Times New Roman" w:hAnsi="Times New Roman"/>
+          <w:b/>
+          <w:color w:val="000000"/>
+          <w:sz w:val="40"/>
+        </w:rPr>
+        <w:t>Evidence-Based Clinical Recommendations and Financial Impact Analysis</w:t>
+      </w:r>
+    </w:p>
+    <w:p>
+      <w:pPr>
+        <w:keepNext/>
+        <w:spacing w:after="120"/>
       </w:pPr>
       <w:r>
         <w:rPr>
           <w:rFonts w:ascii="Times New Roman" w:hAnsi="Times New Roman"/>
           <w:i/>
-          <w:color w:val="505050"/>
-          <w:sz w:val="24"/>
+          <w:color w:val="000000"/>
+          <w:sz w:val="26"/>
         </w:rPr>
-        <w:t>Translational Research Findings, Policy Interventions, and Operational Roadmap</w:t>
-        <w:br/>
-        <w:t>Author: Ankit Kumar | Role: Healthcare Data Analyst Intern | Date: December 2025</w:t>
-      </w:r>
-    </w:p>
-    <w:p>
-      <w:pPr>
-        <w:keepNext/>
-        <w:spacing w:before="280" w:after="80"/>
-      </w:pPr>
-      <w:r>
-        <w:rPr>
-          <w:rFonts w:ascii="Times New Roman" w:hAnsi="Times New Roman"/>
-          <w:b/>
-          <w:color w:val="002060"/>
-          <w:sz w:val="30"/>
-        </w:rPr>
-        <w:t>1. Executive Summary</w:t>
-      </w:r>
-    </w:p>
-    <w:p>
-      <w:pPr>
-        <w:spacing w:line="276" w:lineRule="auto" w:after="120"/>
-      </w:pPr>
-      <w:r>
-        <w:rPr>
-          <w:rFonts w:ascii="Times New Roman" w:hAnsi="Times New Roman"/>
-          <w:sz w:val="24"/>
-        </w:rPr>
-        <w:t>This comprehensive analytical report translates empirical findings from 10,000 inpatient admissions into strategic, evidence-based recommendations for executive hospital leadership, clinical department heads, and care coordination teams. Inpatient readmissions represent a double liability: they signal clinical vulnerability and care coordination breakdowns, while exposing the health network to severe financial penalties under the CMS Hospital Readmissions Reduction Program (HRRP). By deploying predictive risk stratification and redesigning discharge transition protocols, our analysis demonstrates that the hospital can achieve an 18.2% relative reduction in 30-day all-cause readmissions, avoid up to $1.85 million in federal reimbursement penalties, and free 1,200 acute bed-days annually.</w:t>
-      </w:r>
-    </w:p>
-    <w:p>
-      <w:pPr>
-        <w:keepNext/>
-        <w:spacing w:before="280" w:after="80"/>
-      </w:pPr>
-      <w:r>
-        <w:rPr>
-          <w:rFonts w:ascii="Times New Roman" w:hAnsi="Times New Roman"/>
-          <w:b/>
-          <w:color w:val="002060"/>
-          <w:sz w:val="30"/>
-        </w:rPr>
-        <w:t>2. Key Empirical Findings</w:t>
-      </w:r>
-    </w:p>
-    <w:p>
-      <w:pPr>
-        <w:spacing w:line="276" w:lineRule="auto" w:after="120"/>
-      </w:pPr>
-      <w:r>
-        <w:rPr>
-          <w:rFonts w:ascii="Times New Roman" w:hAnsi="Times New Roman"/>
-          <w:sz w:val="24"/>
-        </w:rPr>
-        <w:t>Analysis of historical clinical trajectories revealed three dominant systemic patterns across inpatient encounters:</w:t>
-      </w:r>
-    </w:p>
-    <w:p>
-      <w:pPr>
-        <w:pStyle w:val="ListBullet"/>
-        <w:spacing w:line="276" w:lineRule="auto" w:after="60"/>
-      </w:pPr>
-      <w:r>
-        <w:rPr>
-          <w:rFonts w:ascii="Times New Roman" w:hAnsi="Times New Roman"/>
-          <w:b/>
-          <w:sz w:val="24"/>
-        </w:rPr>
-        <w:t xml:space="preserve">Comorbidity Compounding Effect: </w:t>
-      </w:r>
-      <w:r>
-        <w:rPr>
-          <w:rFonts w:ascii="Times New Roman" w:hAnsi="Times New Roman"/>
-          <w:sz w:val="24"/>
-        </w:rPr>
-        <w:t>Patients with a Charlson Comorbidity Index &gt;= 4 exhibited an unadjusted 30-day readmission rate of 54.2%, compared to 14.8% among patients with index &lt;= 1. Comorbid heart failure combined with chronic kidney disease created the highest absolute readmission velocity.</w:t>
-      </w:r>
-    </w:p>
-    <w:p>
-      <w:pPr>
-        <w:pStyle w:val="ListBullet"/>
-        <w:spacing w:line="276" w:lineRule="auto" w:after="60"/>
-      </w:pPr>
-      <w:r>
-        <w:rPr>
-          <w:rFonts w:ascii="Times New Roman" w:hAnsi="Times New Roman"/>
-          <w:b/>
-          <w:sz w:val="24"/>
-        </w:rPr>
-        <w:t xml:space="preserve">The Polypharmacy Vulnerability Window: </w:t>
-      </w:r>
-      <w:r>
-        <w:rPr>
-          <w:rFonts w:ascii="Times New Roman" w:hAnsi="Times New Roman"/>
-          <w:sz w:val="24"/>
-        </w:rPr>
-        <w:t>Patients discharged on 10 or more medications experienced a 2.4x higher rate of medication-related adverse events and uncoordinated emergency department visits within the first 10 days post-discharge.</w:t>
-      </w:r>
-    </w:p>
-    <w:p>
-      <w:pPr>
-        <w:pStyle w:val="ListBullet"/>
-        <w:spacing w:line="276" w:lineRule="auto" w:after="60"/>
-      </w:pPr>
-      <w:r>
-        <w:rPr>
-          <w:rFonts w:ascii="Times New Roman" w:hAnsi="Times New Roman"/>
-          <w:b/>
-          <w:sz w:val="24"/>
-        </w:rPr>
-        <w:t xml:space="preserve">Post-Discharge Contact Latency: </w:t>
-      </w:r>
-      <w:r>
-        <w:rPr>
-          <w:rFonts w:ascii="Times New Roman" w:hAnsi="Times New Roman"/>
-          <w:sz w:val="24"/>
-        </w:rPr>
-        <w:t>Patients who did not receive clinical contact within 72 hours of discharge had a 38.6% readmission probability, whereas patients enrolled in active telephone follow-up within 48 hours had a readmission rate of only 16.1%.</w:t>
-      </w:r>
-    </w:p>
-    <w:p>
-      <w:pPr>
-        <w:keepNext/>
-        <w:spacing w:before="280" w:after="80"/>
-      </w:pPr>
-      <w:r>
-        <w:rPr>
-          <w:rFonts w:ascii="Times New Roman" w:hAnsi="Times New Roman"/>
-          <w:b/>
-          <w:color w:val="002060"/>
-          <w:sz w:val="30"/>
-        </w:rPr>
-        <w:t>3. Evidence-Based Clinical and Policy Recommendations</w:t>
-      </w:r>
-    </w:p>
-    <w:p>
-      <w:pPr>
-        <w:spacing w:line="276" w:lineRule="auto" w:after="120"/>
-      </w:pPr>
-      <w:r>
-        <w:rPr>
-          <w:rFonts w:ascii="Times New Roman" w:hAnsi="Times New Roman"/>
-          <w:sz w:val="24"/>
-        </w:rPr>
-        <w:t>To address these root causes, we propose a four-pillar clinical and operational intervention program grounded in published evidence:</w:t>
+        <w:t>Translational Healthcare Analytics, CMS HRRP Penalty Mitigation, and Care Transition Protocols</w:t>
       </w:r>
     </w:p>
     <w:tbl>
       <w:tblPr>
         <w:tblW w:type="auto" w:w="0"/>
         <w:jc w:val="center"/>
-        <w:tblLayout w:type="fixed"/>
         <w:tblLook w:firstColumn="1" w:firstRow="1" w:lastColumn="0" w:lastRow="0" w:noHBand="0" w:noVBand="1" w:val="04A0"/>
       </w:tblPr>
       <w:tblGrid>
-        <w:gridCol w:w="2340"/>
-        <w:gridCol w:w="2340"/>
-        <w:gridCol w:w="2340"/>
-        <w:gridCol w:w="2340"/>
+        <w:gridCol w:w="4896"/>
+        <w:gridCol w:w="4896"/>
       </w:tblGrid>
       <w:tr>
+        <w:trPr>
+          <w:cantSplit/>
+        </w:trPr>
         <w:tc>
           <w:tcPr>
-            <w:tcW w:type="dxa" w:w="2160"/>
-            <w:shd w:fill="D9E1F2"/>
+            <w:tcW w:type="dxa" w:w="4896"/>
+            <w:shd w:fill="FFFFFF"/>
+            <w:tcMar>
+              <w:top w:w="70" w:type="dxa"/>
+              <w:bottom w:w="70" w:type="dxa"/>
+              <w:left w:w="120" w:type="dxa"/>
+              <w:right w:w="120" w:type="dxa"/>
+            </w:tcMar>
             <w:tcBorders>
-              <w:top w:val="single" w:sz="6" w:space="0" w:color="203764"/>
-              <w:left w:val="none" w:sz="6" w:space="0" w:color="203764"/>
-              <w:bottom w:val="double" w:sz="6" w:space="0" w:color="203764"/>
-              <w:right w:val="none" w:sz="6" w:space="0" w:color="203764"/>
+              <w:top w:val="single" w:sz="12" w:space="0" w:color="000000"/>
+              <w:left w:val="single" w:sz="12" w:space="0" w:color="000000"/>
+              <w:bottom w:val="single" w:sz="12" w:space="0" w:color="000000"/>
+              <w:right w:val="single" w:sz="12" w:space="0" w:color="000000"/>
             </w:tcBorders>
-            <w:tcMar>
-              <w:top w:w="120" w:type="dxa"/>
-              <w:bottom w:w="120" w:type="dxa"/>
-              <w:left w:w="150" w:type="dxa"/>
-              <w:right w:w="150" w:type="dxa"/>
-            </w:tcMar>
           </w:tcPr>
           <w:p>
             <w:pPr>
-              <w:jc w:val="center"/>
+              <w:spacing w:after="0" w:line="288" w:lineRule="auto"/>
             </w:pPr>
             <w:r>
               <w:rPr>
                 <w:rFonts w:ascii="Times New Roman" w:hAnsi="Times New Roman"/>
                 <w:b/>
                 <w:color w:val="000000"/>
-                <w:sz w:val="22"/>
+                <w:sz w:val="27"/>
               </w:rPr>
-              <w:t>Intervention Pillar</w:t>
+              <w:t xml:space="preserve">Intern / Author: </w:t>
+            </w:r>
+            <w:r>
+              <w:rPr>
+                <w:rFonts w:ascii="Times New Roman" w:hAnsi="Times New Roman"/>
+                <w:b/>
+                <w:color w:val="000000"/>
+                <w:sz w:val="26"/>
+              </w:rPr>
+              <w:t>Ankit Kumar</w:t>
             </w:r>
           </w:p>
         </w:tc>
         <w:tc>
           <w:tcPr>
-            <w:tcW w:type="dxa" w:w="2160"/>
-            <w:shd w:fill="D9E1F2"/>
+            <w:tcW w:type="dxa" w:w="4896"/>
+            <w:shd w:fill="FFFFFF"/>
+            <w:tcMar>
+              <w:top w:w="70" w:type="dxa"/>
+              <w:bottom w:w="70" w:type="dxa"/>
+              <w:left w:w="120" w:type="dxa"/>
+              <w:right w:w="120" w:type="dxa"/>
+            </w:tcMar>
             <w:tcBorders>
-              <w:top w:val="single" w:sz="6" w:space="0" w:color="203764"/>
-              <w:left w:val="none" w:sz="6" w:space="0" w:color="203764"/>
-              <w:bottom w:val="double" w:sz="6" w:space="0" w:color="203764"/>
-              <w:right w:val="none" w:sz="6" w:space="0" w:color="203764"/>
+              <w:top w:val="single" w:sz="12" w:space="0" w:color="000000"/>
+              <w:left w:val="single" w:sz="12" w:space="0" w:color="000000"/>
+              <w:bottom w:val="single" w:sz="12" w:space="0" w:color="000000"/>
+              <w:right w:val="single" w:sz="12" w:space="0" w:color="000000"/>
             </w:tcBorders>
-            <w:tcMar>
-              <w:top w:w="120" w:type="dxa"/>
-              <w:bottom w:w="120" w:type="dxa"/>
-              <w:left w:w="150" w:type="dxa"/>
-              <w:right w:w="150" w:type="dxa"/>
-            </w:tcMar>
           </w:tcPr>
           <w:p>
             <w:pPr>
-              <w:jc w:val="center"/>
+              <w:spacing w:after="0" w:line="288" w:lineRule="auto"/>
             </w:pPr>
             <w:r>
               <w:rPr>
                 <w:rFonts w:ascii="Times New Roman" w:hAnsi="Times New Roman"/>
                 <w:b/>
                 <w:color w:val="000000"/>
-                <w:sz w:val="22"/>
+                <w:sz w:val="27"/>
               </w:rPr>
-              <w:t>Target Patient Cohort</w:t>
+              <w:t xml:space="preserve">Target Role: </w:t>
+            </w:r>
+            <w:r>
+              <w:rPr>
+                <w:rFonts w:ascii="Times New Roman" w:hAnsi="Times New Roman"/>
+                <w:color w:val="000000"/>
+                <w:sz w:val="26"/>
+              </w:rPr>
+              <w:t>Healthcare Data Analyst Intern</w:t>
             </w:r>
           </w:p>
         </w:tc>
+      </w:tr>
+      <w:tr>
+        <w:trPr>
+          <w:cantSplit/>
+        </w:trPr>
         <w:tc>
           <w:tcPr>
-            <w:tcW w:type="dxa" w:w="3312"/>
-            <w:shd w:fill="D9E1F2"/>
+            <w:tcW w:type="dxa" w:w="4896"/>
+            <w:shd w:fill="FFFFFF"/>
+            <w:tcMar>
+              <w:top w:w="70" w:type="dxa"/>
+              <w:bottom w:w="70" w:type="dxa"/>
+              <w:left w:w="120" w:type="dxa"/>
+              <w:right w:w="120" w:type="dxa"/>
+            </w:tcMar>
             <w:tcBorders>
-              <w:top w:val="single" w:sz="6" w:space="0" w:color="203764"/>
-              <w:left w:val="none" w:sz="6" w:space="0" w:color="203764"/>
-              <w:bottom w:val="double" w:sz="6" w:space="0" w:color="203764"/>
-              <w:right w:val="none" w:sz="6" w:space="0" w:color="203764"/>
+              <w:top w:val="single" w:sz="12" w:space="0" w:color="000000"/>
+              <w:left w:val="single" w:sz="12" w:space="0" w:color="000000"/>
+              <w:bottom w:val="single" w:sz="12" w:space="0" w:color="000000"/>
+              <w:right w:val="single" w:sz="12" w:space="0" w:color="000000"/>
             </w:tcBorders>
-            <w:tcMar>
-              <w:top w:w="120" w:type="dxa"/>
-              <w:bottom w:w="120" w:type="dxa"/>
-              <w:left w:w="150" w:type="dxa"/>
-              <w:right w:w="150" w:type="dxa"/>
-            </w:tcMar>
           </w:tcPr>
           <w:p>
             <w:pPr>
-              <w:jc w:val="center"/>
+              <w:spacing w:after="0" w:line="288" w:lineRule="auto"/>
             </w:pPr>
             <w:r>
               <w:rPr>
                 <w:rFonts w:ascii="Times New Roman" w:hAnsi="Times New Roman"/>
                 <w:b/>
                 <w:color w:val="000000"/>
-                <w:sz w:val="22"/>
+                <w:sz w:val="27"/>
               </w:rPr>
-              <w:t>Operational Mechanism</w:t>
+              <w:t xml:space="preserve">Track: </w:t>
+            </w:r>
+            <w:r>
+              <w:rPr>
+                <w:rFonts w:ascii="Times New Roman" w:hAnsi="Times New Roman"/>
+                <w:color w:val="000000"/>
+                <w:sz w:val="26"/>
+              </w:rPr>
+              <w:t>Health Economics &amp; Clinical Policy</w:t>
             </w:r>
           </w:p>
         </w:tc>
         <w:tc>
           <w:tcPr>
-            <w:tcW w:type="dxa" w:w="2448"/>
-            <w:shd w:fill="D9E1F2"/>
+            <w:tcW w:type="dxa" w:w="4896"/>
+            <w:shd w:fill="FFFFFF"/>
+            <w:tcMar>
+              <w:top w:w="70" w:type="dxa"/>
+              <w:bottom w:w="70" w:type="dxa"/>
+              <w:left w:w="120" w:type="dxa"/>
+              <w:right w:w="120" w:type="dxa"/>
+            </w:tcMar>
             <w:tcBorders>
-              <w:top w:val="single" w:sz="6" w:space="0" w:color="203764"/>
-              <w:left w:val="none" w:sz="6" w:space="0" w:color="203764"/>
-              <w:bottom w:val="double" w:sz="6" w:space="0" w:color="203764"/>
-              <w:right w:val="none" w:sz="6" w:space="0" w:color="203764"/>
+              <w:top w:val="single" w:sz="12" w:space="0" w:color="000000"/>
+              <w:left w:val="single" w:sz="12" w:space="0" w:color="000000"/>
+              <w:bottom w:val="single" w:sz="12" w:space="0" w:color="000000"/>
+              <w:right w:val="single" w:sz="12" w:space="0" w:color="000000"/>
             </w:tcBorders>
-            <w:tcMar>
-              <w:top w:w="120" w:type="dxa"/>
-              <w:bottom w:w="120" w:type="dxa"/>
-              <w:left w:w="150" w:type="dxa"/>
-              <w:right w:w="150" w:type="dxa"/>
-            </w:tcMar>
           </w:tcPr>
           <w:p>
             <w:pPr>
-              <w:jc w:val="center"/>
+              <w:spacing w:after="0" w:line="288" w:lineRule="auto"/>
             </w:pPr>
             <w:r>
               <w:rPr>
                 <w:rFonts w:ascii="Times New Roman" w:hAnsi="Times New Roman"/>
                 <w:b/>
                 <w:color w:val="000000"/>
-                <w:sz w:val="22"/>
+                <w:sz w:val="27"/>
               </w:rPr>
-              <w:t>Projected Clinical &amp; Financial Impact</w:t>
+              <w:t xml:space="preserve">Deliverable ID: </w:t>
+            </w:r>
+            <w:r>
+              <w:rPr>
+                <w:rFonts w:ascii="Times New Roman" w:hAnsi="Times New Roman"/>
+                <w:color w:val="000000"/>
+                <w:sz w:val="26"/>
+              </w:rPr>
+              <w:t>Week 5 Evidence-Based Report (W5)</w:t>
             </w:r>
           </w:p>
         </w:tc>
       </w:tr>
       <w:tr>
+        <w:trPr>
+          <w:cantSplit/>
+        </w:trPr>
         <w:tc>
           <w:tcPr>
-            <w:tcW w:type="dxa" w:w="2160"/>
+            <w:tcW w:type="dxa" w:w="4896"/>
             <w:shd w:fill="FFFFFF"/>
+            <w:tcMar>
+              <w:top w:w="70" w:type="dxa"/>
+              <w:bottom w:w="70" w:type="dxa"/>
+              <w:left w:w="120" w:type="dxa"/>
+              <w:right w:w="120" w:type="dxa"/>
+            </w:tcMar>
             <w:tcBorders>
-              <w:top w:val="single" w:sz="4" w:space="0" w:color="CCCCCC"/>
-              <w:left w:val="none" w:sz="4" w:space="0" w:color="CCCCCC"/>
-              <w:bottom w:val="single" w:sz="4" w:space="0" w:color="CCCCCC"/>
-              <w:right w:val="none" w:sz="4" w:space="0" w:color="CCCCCC"/>
+              <w:top w:val="single" w:sz="12" w:space="0" w:color="000000"/>
+              <w:left w:val="single" w:sz="12" w:space="0" w:color="000000"/>
+              <w:bottom w:val="single" w:sz="12" w:space="0" w:color="000000"/>
+              <w:right w:val="single" w:sz="12" w:space="0" w:color="000000"/>
             </w:tcBorders>
-            <w:tcMar>
-              <w:top w:w="80" w:type="dxa"/>
-              <w:bottom w:w="80" w:type="dxa"/>
-              <w:left w:w="150" w:type="dxa"/>
-              <w:right w:w="150" w:type="dxa"/>
-            </w:tcMar>
           </w:tcPr>
           <w:p>
+            <w:pPr>
+              <w:spacing w:after="0" w:line="288" w:lineRule="auto"/>
+            </w:pPr>
             <w:r>
               <w:rPr>
                 <w:rFonts w:ascii="Times New Roman" w:hAnsi="Times New Roman"/>
-                <w:sz w:val="21"/>
+                <w:b/>
+                <w:color w:val="000000"/>
+                <w:sz w:val="27"/>
               </w:rPr>
-              <w:t>1. Transitional Care Clinic (TCC)</w:t>
+              <w:t xml:space="preserve">Focus: </w:t>
+            </w:r>
+            <w:r>
+              <w:rPr>
+                <w:rFonts w:ascii="Times New Roman" w:hAnsi="Times New Roman"/>
+                <w:color w:val="000000"/>
+                <w:sz w:val="26"/>
+              </w:rPr>
+              <w:t>CMS HRRP Penalty Avoidance &amp; Care Transitions</w:t>
             </w:r>
           </w:p>
         </w:tc>
         <w:tc>
           <w:tcPr>
-            <w:tcW w:type="dxa" w:w="2160"/>
+            <w:tcW w:type="dxa" w:w="4896"/>
             <w:shd w:fill="FFFFFF"/>
+            <w:tcMar>
+              <w:top w:w="70" w:type="dxa"/>
+              <w:bottom w:w="70" w:type="dxa"/>
+              <w:left w:w="120" w:type="dxa"/>
+              <w:right w:w="120" w:type="dxa"/>
+            </w:tcMar>
             <w:tcBorders>
-              <w:top w:val="single" w:sz="4" w:space="0" w:color="CCCCCC"/>
-              <w:left w:val="none" w:sz="4" w:space="0" w:color="CCCCCC"/>
-              <w:bottom w:val="single" w:sz="4" w:space="0" w:color="CCCCCC"/>
-              <w:right w:val="none" w:sz="4" w:space="0" w:color="CCCCCC"/>
+              <w:top w:val="single" w:sz="12" w:space="0" w:color="000000"/>
+              <w:left w:val="single" w:sz="12" w:space="0" w:color="000000"/>
+              <w:bottom w:val="single" w:sz="12" w:space="0" w:color="000000"/>
+              <w:right w:val="single" w:sz="12" w:space="0" w:color="000000"/>
             </w:tcBorders>
-            <w:tcMar>
-              <w:top w:w="80" w:type="dxa"/>
-              <w:bottom w:w="80" w:type="dxa"/>
-              <w:left w:w="150" w:type="dxa"/>
-              <w:right w:w="150" w:type="dxa"/>
-            </w:tcMar>
           </w:tcPr>
           <w:p>
+            <w:pPr>
+              <w:spacing w:after="0" w:line="288" w:lineRule="auto"/>
+            </w:pPr>
             <w:r>
               <w:rPr>
                 <w:rFonts w:ascii="Times New Roman" w:hAnsi="Times New Roman"/>
-                <w:sz w:val="21"/>
+                <w:b/>
+                <w:color w:val="000000"/>
+                <w:sz w:val="27"/>
               </w:rPr>
-              <w:t>High-Risk Patients (Predicted Risk &gt; 50%)</w:t>
+              <w:t xml:space="preserve">Scope: </w:t>
             </w:r>
-          </w:p>
-        </w:tc>
-        <w:tc>
-          <w:tcPr>
-            <w:tcW w:type="dxa" w:w="3312"/>
-            <w:shd w:fill="FFFFFF"/>
-            <w:tcBorders>
-              <w:top w:val="single" w:sz="4" w:space="0" w:color="CCCCCC"/>
-              <w:left w:val="none" w:sz="4" w:space="0" w:color="CCCCCC"/>
-              <w:bottom w:val="single" w:sz="4" w:space="0" w:color="CCCCCC"/>
-              <w:right w:val="none" w:sz="4" w:space="0" w:color="CCCCCC"/>
-            </w:tcBorders>
-            <w:tcMar>
-              <w:top w:w="80" w:type="dxa"/>
-              <w:bottom w:w="80" w:type="dxa"/>
-              <w:left w:w="150" w:type="dxa"/>
-              <w:right w:w="150" w:type="dxa"/>
-            </w:tcMar>
-          </w:tcPr>
-          <w:p>
             <w:r>
               <w:rPr>
                 <w:rFonts w:ascii="Times New Roman" w:hAnsi="Times New Roman"/>
-                <w:sz w:val="21"/>
+                <w:color w:val="000000"/>
+                <w:sz w:val="26"/>
               </w:rPr>
-              <w:t>Dedicated outpatient clinical evaluation within 5 to 7 days post-discharge with multidisciplinary team</w:t>
-            </w:r>
-          </w:p>
-        </w:tc>
-        <w:tc>
-          <w:tcPr>
-            <w:tcW w:type="dxa" w:w="2448"/>
-            <w:shd w:fill="FFFFFF"/>
-            <w:tcBorders>
-              <w:top w:val="single" w:sz="4" w:space="0" w:color="CCCCCC"/>
-              <w:left w:val="none" w:sz="4" w:space="0" w:color="CCCCCC"/>
-              <w:bottom w:val="single" w:sz="4" w:space="0" w:color="CCCCCC"/>
-              <w:right w:val="none" w:sz="4" w:space="0" w:color="CCCCCC"/>
-            </w:tcBorders>
-            <w:tcMar>
-              <w:top w:w="80" w:type="dxa"/>
-              <w:bottom w:w="80" w:type="dxa"/>
-              <w:left w:w="150" w:type="dxa"/>
-              <w:right w:w="150" w:type="dxa"/>
-            </w:tcMar>
-          </w:tcPr>
-          <w:p>
-            <w:r>
-              <w:rPr>
-                <w:rFonts w:ascii="Times New Roman" w:hAnsi="Times New Roman"/>
-                <w:sz w:val="21"/>
-              </w:rPr>
-              <w:t>32% reduction in 30-day readmissions; saves $840k in uncompensated acute care</w:t>
-            </w:r>
-          </w:p>
-        </w:tc>
-      </w:tr>
-      <w:tr>
-        <w:tc>
-          <w:tcPr>
-            <w:tcW w:type="dxa" w:w="2160"/>
-            <w:shd w:fill="F2F2F2"/>
-            <w:tcBorders>
-              <w:top w:val="single" w:sz="4" w:space="0" w:color="CCCCCC"/>
-              <w:left w:val="none" w:sz="4" w:space="0" w:color="CCCCCC"/>
-              <w:bottom w:val="single" w:sz="4" w:space="0" w:color="CCCCCC"/>
-              <w:right w:val="none" w:sz="4" w:space="0" w:color="CCCCCC"/>
-            </w:tcBorders>
-            <w:tcMar>
-              <w:top w:w="80" w:type="dxa"/>
-              <w:bottom w:w="80" w:type="dxa"/>
-              <w:left w:w="150" w:type="dxa"/>
-              <w:right w:w="150" w:type="dxa"/>
-            </w:tcMar>
-          </w:tcPr>
-          <w:p>
-            <w:r>
-              <w:rPr>
-                <w:rFonts w:ascii="Times New Roman" w:hAnsi="Times New Roman"/>
-                <w:sz w:val="21"/>
-              </w:rPr>
-              <w:t>2. In-Hospital Med Reconciliation</w:t>
-            </w:r>
-          </w:p>
-        </w:tc>
-        <w:tc>
-          <w:tcPr>
-            <w:tcW w:type="dxa" w:w="2160"/>
-            <w:shd w:fill="F2F2F2"/>
-            <w:tcBorders>
-              <w:top w:val="single" w:sz="4" w:space="0" w:color="CCCCCC"/>
-              <w:left w:val="none" w:sz="4" w:space="0" w:color="CCCCCC"/>
-              <w:bottom w:val="single" w:sz="4" w:space="0" w:color="CCCCCC"/>
-              <w:right w:val="none" w:sz="4" w:space="0" w:color="CCCCCC"/>
-            </w:tcBorders>
-            <w:tcMar>
-              <w:top w:w="80" w:type="dxa"/>
-              <w:bottom w:w="80" w:type="dxa"/>
-              <w:left w:w="150" w:type="dxa"/>
-              <w:right w:w="150" w:type="dxa"/>
-            </w:tcMar>
-          </w:tcPr>
-          <w:p>
-            <w:r>
-              <w:rPr>
-                <w:rFonts w:ascii="Times New Roman" w:hAnsi="Times New Roman"/>
-                <w:sz w:val="21"/>
-              </w:rPr>
-              <w:t>Polypharmacy Patients (Medications &gt;= 10)</w:t>
-            </w:r>
-          </w:p>
-        </w:tc>
-        <w:tc>
-          <w:tcPr>
-            <w:tcW w:type="dxa" w:w="3312"/>
-            <w:shd w:fill="F2F2F2"/>
-            <w:tcBorders>
-              <w:top w:val="single" w:sz="4" w:space="0" w:color="CCCCCC"/>
-              <w:left w:val="none" w:sz="4" w:space="0" w:color="CCCCCC"/>
-              <w:bottom w:val="single" w:sz="4" w:space="0" w:color="CCCCCC"/>
-              <w:right w:val="none" w:sz="4" w:space="0" w:color="CCCCCC"/>
-            </w:tcBorders>
-            <w:tcMar>
-              <w:top w:w="80" w:type="dxa"/>
-              <w:bottom w:w="80" w:type="dxa"/>
-              <w:left w:w="150" w:type="dxa"/>
-              <w:right w:w="150" w:type="dxa"/>
-            </w:tcMar>
-          </w:tcPr>
-          <w:p>
-            <w:r>
-              <w:rPr>
-                <w:rFonts w:ascii="Times New Roman" w:hAnsi="Times New Roman"/>
-                <w:sz w:val="21"/>
-              </w:rPr>
-              <w:t>Clinical pharmacist-led bedside medication audit, regimen simplification, and patient counseling</w:t>
-            </w:r>
-          </w:p>
-        </w:tc>
-        <w:tc>
-          <w:tcPr>
-            <w:tcW w:type="dxa" w:w="2448"/>
-            <w:shd w:fill="F2F2F2"/>
-            <w:tcBorders>
-              <w:top w:val="single" w:sz="4" w:space="0" w:color="CCCCCC"/>
-              <w:left w:val="none" w:sz="4" w:space="0" w:color="CCCCCC"/>
-              <w:bottom w:val="single" w:sz="4" w:space="0" w:color="CCCCCC"/>
-              <w:right w:val="none" w:sz="4" w:space="0" w:color="CCCCCC"/>
-            </w:tcBorders>
-            <w:tcMar>
-              <w:top w:w="80" w:type="dxa"/>
-              <w:bottom w:w="80" w:type="dxa"/>
-              <w:left w:w="150" w:type="dxa"/>
-              <w:right w:w="150" w:type="dxa"/>
-            </w:tcMar>
-          </w:tcPr>
-          <w:p>
-            <w:r>
-              <w:rPr>
-                <w:rFonts w:ascii="Times New Roman" w:hAnsi="Times New Roman"/>
-                <w:sz w:val="21"/>
-              </w:rPr>
-              <w:t>45% reduction in adverse drug events; cuts ED bounce-backs by 22%</w:t>
-            </w:r>
-          </w:p>
-        </w:tc>
-      </w:tr>
-      <w:tr>
-        <w:tc>
-          <w:tcPr>
-            <w:tcW w:type="dxa" w:w="2160"/>
-            <w:shd w:fill="FFFFFF"/>
-            <w:tcBorders>
-              <w:top w:val="single" w:sz="4" w:space="0" w:color="CCCCCC"/>
-              <w:left w:val="none" w:sz="4" w:space="0" w:color="CCCCCC"/>
-              <w:bottom w:val="single" w:sz="4" w:space="0" w:color="CCCCCC"/>
-              <w:right w:val="none" w:sz="4" w:space="0" w:color="CCCCCC"/>
-            </w:tcBorders>
-            <w:tcMar>
-              <w:top w:w="80" w:type="dxa"/>
-              <w:bottom w:w="80" w:type="dxa"/>
-              <w:left w:w="150" w:type="dxa"/>
-              <w:right w:w="150" w:type="dxa"/>
-            </w:tcMar>
-          </w:tcPr>
-          <w:p>
-            <w:r>
-              <w:rPr>
-                <w:rFonts w:ascii="Times New Roman" w:hAnsi="Times New Roman"/>
-                <w:sz w:val="21"/>
-              </w:rPr>
-              <w:t>3. 48-Hour Nursing Call Protocol</w:t>
-            </w:r>
-          </w:p>
-        </w:tc>
-        <w:tc>
-          <w:tcPr>
-            <w:tcW w:type="dxa" w:w="2160"/>
-            <w:shd w:fill="FFFFFF"/>
-            <w:tcBorders>
-              <w:top w:val="single" w:sz="4" w:space="0" w:color="CCCCCC"/>
-              <w:left w:val="none" w:sz="4" w:space="0" w:color="CCCCCC"/>
-              <w:bottom w:val="single" w:sz="4" w:space="0" w:color="CCCCCC"/>
-              <w:right w:val="none" w:sz="4" w:space="0" w:color="CCCCCC"/>
-            </w:tcBorders>
-            <w:tcMar>
-              <w:top w:w="80" w:type="dxa"/>
-              <w:bottom w:w="80" w:type="dxa"/>
-              <w:left w:w="150" w:type="dxa"/>
-              <w:right w:w="150" w:type="dxa"/>
-            </w:tcMar>
-          </w:tcPr>
-          <w:p>
-            <w:r>
-              <w:rPr>
-                <w:rFonts w:ascii="Times New Roman" w:hAnsi="Times New Roman"/>
-                <w:sz w:val="21"/>
-              </w:rPr>
-              <w:t>All Discharged Chronic Inpatients</w:t>
-            </w:r>
-          </w:p>
-        </w:tc>
-        <w:tc>
-          <w:tcPr>
-            <w:tcW w:type="dxa" w:w="3312"/>
-            <w:shd w:fill="FFFFFF"/>
-            <w:tcBorders>
-              <w:top w:val="single" w:sz="4" w:space="0" w:color="CCCCCC"/>
-              <w:left w:val="none" w:sz="4" w:space="0" w:color="CCCCCC"/>
-              <w:bottom w:val="single" w:sz="4" w:space="0" w:color="CCCCCC"/>
-              <w:right w:val="none" w:sz="4" w:space="0" w:color="CCCCCC"/>
-            </w:tcBorders>
-            <w:tcMar>
-              <w:top w:w="80" w:type="dxa"/>
-              <w:bottom w:w="80" w:type="dxa"/>
-              <w:left w:w="150" w:type="dxa"/>
-              <w:right w:w="150" w:type="dxa"/>
-            </w:tcMar>
-          </w:tcPr>
-          <w:p>
-            <w:r>
-              <w:rPr>
-                <w:rFonts w:ascii="Times New Roman" w:hAnsi="Times New Roman"/>
-                <w:sz w:val="21"/>
-              </w:rPr>
-              <w:t>Standardized telephone check-in protocol verifying prescription pickup, symptom stability, and transport</w:t>
-            </w:r>
-          </w:p>
-        </w:tc>
-        <w:tc>
-          <w:tcPr>
-            <w:tcW w:type="dxa" w:w="2448"/>
-            <w:shd w:fill="FFFFFF"/>
-            <w:tcBorders>
-              <w:top w:val="single" w:sz="4" w:space="0" w:color="CCCCCC"/>
-              <w:left w:val="none" w:sz="4" w:space="0" w:color="CCCCCC"/>
-              <w:bottom w:val="single" w:sz="4" w:space="0" w:color="CCCCCC"/>
-              <w:right w:val="none" w:sz="4" w:space="0" w:color="CCCCCC"/>
-            </w:tcBorders>
-            <w:tcMar>
-              <w:top w:w="80" w:type="dxa"/>
-              <w:bottom w:w="80" w:type="dxa"/>
-              <w:left w:w="150" w:type="dxa"/>
-              <w:right w:w="150" w:type="dxa"/>
-            </w:tcMar>
-          </w:tcPr>
-          <w:p>
-            <w:r>
-              <w:rPr>
-                <w:rFonts w:ascii="Times New Roman" w:hAnsi="Times New Roman"/>
-                <w:sz w:val="21"/>
-              </w:rPr>
-              <w:t>Increases 7-day outpatient appointment attendance from 42% to 78%</w:t>
-            </w:r>
-          </w:p>
-        </w:tc>
-      </w:tr>
-      <w:tr>
-        <w:tc>
-          <w:tcPr>
-            <w:tcW w:type="dxa" w:w="2160"/>
-            <w:shd w:fill="F2F2F2"/>
-            <w:tcBorders>
-              <w:top w:val="single" w:sz="4" w:space="0" w:color="CCCCCC"/>
-              <w:left w:val="none" w:sz="4" w:space="0" w:color="CCCCCC"/>
-              <w:bottom w:val="single" w:sz="4" w:space="0" w:color="CCCCCC"/>
-              <w:right w:val="none" w:sz="4" w:space="0" w:color="CCCCCC"/>
-            </w:tcBorders>
-            <w:tcMar>
-              <w:top w:w="80" w:type="dxa"/>
-              <w:bottom w:w="80" w:type="dxa"/>
-              <w:left w:w="150" w:type="dxa"/>
-              <w:right w:w="150" w:type="dxa"/>
-            </w:tcMar>
-          </w:tcPr>
-          <w:p>
-            <w:r>
-              <w:rPr>
-                <w:rFonts w:ascii="Times New Roman" w:hAnsi="Times New Roman"/>
-                <w:sz w:val="21"/>
-              </w:rPr>
-              <w:t>4. Real-Time Bedside Risk Alerts</w:t>
-            </w:r>
-          </w:p>
-        </w:tc>
-        <w:tc>
-          <w:tcPr>
-            <w:tcW w:type="dxa" w:w="2160"/>
-            <w:shd w:fill="F2F2F2"/>
-            <w:tcBorders>
-              <w:top w:val="single" w:sz="4" w:space="0" w:color="CCCCCC"/>
-              <w:left w:val="none" w:sz="4" w:space="0" w:color="CCCCCC"/>
-              <w:bottom w:val="single" w:sz="4" w:space="0" w:color="CCCCCC"/>
-              <w:right w:val="none" w:sz="4" w:space="0" w:color="CCCCCC"/>
-            </w:tcBorders>
-            <w:tcMar>
-              <w:top w:w="80" w:type="dxa"/>
-              <w:bottom w:w="80" w:type="dxa"/>
-              <w:left w:w="150" w:type="dxa"/>
-              <w:right w:w="150" w:type="dxa"/>
-            </w:tcMar>
-          </w:tcPr>
-          <w:p>
-            <w:r>
-              <w:rPr>
-                <w:rFonts w:ascii="Times New Roman" w:hAnsi="Times New Roman"/>
-                <w:sz w:val="21"/>
-              </w:rPr>
-              <w:t>Active Acute Inpatients</w:t>
-            </w:r>
-          </w:p>
-        </w:tc>
-        <w:tc>
-          <w:tcPr>
-            <w:tcW w:type="dxa" w:w="3312"/>
-            <w:shd w:fill="F2F2F2"/>
-            <w:tcBorders>
-              <w:top w:val="single" w:sz="4" w:space="0" w:color="CCCCCC"/>
-              <w:left w:val="none" w:sz="4" w:space="0" w:color="CCCCCC"/>
-              <w:bottom w:val="single" w:sz="4" w:space="0" w:color="CCCCCC"/>
-              <w:right w:val="none" w:sz="4" w:space="0" w:color="CCCCCC"/>
-            </w:tcBorders>
-            <w:tcMar>
-              <w:top w:w="80" w:type="dxa"/>
-              <w:bottom w:w="80" w:type="dxa"/>
-              <w:left w:w="150" w:type="dxa"/>
-              <w:right w:w="150" w:type="dxa"/>
-            </w:tcMar>
-          </w:tcPr>
-          <w:p>
-            <w:r>
-              <w:rPr>
-                <w:rFonts w:ascii="Times New Roman" w:hAnsi="Times New Roman"/>
-                <w:sz w:val="21"/>
-              </w:rPr>
-              <w:t>Automated EHR predictive score flag alerting case managers 24 hours prior to anticipated discharge</w:t>
-            </w:r>
-          </w:p>
-        </w:tc>
-        <w:tc>
-          <w:tcPr>
-            <w:tcW w:type="dxa" w:w="2448"/>
-            <w:shd w:fill="F2F2F2"/>
-            <w:tcBorders>
-              <w:top w:val="single" w:sz="4" w:space="0" w:color="CCCCCC"/>
-              <w:left w:val="none" w:sz="4" w:space="0" w:color="CCCCCC"/>
-              <w:bottom w:val="single" w:sz="4" w:space="0" w:color="CCCCCC"/>
-              <w:right w:val="none" w:sz="4" w:space="0" w:color="CCCCCC"/>
-            </w:tcBorders>
-            <w:tcMar>
-              <w:top w:w="80" w:type="dxa"/>
-              <w:bottom w:w="80" w:type="dxa"/>
-              <w:left w:w="150" w:type="dxa"/>
-              <w:right w:w="150" w:type="dxa"/>
-            </w:tcMar>
-          </w:tcPr>
-          <w:p>
-            <w:r>
-              <w:rPr>
-                <w:rFonts w:ascii="Times New Roman" w:hAnsi="Times New Roman"/>
-                <w:sz w:val="21"/>
-              </w:rPr>
-              <w:t>Reduces delayed discharges by 0.6 days; optimizes acute ward bed turnaround</w:t>
+              <w:t>30 Hours Health Economics &amp; Translational Research</w:t>
             </w:r>
           </w:p>
         </w:tc>
@@ -770,124 +322,4210 @@
     <w:p>
       <w:pPr>
         <w:keepNext/>
-        <w:spacing w:before="280" w:after="80"/>
+        <w:widowControl/>
+        <w:spacing w:before="320" w:after="100"/>
       </w:pPr>
       <w:r>
         <w:rPr>
           <w:rFonts w:ascii="Times New Roman" w:hAnsi="Times New Roman"/>
           <w:b/>
-          <w:color w:val="002060"/>
-          <w:sz w:val="30"/>
+          <w:color w:val="000000"/>
+          <w:sz w:val="36"/>
         </w:rPr>
-        <w:t>4. Financial Return on Investment and HRRP Impact</w:t>
+        <w:t>1. Executive Summary &amp; Health Economics Mandate</w:t>
       </w:r>
     </w:p>
     <w:p>
       <w:pPr>
-        <w:spacing w:line="276" w:lineRule="auto" w:after="120"/>
+        <w:widowControl/>
+        <w:spacing w:before="0" w:after="100" w:line="276" w:lineRule="auto"/>
       </w:pPr>
       <w:r>
         <w:rPr>
           <w:rFonts w:ascii="Times New Roman" w:hAnsi="Times New Roman"/>
+          <w:color w:val="000000"/>
           <w:sz w:val="24"/>
         </w:rPr>
-        <w:t>The proposed intervention package delivers clear economic benefits. Under the CMS Hospital Readmissions Reduction Program, our hospital faced a projected penalty assessment of $1.85 million based on historical Heart Failure and Pneumonia excess readmission ratios. Reducing readmissions by 18.2% brings the facility's risk-standardized readmission ratio (RSRR) below the 1.00 national threshold, eliminating regulatory penalties. Combined with a 0.6-day reduction in average length of stay across 6,000 annual inpatient discharges, the health system generates $3.2 million in net cost avoidance against an annual program implementation cost of $680,000, yielding an ROI of 370%.</w:t>
+        <w:t>Machine learning models achieve true clinical utility only when their statistical predictions are successfully translated into actionable bedside care pathways and quantifiable financial impact. Under the Centers for Medicare &amp; Medicaid Services (CMS) Hospital Readmissions Reduction Program (HRRP), acute-care hospital facilities operating with elevated risk-standardized readmissions face statutory financial penalties of up to 3.0% against their base operating DRG reimbursement. This health economics and clinical policy report synthesizes the outputs of our validated Week 4 predictive risk engine into an operational intervention roadmap. By deploying targeted care transition bundles—modeled on the evidence-based Project RED framework and dedicated clinical pharmacist medication reconciliations—our healthcare network can prevent an estimated 350 unplanned readmissions annually, saving $1.42 million in avoided regulatory penalties and reclaiming $2.15 million in inpatient bed-day capacity.</w:t>
+      </w:r>
+    </w:p>
+    <w:tbl>
+      <w:tblPr>
+        <w:tblW w:type="auto" w:w="0"/>
+        <w:jc w:val="center"/>
+        <w:tblLook w:firstColumn="1" w:firstRow="1" w:lastColumn="0" w:lastRow="0" w:noHBand="0" w:noVBand="1" w:val="04A0"/>
+      </w:tblPr>
+      <w:tblGrid>
+        <w:gridCol w:w="9792"/>
+      </w:tblGrid>
+      <w:tr>
+        <w:trPr>
+          <w:cantSplit/>
+        </w:trPr>
+        <w:tc>
+          <w:tcPr>
+            <w:tcW w:type="dxa" w:w="9792"/>
+            <w:shd w:fill="FFFFFF"/>
+            <w:tcMar>
+              <w:top w:w="140" w:type="dxa"/>
+              <w:bottom w:w="140" w:type="dxa"/>
+              <w:left w:w="180" w:type="dxa"/>
+              <w:right w:w="180" w:type="dxa"/>
+            </w:tcMar>
+            <w:tcBorders>
+              <w:top w:val="single" w:sz="6" w:space="0" w:color="000000"/>
+              <w:left w:val="single" w:sz="36" w:space="0" w:color="000000"/>
+              <w:bottom w:val="single" w:sz="6" w:space="0" w:color="000000"/>
+              <w:right w:val="single" w:sz="6" w:space="0" w:color="000000"/>
+            </w:tcBorders>
+          </w:tcPr>
+          <w:p>
+            <w:pPr>
+              <w:spacing w:before="60" w:after="60" w:line="276" w:lineRule="auto"/>
+            </w:pPr>
+            <w:r>
+              <w:rPr>
+                <w:rFonts w:ascii="Times New Roman" w:hAnsi="Times New Roman"/>
+                <w:b/>
+                <w:color w:val="000000"/>
+                <w:sz w:val="25"/>
+              </w:rPr>
+              <w:t>EVIDENCE-BASED INTERVENTION RULE</w:t>
+              <w:br/>
+            </w:r>
+            <w:r>
+              <w:rPr>
+                <w:rFonts w:ascii="Times New Roman" w:hAnsi="Times New Roman"/>
+                <w:color w:val="000000"/>
+                <w:sz w:val="24"/>
+              </w:rPr>
+              <w:t>Translational analytics requires aligning clinical interventions with algorithmic risk thresholds. High-risk patients identified by machine learning must be immediately routed to structured transitional care protocols within 24 hours of discharge; without standardized clinical follow-through, predictive models generate zero clinical or financial return on investment.</w:t>
+            </w:r>
+          </w:p>
+        </w:tc>
+      </w:tr>
+    </w:tbl>
+    <w:p>
+      <w:pPr>
+        <w:keepNext/>
+        <w:pageBreakBefore/>
+        <w:widowControl/>
+        <w:spacing w:before="320" w:after="100"/>
+      </w:pPr>
+      <w:r>
+        <w:rPr>
+          <w:rFonts w:ascii="Times New Roman" w:hAnsi="Times New Roman"/>
+          <w:b/>
+          <w:color w:val="000000"/>
+          <w:sz w:val="36"/>
+        </w:rPr>
+        <w:t>2. Model Diagnostic Audit &amp; Residual Clinical Analysis</w:t>
       </w:r>
     </w:p>
     <w:p>
       <w:pPr>
         <w:keepNext/>
-        <w:spacing w:before="280" w:after="80"/>
+        <w:widowControl/>
+        <w:spacing w:before="0" w:after="100" w:line="276" w:lineRule="auto"/>
+      </w:pPr>
+      <w:r>
+        <w:rPr>
+          <w:rFonts w:ascii="Times New Roman" w:hAnsi="Times New Roman"/>
+          <w:color w:val="000000"/>
+          <w:sz w:val="24"/>
+        </w:rPr>
+        <w:t>To ensure that clinical interventions target appropriate patient cohorts without inducing clinical fatigue, an exhaustive residual analysis was performed on test cohort classification outcomes:</w:t>
+      </w:r>
+    </w:p>
+    <w:tbl>
+      <w:tblPr>
+        <w:tblW w:type="auto" w:w="0"/>
+        <w:jc w:val="center"/>
+        <w:tblLook w:firstColumn="1" w:firstRow="1" w:lastColumn="0" w:lastRow="0" w:noHBand="0" w:noVBand="1" w:val="04A0"/>
+      </w:tblPr>
+      <w:tblGrid>
+        <w:gridCol w:w="1958"/>
+        <w:gridCol w:w="1958"/>
+        <w:gridCol w:w="1958"/>
+        <w:gridCol w:w="1958"/>
+        <w:gridCol w:w="1958"/>
+      </w:tblGrid>
+      <w:tr>
+        <w:trPr>
+          <w:tblHeader/>
+          <w:cantSplit/>
+        </w:trPr>
+        <w:tc>
+          <w:tcPr>
+            <w:tcW w:type="dxa" w:w="2016"/>
+            <w:shd w:fill="FFFFFF"/>
+            <w:tcMar>
+              <w:top w:w="120" w:type="dxa"/>
+              <w:bottom w:w="120" w:type="dxa"/>
+              <w:left w:w="130" w:type="dxa"/>
+              <w:right w:w="130" w:type="dxa"/>
+            </w:tcMar>
+            <w:tcBorders>
+              <w:top w:val="single" w:sz="12" w:space="0" w:color="000000"/>
+              <w:left w:val="single" w:sz="6" w:space="0" w:color="000000"/>
+              <w:bottom w:val="single" w:sz="16" w:space="0" w:color="000000"/>
+              <w:right w:val="single" w:sz="6" w:space="0" w:color="000000"/>
+            </w:tcBorders>
+          </w:tcPr>
+          <w:p>
+            <w:pPr>
+              <w:spacing w:after="0"/>
+              <w:jc w:val="left"/>
+            </w:pPr>
+            <w:r>
+              <w:rPr>
+                <w:rFonts w:ascii="Times New Roman" w:hAnsi="Times New Roman"/>
+                <w:b/>
+                <w:color w:val="000000"/>
+                <w:sz w:val="25"/>
+              </w:rPr>
+              <w:t>Classification Quadrant</w:t>
+            </w:r>
+          </w:p>
+        </w:tc>
+        <w:tc>
+          <w:tcPr>
+            <w:tcW w:type="dxa" w:w="1728"/>
+            <w:shd w:fill="FFFFFF"/>
+            <w:tcMar>
+              <w:top w:w="120" w:type="dxa"/>
+              <w:bottom w:w="120" w:type="dxa"/>
+              <w:left w:w="130" w:type="dxa"/>
+              <w:right w:w="130" w:type="dxa"/>
+            </w:tcMar>
+            <w:tcBorders>
+              <w:top w:val="single" w:sz="12" w:space="0" w:color="000000"/>
+              <w:left w:val="single" w:sz="6" w:space="0" w:color="000000"/>
+              <w:bottom w:val="single" w:sz="16" w:space="0" w:color="000000"/>
+              <w:right w:val="single" w:sz="6" w:space="0" w:color="000000"/>
+            </w:tcBorders>
+          </w:tcPr>
+          <w:p>
+            <w:pPr>
+              <w:spacing w:after="0"/>
+              <w:jc w:val="left"/>
+            </w:pPr>
+            <w:r>
+              <w:rPr>
+                <w:rFonts w:ascii="Times New Roman" w:hAnsi="Times New Roman"/>
+                <w:b/>
+                <w:color w:val="000000"/>
+                <w:sz w:val="25"/>
+              </w:rPr>
+              <w:t>Cohort Count (% Total)</w:t>
+            </w:r>
+          </w:p>
+        </w:tc>
+        <w:tc>
+          <w:tcPr>
+            <w:tcW w:type="dxa" w:w="2592"/>
+            <w:shd w:fill="FFFFFF"/>
+            <w:tcMar>
+              <w:top w:w="120" w:type="dxa"/>
+              <w:bottom w:w="120" w:type="dxa"/>
+              <w:left w:w="130" w:type="dxa"/>
+              <w:right w:w="130" w:type="dxa"/>
+            </w:tcMar>
+            <w:tcBorders>
+              <w:top w:val="single" w:sz="12" w:space="0" w:color="000000"/>
+              <w:left w:val="single" w:sz="6" w:space="0" w:color="000000"/>
+              <w:bottom w:val="single" w:sz="16" w:space="0" w:color="000000"/>
+              <w:right w:val="single" w:sz="6" w:space="0" w:color="000000"/>
+            </w:tcBorders>
+          </w:tcPr>
+          <w:p>
+            <w:pPr>
+              <w:spacing w:after="0"/>
+              <w:jc w:val="left"/>
+            </w:pPr>
+            <w:r>
+              <w:rPr>
+                <w:rFonts w:ascii="Times New Roman" w:hAnsi="Times New Roman"/>
+                <w:b/>
+                <w:color w:val="000000"/>
+                <w:sz w:val="25"/>
+              </w:rPr>
+              <w:t>Dominant Clinical Profile</w:t>
+            </w:r>
+          </w:p>
+        </w:tc>
+        <w:tc>
+          <w:tcPr>
+            <w:tcW w:type="dxa" w:w="2592"/>
+            <w:shd w:fill="FFFFFF"/>
+            <w:tcMar>
+              <w:top w:w="120" w:type="dxa"/>
+              <w:bottom w:w="120" w:type="dxa"/>
+              <w:left w:w="130" w:type="dxa"/>
+              <w:right w:w="130" w:type="dxa"/>
+            </w:tcMar>
+            <w:tcBorders>
+              <w:top w:val="single" w:sz="12" w:space="0" w:color="000000"/>
+              <w:left w:val="single" w:sz="6" w:space="0" w:color="000000"/>
+              <w:bottom w:val="single" w:sz="16" w:space="0" w:color="000000"/>
+              <w:right w:val="single" w:sz="6" w:space="0" w:color="000000"/>
+            </w:tcBorders>
+          </w:tcPr>
+          <w:p>
+            <w:pPr>
+              <w:spacing w:after="0"/>
+              <w:jc w:val="left"/>
+            </w:pPr>
+            <w:r>
+              <w:rPr>
+                <w:rFonts w:ascii="Times New Roman" w:hAnsi="Times New Roman"/>
+                <w:b/>
+                <w:color w:val="000000"/>
+                <w:sz w:val="25"/>
+              </w:rPr>
+              <w:t>Primary Mechanism of Error</w:t>
+            </w:r>
+          </w:p>
+        </w:tc>
+        <w:tc>
+          <w:tcPr>
+            <w:tcW w:type="dxa" w:w="1872"/>
+            <w:shd w:fill="FFFFFF"/>
+            <w:tcMar>
+              <w:top w:w="120" w:type="dxa"/>
+              <w:bottom w:w="120" w:type="dxa"/>
+              <w:left w:w="130" w:type="dxa"/>
+              <w:right w:w="130" w:type="dxa"/>
+            </w:tcMar>
+            <w:tcBorders>
+              <w:top w:val="single" w:sz="12" w:space="0" w:color="000000"/>
+              <w:left w:val="single" w:sz="6" w:space="0" w:color="000000"/>
+              <w:bottom w:val="single" w:sz="16" w:space="0" w:color="000000"/>
+              <w:right w:val="single" w:sz="6" w:space="0" w:color="000000"/>
+            </w:tcBorders>
+          </w:tcPr>
+          <w:p>
+            <w:pPr>
+              <w:spacing w:after="0"/>
+              <w:jc w:val="left"/>
+            </w:pPr>
+            <w:r>
+              <w:rPr>
+                <w:rFonts w:ascii="Times New Roman" w:hAnsi="Times New Roman"/>
+                <w:b/>
+                <w:color w:val="000000"/>
+                <w:sz w:val="25"/>
+              </w:rPr>
+              <w:t>Operational Action Required</w:t>
+            </w:r>
+          </w:p>
+        </w:tc>
+      </w:tr>
+      <w:tr>
+        <w:trPr>
+          <w:cantSplit/>
+        </w:trPr>
+        <w:tc>
+          <w:tcPr>
+            <w:tcW w:type="dxa" w:w="2016"/>
+            <w:shd w:fill="FFFFFF"/>
+            <w:tcMar>
+              <w:top w:w="100" w:type="dxa"/>
+              <w:bottom w:w="100" w:type="dxa"/>
+              <w:left w:w="130" w:type="dxa"/>
+              <w:right w:w="130" w:type="dxa"/>
+            </w:tcMar>
+            <w:tcBorders>
+              <w:top w:val="single" w:sz="6" w:space="0" w:color="000000"/>
+              <w:left w:val="single" w:sz="6" w:space="0" w:color="000000"/>
+              <w:bottom w:val="single" w:sz="6" w:space="0" w:color="000000"/>
+              <w:right w:val="single" w:sz="6" w:space="0" w:color="000000"/>
+            </w:tcBorders>
+          </w:tcPr>
+          <w:p>
+            <w:pPr>
+              <w:spacing w:after="0" w:line="276" w:lineRule="auto"/>
+              <w:jc w:val="left"/>
+            </w:pPr>
+            <w:r>
+              <w:rPr>
+                <w:rFonts w:ascii="Times New Roman" w:hAnsi="Times New Roman"/>
+                <w:color w:val="000000"/>
+                <w:sz w:val="24"/>
+              </w:rPr>
+              <w:t>True Positives (TP)</w:t>
+            </w:r>
+          </w:p>
+        </w:tc>
+        <w:tc>
+          <w:tcPr>
+            <w:tcW w:type="dxa" w:w="1728"/>
+            <w:shd w:fill="FFFFFF"/>
+            <w:tcMar>
+              <w:top w:w="100" w:type="dxa"/>
+              <w:bottom w:w="100" w:type="dxa"/>
+              <w:left w:w="130" w:type="dxa"/>
+              <w:right w:w="130" w:type="dxa"/>
+            </w:tcMar>
+            <w:tcBorders>
+              <w:top w:val="single" w:sz="6" w:space="0" w:color="000000"/>
+              <w:left w:val="single" w:sz="6" w:space="0" w:color="000000"/>
+              <w:bottom w:val="single" w:sz="6" w:space="0" w:color="000000"/>
+              <w:right w:val="single" w:sz="6" w:space="0" w:color="000000"/>
+            </w:tcBorders>
+          </w:tcPr>
+          <w:p>
+            <w:pPr>
+              <w:spacing w:after="0" w:line="276" w:lineRule="auto"/>
+              <w:jc w:val="left"/>
+            </w:pPr>
+            <w:r>
+              <w:rPr>
+                <w:rFonts w:ascii="Times New Roman" w:hAnsi="Times New Roman"/>
+                <w:color w:val="000000"/>
+                <w:sz w:val="24"/>
+              </w:rPr>
+              <w:t>1,524 (15.2%)</w:t>
+            </w:r>
+          </w:p>
+        </w:tc>
+        <w:tc>
+          <w:tcPr>
+            <w:tcW w:type="dxa" w:w="2592"/>
+            <w:shd w:fill="FFFFFF"/>
+            <w:tcMar>
+              <w:top w:w="100" w:type="dxa"/>
+              <w:bottom w:w="100" w:type="dxa"/>
+              <w:left w:w="130" w:type="dxa"/>
+              <w:right w:w="130" w:type="dxa"/>
+            </w:tcMar>
+            <w:tcBorders>
+              <w:top w:val="single" w:sz="6" w:space="0" w:color="000000"/>
+              <w:left w:val="single" w:sz="6" w:space="0" w:color="000000"/>
+              <w:bottom w:val="single" w:sz="6" w:space="0" w:color="000000"/>
+              <w:right w:val="single" w:sz="6" w:space="0" w:color="000000"/>
+            </w:tcBorders>
+          </w:tcPr>
+          <w:p>
+            <w:pPr>
+              <w:spacing w:after="0" w:line="276" w:lineRule="auto"/>
+              <w:jc w:val="left"/>
+            </w:pPr>
+            <w:r>
+              <w:rPr>
+                <w:rFonts w:ascii="Times New Roman" w:hAnsi="Times New Roman"/>
+                <w:color w:val="000000"/>
+                <w:sz w:val="24"/>
+              </w:rPr>
+              <w:t>High Charlson comorbidity, severe polypharmacy, cardiorenal disease</w:t>
+            </w:r>
+          </w:p>
+        </w:tc>
+        <w:tc>
+          <w:tcPr>
+            <w:tcW w:type="dxa" w:w="2592"/>
+            <w:shd w:fill="FFFFFF"/>
+            <w:tcMar>
+              <w:top w:w="100" w:type="dxa"/>
+              <w:bottom w:w="100" w:type="dxa"/>
+              <w:left w:w="130" w:type="dxa"/>
+              <w:right w:w="130" w:type="dxa"/>
+            </w:tcMar>
+            <w:tcBorders>
+              <w:top w:val="single" w:sz="6" w:space="0" w:color="000000"/>
+              <w:left w:val="single" w:sz="6" w:space="0" w:color="000000"/>
+              <w:bottom w:val="single" w:sz="6" w:space="0" w:color="000000"/>
+              <w:right w:val="single" w:sz="6" w:space="0" w:color="000000"/>
+            </w:tcBorders>
+          </w:tcPr>
+          <w:p>
+            <w:pPr>
+              <w:spacing w:after="0" w:line="276" w:lineRule="auto"/>
+              <w:jc w:val="left"/>
+            </w:pPr>
+            <w:r>
+              <w:rPr>
+                <w:rFonts w:ascii="Times New Roman" w:hAnsi="Times New Roman"/>
+                <w:color w:val="000000"/>
+                <w:sz w:val="24"/>
+              </w:rPr>
+              <w:t>Correctly identified high-riskdecompensation profile</w:t>
+            </w:r>
+          </w:p>
+        </w:tc>
+        <w:tc>
+          <w:tcPr>
+            <w:tcW w:type="dxa" w:w="1872"/>
+            <w:shd w:fill="FFFFFF"/>
+            <w:tcMar>
+              <w:top w:w="100" w:type="dxa"/>
+              <w:bottom w:w="100" w:type="dxa"/>
+              <w:left w:w="130" w:type="dxa"/>
+              <w:right w:w="130" w:type="dxa"/>
+            </w:tcMar>
+            <w:tcBorders>
+              <w:top w:val="single" w:sz="6" w:space="0" w:color="000000"/>
+              <w:left w:val="single" w:sz="6" w:space="0" w:color="000000"/>
+              <w:bottom w:val="single" w:sz="6" w:space="0" w:color="000000"/>
+              <w:right w:val="single" w:sz="6" w:space="0" w:color="000000"/>
+            </w:tcBorders>
+          </w:tcPr>
+          <w:p>
+            <w:pPr>
+              <w:spacing w:after="0" w:line="276" w:lineRule="auto"/>
+              <w:jc w:val="left"/>
+            </w:pPr>
+            <w:r>
+              <w:rPr>
+                <w:rFonts w:ascii="Times New Roman" w:hAnsi="Times New Roman"/>
+                <w:color w:val="000000"/>
+                <w:sz w:val="24"/>
+              </w:rPr>
+              <w:t>Immediate enrollment in intensive Project RED care transition.</w:t>
+            </w:r>
+          </w:p>
+        </w:tc>
+      </w:tr>
+      <w:tr>
+        <w:trPr>
+          <w:cantSplit/>
+        </w:trPr>
+        <w:tc>
+          <w:tcPr>
+            <w:tcW w:type="dxa" w:w="2016"/>
+            <w:shd w:fill="FFFFFF"/>
+            <w:tcMar>
+              <w:top w:w="100" w:type="dxa"/>
+              <w:bottom w:w="100" w:type="dxa"/>
+              <w:left w:w="130" w:type="dxa"/>
+              <w:right w:w="130" w:type="dxa"/>
+            </w:tcMar>
+            <w:tcBorders>
+              <w:top w:val="single" w:sz="6" w:space="0" w:color="000000"/>
+              <w:left w:val="single" w:sz="6" w:space="0" w:color="000000"/>
+              <w:bottom w:val="single" w:sz="6" w:space="0" w:color="000000"/>
+              <w:right w:val="single" w:sz="6" w:space="0" w:color="000000"/>
+            </w:tcBorders>
+          </w:tcPr>
+          <w:p>
+            <w:pPr>
+              <w:spacing w:after="0" w:line="276" w:lineRule="auto"/>
+              <w:jc w:val="left"/>
+            </w:pPr>
+            <w:r>
+              <w:rPr>
+                <w:rFonts w:ascii="Times New Roman" w:hAnsi="Times New Roman"/>
+                <w:color w:val="000000"/>
+                <w:sz w:val="24"/>
+              </w:rPr>
+              <w:t>True Negatives (TN)</w:t>
+            </w:r>
+          </w:p>
+        </w:tc>
+        <w:tc>
+          <w:tcPr>
+            <w:tcW w:type="dxa" w:w="1728"/>
+            <w:shd w:fill="FFFFFF"/>
+            <w:tcMar>
+              <w:top w:w="100" w:type="dxa"/>
+              <w:bottom w:w="100" w:type="dxa"/>
+              <w:left w:w="130" w:type="dxa"/>
+              <w:right w:w="130" w:type="dxa"/>
+            </w:tcMar>
+            <w:tcBorders>
+              <w:top w:val="single" w:sz="6" w:space="0" w:color="000000"/>
+              <w:left w:val="single" w:sz="6" w:space="0" w:color="000000"/>
+              <w:bottom w:val="single" w:sz="6" w:space="0" w:color="000000"/>
+              <w:right w:val="single" w:sz="6" w:space="0" w:color="000000"/>
+            </w:tcBorders>
+          </w:tcPr>
+          <w:p>
+            <w:pPr>
+              <w:spacing w:after="0" w:line="276" w:lineRule="auto"/>
+              <w:jc w:val="left"/>
+            </w:pPr>
+            <w:r>
+              <w:rPr>
+                <w:rFonts w:ascii="Times New Roman" w:hAnsi="Times New Roman"/>
+                <w:color w:val="000000"/>
+                <w:sz w:val="24"/>
+              </w:rPr>
+              <w:t>6,512 (65.1%)</w:t>
+            </w:r>
+          </w:p>
+        </w:tc>
+        <w:tc>
+          <w:tcPr>
+            <w:tcW w:type="dxa" w:w="2592"/>
+            <w:shd w:fill="FFFFFF"/>
+            <w:tcMar>
+              <w:top w:w="100" w:type="dxa"/>
+              <w:bottom w:w="100" w:type="dxa"/>
+              <w:left w:w="130" w:type="dxa"/>
+              <w:right w:w="130" w:type="dxa"/>
+            </w:tcMar>
+            <w:tcBorders>
+              <w:top w:val="single" w:sz="6" w:space="0" w:color="000000"/>
+              <w:left w:val="single" w:sz="6" w:space="0" w:color="000000"/>
+              <w:bottom w:val="single" w:sz="6" w:space="0" w:color="000000"/>
+              <w:right w:val="single" w:sz="6" w:space="0" w:color="000000"/>
+            </w:tcBorders>
+          </w:tcPr>
+          <w:p>
+            <w:pPr>
+              <w:spacing w:after="0" w:line="276" w:lineRule="auto"/>
+              <w:jc w:val="left"/>
+            </w:pPr>
+            <w:r>
+              <w:rPr>
+                <w:rFonts w:ascii="Times New Roman" w:hAnsi="Times New Roman"/>
+                <w:color w:val="000000"/>
+                <w:sz w:val="24"/>
+              </w:rPr>
+              <w:t>Elective admissions, minimal comorbidity, stable lab discharge vitals</w:t>
+            </w:r>
+          </w:p>
+        </w:tc>
+        <w:tc>
+          <w:tcPr>
+            <w:tcW w:type="dxa" w:w="2592"/>
+            <w:shd w:fill="FFFFFF"/>
+            <w:tcMar>
+              <w:top w:w="100" w:type="dxa"/>
+              <w:bottom w:w="100" w:type="dxa"/>
+              <w:left w:w="130" w:type="dxa"/>
+              <w:right w:w="130" w:type="dxa"/>
+            </w:tcMar>
+            <w:tcBorders>
+              <w:top w:val="single" w:sz="6" w:space="0" w:color="000000"/>
+              <w:left w:val="single" w:sz="6" w:space="0" w:color="000000"/>
+              <w:bottom w:val="single" w:sz="6" w:space="0" w:color="000000"/>
+              <w:right w:val="single" w:sz="6" w:space="0" w:color="000000"/>
+            </w:tcBorders>
+          </w:tcPr>
+          <w:p>
+            <w:pPr>
+              <w:spacing w:after="0" w:line="276" w:lineRule="auto"/>
+              <w:jc w:val="left"/>
+            </w:pPr>
+            <w:r>
+              <w:rPr>
+                <w:rFonts w:ascii="Times New Roman" w:hAnsi="Times New Roman"/>
+                <w:color w:val="000000"/>
+                <w:sz w:val="24"/>
+              </w:rPr>
+              <w:t>Accurately classified low-risk recuperation trajectory</w:t>
+            </w:r>
+          </w:p>
+        </w:tc>
+        <w:tc>
+          <w:tcPr>
+            <w:tcW w:type="dxa" w:w="1872"/>
+            <w:shd w:fill="FFFFFF"/>
+            <w:tcMar>
+              <w:top w:w="100" w:type="dxa"/>
+              <w:bottom w:w="100" w:type="dxa"/>
+              <w:left w:w="130" w:type="dxa"/>
+              <w:right w:w="130" w:type="dxa"/>
+            </w:tcMar>
+            <w:tcBorders>
+              <w:top w:val="single" w:sz="6" w:space="0" w:color="000000"/>
+              <w:left w:val="single" w:sz="6" w:space="0" w:color="000000"/>
+              <w:bottom w:val="single" w:sz="6" w:space="0" w:color="000000"/>
+              <w:right w:val="single" w:sz="6" w:space="0" w:color="000000"/>
+            </w:tcBorders>
+          </w:tcPr>
+          <w:p>
+            <w:pPr>
+              <w:spacing w:after="0" w:line="276" w:lineRule="auto"/>
+              <w:jc w:val="left"/>
+            </w:pPr>
+            <w:r>
+              <w:rPr>
+                <w:rFonts w:ascii="Times New Roman" w:hAnsi="Times New Roman"/>
+                <w:color w:val="000000"/>
+                <w:sz w:val="24"/>
+              </w:rPr>
+              <w:t>Standard discharge instruction sheet; routine primary care follow-up.</w:t>
+            </w:r>
+          </w:p>
+        </w:tc>
+      </w:tr>
+      <w:tr>
+        <w:trPr>
+          <w:cantSplit/>
+        </w:trPr>
+        <w:tc>
+          <w:tcPr>
+            <w:tcW w:type="dxa" w:w="2016"/>
+            <w:shd w:fill="FFFFFF"/>
+            <w:tcMar>
+              <w:top w:w="100" w:type="dxa"/>
+              <w:bottom w:w="100" w:type="dxa"/>
+              <w:left w:w="130" w:type="dxa"/>
+              <w:right w:w="130" w:type="dxa"/>
+            </w:tcMar>
+            <w:tcBorders>
+              <w:top w:val="single" w:sz="6" w:space="0" w:color="000000"/>
+              <w:left w:val="single" w:sz="6" w:space="0" w:color="000000"/>
+              <w:bottom w:val="single" w:sz="6" w:space="0" w:color="000000"/>
+              <w:right w:val="single" w:sz="6" w:space="0" w:color="000000"/>
+            </w:tcBorders>
+          </w:tcPr>
+          <w:p>
+            <w:pPr>
+              <w:spacing w:after="0" w:line="276" w:lineRule="auto"/>
+              <w:jc w:val="left"/>
+            </w:pPr>
+            <w:r>
+              <w:rPr>
+                <w:rFonts w:ascii="Times New Roman" w:hAnsi="Times New Roman"/>
+                <w:color w:val="000000"/>
+                <w:sz w:val="24"/>
+              </w:rPr>
+              <w:t>False Positives (FP)</w:t>
+            </w:r>
+          </w:p>
+        </w:tc>
+        <w:tc>
+          <w:tcPr>
+            <w:tcW w:type="dxa" w:w="1728"/>
+            <w:shd w:fill="FFFFFF"/>
+            <w:tcMar>
+              <w:top w:w="100" w:type="dxa"/>
+              <w:bottom w:w="100" w:type="dxa"/>
+              <w:left w:w="130" w:type="dxa"/>
+              <w:right w:w="130" w:type="dxa"/>
+            </w:tcMar>
+            <w:tcBorders>
+              <w:top w:val="single" w:sz="6" w:space="0" w:color="000000"/>
+              <w:left w:val="single" w:sz="6" w:space="0" w:color="000000"/>
+              <w:bottom w:val="single" w:sz="6" w:space="0" w:color="000000"/>
+              <w:right w:val="single" w:sz="6" w:space="0" w:color="000000"/>
+            </w:tcBorders>
+          </w:tcPr>
+          <w:p>
+            <w:pPr>
+              <w:spacing w:after="0" w:line="276" w:lineRule="auto"/>
+              <w:jc w:val="left"/>
+            </w:pPr>
+            <w:r>
+              <w:rPr>
+                <w:rFonts w:ascii="Times New Roman" w:hAnsi="Times New Roman"/>
+                <w:color w:val="000000"/>
+                <w:sz w:val="24"/>
+              </w:rPr>
+              <w:t>1,548 (15.5%)</w:t>
+            </w:r>
+          </w:p>
+        </w:tc>
+        <w:tc>
+          <w:tcPr>
+            <w:tcW w:type="dxa" w:w="2592"/>
+            <w:shd w:fill="FFFFFF"/>
+            <w:tcMar>
+              <w:top w:w="100" w:type="dxa"/>
+              <w:bottom w:w="100" w:type="dxa"/>
+              <w:left w:w="130" w:type="dxa"/>
+              <w:right w:w="130" w:type="dxa"/>
+            </w:tcMar>
+            <w:tcBorders>
+              <w:top w:val="single" w:sz="6" w:space="0" w:color="000000"/>
+              <w:left w:val="single" w:sz="6" w:space="0" w:color="000000"/>
+              <w:bottom w:val="single" w:sz="6" w:space="0" w:color="000000"/>
+              <w:right w:val="single" w:sz="6" w:space="0" w:color="000000"/>
+            </w:tcBorders>
+          </w:tcPr>
+          <w:p>
+            <w:pPr>
+              <w:spacing w:after="0" w:line="276" w:lineRule="auto"/>
+              <w:jc w:val="left"/>
+            </w:pPr>
+            <w:r>
+              <w:rPr>
+                <w:rFonts w:ascii="Times New Roman" w:hAnsi="Times New Roman"/>
+                <w:color w:val="000000"/>
+                <w:sz w:val="24"/>
+              </w:rPr>
+              <w:t>Moderate comorbidity with strong outpatient social family support</w:t>
+            </w:r>
+          </w:p>
+        </w:tc>
+        <w:tc>
+          <w:tcPr>
+            <w:tcW w:type="dxa" w:w="2592"/>
+            <w:shd w:fill="FFFFFF"/>
+            <w:tcMar>
+              <w:top w:w="100" w:type="dxa"/>
+              <w:bottom w:w="100" w:type="dxa"/>
+              <w:left w:w="130" w:type="dxa"/>
+              <w:right w:w="130" w:type="dxa"/>
+            </w:tcMar>
+            <w:tcBorders>
+              <w:top w:val="single" w:sz="6" w:space="0" w:color="000000"/>
+              <w:left w:val="single" w:sz="6" w:space="0" w:color="000000"/>
+              <w:bottom w:val="single" w:sz="6" w:space="0" w:color="000000"/>
+              <w:right w:val="single" w:sz="6" w:space="0" w:color="000000"/>
+            </w:tcBorders>
+          </w:tcPr>
+          <w:p>
+            <w:pPr>
+              <w:spacing w:after="0" w:line="276" w:lineRule="auto"/>
+              <w:jc w:val="left"/>
+            </w:pPr>
+            <w:r>
+              <w:rPr>
+                <w:rFonts w:ascii="Times New Roman" w:hAnsi="Times New Roman"/>
+                <w:color w:val="000000"/>
+                <w:sz w:val="24"/>
+              </w:rPr>
+              <w:t>Model lacks visibility into informal home caregiving support</w:t>
+            </w:r>
+          </w:p>
+        </w:tc>
+        <w:tc>
+          <w:tcPr>
+            <w:tcW w:type="dxa" w:w="1872"/>
+            <w:shd w:fill="FFFFFF"/>
+            <w:tcMar>
+              <w:top w:w="100" w:type="dxa"/>
+              <w:bottom w:w="100" w:type="dxa"/>
+              <w:left w:w="130" w:type="dxa"/>
+              <w:right w:w="130" w:type="dxa"/>
+            </w:tcMar>
+            <w:tcBorders>
+              <w:top w:val="single" w:sz="6" w:space="0" w:color="000000"/>
+              <w:left w:val="single" w:sz="6" w:space="0" w:color="000000"/>
+              <w:bottom w:val="single" w:sz="6" w:space="0" w:color="000000"/>
+              <w:right w:val="single" w:sz="6" w:space="0" w:color="000000"/>
+            </w:tcBorders>
+          </w:tcPr>
+          <w:p>
+            <w:pPr>
+              <w:spacing w:after="0" w:line="276" w:lineRule="auto"/>
+              <w:jc w:val="left"/>
+            </w:pPr>
+            <w:r>
+              <w:rPr>
+                <w:rFonts w:ascii="Times New Roman" w:hAnsi="Times New Roman"/>
+                <w:color w:val="000000"/>
+                <w:sz w:val="24"/>
+              </w:rPr>
+              <w:t>Brief telephone wellness check; prevents costly bedside over-intervention.</w:t>
+            </w:r>
+          </w:p>
+        </w:tc>
+      </w:tr>
+      <w:tr>
+        <w:trPr>
+          <w:cantSplit/>
+        </w:trPr>
+        <w:tc>
+          <w:tcPr>
+            <w:tcW w:type="dxa" w:w="2016"/>
+            <w:shd w:fill="FFFFFF"/>
+            <w:tcMar>
+              <w:top w:w="100" w:type="dxa"/>
+              <w:bottom w:w="100" w:type="dxa"/>
+              <w:left w:w="130" w:type="dxa"/>
+              <w:right w:w="130" w:type="dxa"/>
+            </w:tcMar>
+            <w:tcBorders>
+              <w:top w:val="single" w:sz="6" w:space="0" w:color="000000"/>
+              <w:left w:val="single" w:sz="6" w:space="0" w:color="000000"/>
+              <w:bottom w:val="single" w:sz="6" w:space="0" w:color="000000"/>
+              <w:right w:val="single" w:sz="6" w:space="0" w:color="000000"/>
+            </w:tcBorders>
+          </w:tcPr>
+          <w:p>
+            <w:pPr>
+              <w:spacing w:after="0" w:line="276" w:lineRule="auto"/>
+              <w:jc w:val="left"/>
+            </w:pPr>
+            <w:r>
+              <w:rPr>
+                <w:rFonts w:ascii="Times New Roman" w:hAnsi="Times New Roman"/>
+                <w:color w:val="000000"/>
+                <w:sz w:val="24"/>
+              </w:rPr>
+              <w:t>False Negatives (FN)</w:t>
+            </w:r>
+          </w:p>
+        </w:tc>
+        <w:tc>
+          <w:tcPr>
+            <w:tcW w:type="dxa" w:w="1728"/>
+            <w:shd w:fill="FFFFFF"/>
+            <w:tcMar>
+              <w:top w:w="100" w:type="dxa"/>
+              <w:bottom w:w="100" w:type="dxa"/>
+              <w:left w:w="130" w:type="dxa"/>
+              <w:right w:w="130" w:type="dxa"/>
+            </w:tcMar>
+            <w:tcBorders>
+              <w:top w:val="single" w:sz="6" w:space="0" w:color="000000"/>
+              <w:left w:val="single" w:sz="6" w:space="0" w:color="000000"/>
+              <w:bottom w:val="single" w:sz="6" w:space="0" w:color="000000"/>
+              <w:right w:val="single" w:sz="6" w:space="0" w:color="000000"/>
+            </w:tcBorders>
+          </w:tcPr>
+          <w:p>
+            <w:pPr>
+              <w:spacing w:after="0" w:line="276" w:lineRule="auto"/>
+              <w:jc w:val="left"/>
+            </w:pPr>
+            <w:r>
+              <w:rPr>
+                <w:rFonts w:ascii="Times New Roman" w:hAnsi="Times New Roman"/>
+                <w:color w:val="000000"/>
+                <w:sz w:val="24"/>
+              </w:rPr>
+              <w:t>416 (4.2%)</w:t>
+            </w:r>
+          </w:p>
+        </w:tc>
+        <w:tc>
+          <w:tcPr>
+            <w:tcW w:type="dxa" w:w="2592"/>
+            <w:shd w:fill="FFFFFF"/>
+            <w:tcMar>
+              <w:top w:w="100" w:type="dxa"/>
+              <w:bottom w:w="100" w:type="dxa"/>
+              <w:left w:w="130" w:type="dxa"/>
+              <w:right w:w="130" w:type="dxa"/>
+            </w:tcMar>
+            <w:tcBorders>
+              <w:top w:val="single" w:sz="6" w:space="0" w:color="000000"/>
+              <w:left w:val="single" w:sz="6" w:space="0" w:color="000000"/>
+              <w:bottom w:val="single" w:sz="6" w:space="0" w:color="000000"/>
+              <w:right w:val="single" w:sz="6" w:space="0" w:color="000000"/>
+            </w:tcBorders>
+          </w:tcPr>
+          <w:p>
+            <w:pPr>
+              <w:spacing w:after="0" w:line="276" w:lineRule="auto"/>
+              <w:jc w:val="left"/>
+            </w:pPr>
+            <w:r>
+              <w:rPr>
+                <w:rFonts w:ascii="Times New Roman" w:hAnsi="Times New Roman"/>
+                <w:color w:val="000000"/>
+                <w:sz w:val="24"/>
+              </w:rPr>
+              <w:t>Unexpected post-discharge acute trauma or surgical wound infection</w:t>
+            </w:r>
+          </w:p>
+        </w:tc>
+        <w:tc>
+          <w:tcPr>
+            <w:tcW w:type="dxa" w:w="2592"/>
+            <w:shd w:fill="FFFFFF"/>
+            <w:tcMar>
+              <w:top w:w="100" w:type="dxa"/>
+              <w:bottom w:w="100" w:type="dxa"/>
+              <w:left w:w="130" w:type="dxa"/>
+              <w:right w:w="130" w:type="dxa"/>
+            </w:tcMar>
+            <w:tcBorders>
+              <w:top w:val="single" w:sz="6" w:space="0" w:color="000000"/>
+              <w:left w:val="single" w:sz="6" w:space="0" w:color="000000"/>
+              <w:bottom w:val="single" w:sz="6" w:space="0" w:color="000000"/>
+              <w:right w:val="single" w:sz="6" w:space="0" w:color="000000"/>
+            </w:tcBorders>
+          </w:tcPr>
+          <w:p>
+            <w:pPr>
+              <w:spacing w:after="0" w:line="276" w:lineRule="auto"/>
+              <w:jc w:val="left"/>
+            </w:pPr>
+            <w:r>
+              <w:rPr>
+                <w:rFonts w:ascii="Times New Roman" w:hAnsi="Times New Roman"/>
+                <w:color w:val="000000"/>
+                <w:sz w:val="24"/>
+              </w:rPr>
+              <w:t>Decompensation driven by unpredictable acute post-discharge events</w:t>
+            </w:r>
+          </w:p>
+        </w:tc>
+        <w:tc>
+          <w:tcPr>
+            <w:tcW w:type="dxa" w:w="1872"/>
+            <w:shd w:fill="FFFFFF"/>
+            <w:tcMar>
+              <w:top w:w="100" w:type="dxa"/>
+              <w:bottom w:w="100" w:type="dxa"/>
+              <w:left w:w="130" w:type="dxa"/>
+              <w:right w:w="130" w:type="dxa"/>
+            </w:tcMar>
+            <w:tcBorders>
+              <w:top w:val="single" w:sz="6" w:space="0" w:color="000000"/>
+              <w:left w:val="single" w:sz="6" w:space="0" w:color="000000"/>
+              <w:bottom w:val="single" w:sz="6" w:space="0" w:color="000000"/>
+              <w:right w:val="single" w:sz="6" w:space="0" w:color="000000"/>
+            </w:tcBorders>
+          </w:tcPr>
+          <w:p>
+            <w:pPr>
+              <w:spacing w:after="0" w:line="276" w:lineRule="auto"/>
+              <w:jc w:val="left"/>
+            </w:pPr>
+            <w:r>
+              <w:rPr>
+                <w:rFonts w:ascii="Times New Roman" w:hAnsi="Times New Roman"/>
+                <w:color w:val="000000"/>
+                <w:sz w:val="24"/>
+              </w:rPr>
+              <w:t>Add surgical discharge monitoring flag and post-op wound clinic touchpoints.</w:t>
+            </w:r>
+          </w:p>
+        </w:tc>
+      </w:tr>
+    </w:tbl>
+    <w:p>
+      <w:pPr>
+        <w:keepNext/>
+        <w:widowControl/>
+        <w:spacing w:before="320" w:after="100"/>
       </w:pPr>
       <w:r>
         <w:rPr>
           <w:rFonts w:ascii="Times New Roman" w:hAnsi="Times New Roman"/>
           <w:b/>
-          <w:color w:val="002060"/>
-          <w:sz w:val="30"/>
+          <w:color w:val="000000"/>
+          <w:sz w:val="36"/>
         </w:rPr>
-        <w:t>5. Analytical Limitations and Future Research Directions</w:t>
+        <w:t>3. CMS HRRP Financial Exposure &amp; Penalty Mitigation Modeling</w:t>
       </w:r>
     </w:p>
     <w:p>
       <w:pPr>
-        <w:spacing w:line="276" w:lineRule="auto" w:after="120"/>
+        <w:keepNext/>
+        <w:widowControl/>
+        <w:spacing w:before="0" w:after="100" w:line="276" w:lineRule="auto"/>
       </w:pPr>
       <w:r>
         <w:rPr>
           <w:rFonts w:ascii="Times New Roman" w:hAnsi="Times New Roman"/>
+          <w:color w:val="000000"/>
           <w:sz w:val="24"/>
         </w:rPr>
-        <w:t>Several analytical limitations must be acknowledged in interpreting these findings:</w:t>
+        <w:t>The financial exposure under CMS HRRP is calculated via the Excess Readmission Ratio (ERR). A facility's ERR is the ratio of predicted 30-day readmissions to expected readmissions given patient age and comorbidities. An ERR &gt; 1.0 triggers base DRG payment reductions:</w:t>
+      </w:r>
+    </w:p>
+    <w:tbl>
+      <w:tblPr>
+        <w:tblW w:type="auto" w:w="0"/>
+        <w:jc w:val="center"/>
+        <w:tblLook w:firstColumn="1" w:firstRow="1" w:lastColumn="0" w:lastRow="0" w:noHBand="0" w:noVBand="1" w:val="04A0"/>
+      </w:tblPr>
+      <w:tblGrid>
+        <w:gridCol w:w="1632"/>
+        <w:gridCol w:w="1632"/>
+        <w:gridCol w:w="1632"/>
+        <w:gridCol w:w="1632"/>
+        <w:gridCol w:w="1632"/>
+        <w:gridCol w:w="1632"/>
+      </w:tblGrid>
+      <w:tr>
+        <w:trPr>
+          <w:tblHeader/>
+          <w:cantSplit/>
+        </w:trPr>
+        <w:tc>
+          <w:tcPr>
+            <w:tcW w:type="dxa" w:w="2304"/>
+            <w:shd w:fill="FFFFFF"/>
+            <w:tcMar>
+              <w:top w:w="120" w:type="dxa"/>
+              <w:bottom w:w="120" w:type="dxa"/>
+              <w:left w:w="130" w:type="dxa"/>
+              <w:right w:w="130" w:type="dxa"/>
+            </w:tcMar>
+            <w:tcBorders>
+              <w:top w:val="single" w:sz="12" w:space="0" w:color="000000"/>
+              <w:left w:val="single" w:sz="6" w:space="0" w:color="000000"/>
+              <w:bottom w:val="single" w:sz="16" w:space="0" w:color="000000"/>
+              <w:right w:val="single" w:sz="6" w:space="0" w:color="000000"/>
+            </w:tcBorders>
+          </w:tcPr>
+          <w:p>
+            <w:pPr>
+              <w:spacing w:after="0"/>
+              <w:jc w:val="left"/>
+            </w:pPr>
+            <w:r>
+              <w:rPr>
+                <w:rFonts w:ascii="Times New Roman" w:hAnsi="Times New Roman"/>
+                <w:b/>
+                <w:color w:val="000000"/>
+                <w:sz w:val="25"/>
+              </w:rPr>
+              <w:t>Chronic Disease Cohort</w:t>
+            </w:r>
+          </w:p>
+        </w:tc>
+        <w:tc>
+          <w:tcPr>
+            <w:tcW w:type="dxa" w:w="1584"/>
+            <w:shd w:fill="FFFFFF"/>
+            <w:tcMar>
+              <w:top w:w="120" w:type="dxa"/>
+              <w:bottom w:w="120" w:type="dxa"/>
+              <w:left w:w="130" w:type="dxa"/>
+              <w:right w:w="130" w:type="dxa"/>
+            </w:tcMar>
+            <w:tcBorders>
+              <w:top w:val="single" w:sz="12" w:space="0" w:color="000000"/>
+              <w:left w:val="single" w:sz="6" w:space="0" w:color="000000"/>
+              <w:bottom w:val="single" w:sz="16" w:space="0" w:color="000000"/>
+              <w:right w:val="single" w:sz="6" w:space="0" w:color="000000"/>
+            </w:tcBorders>
+          </w:tcPr>
+          <w:p>
+            <w:pPr>
+              <w:spacing w:after="0"/>
+              <w:jc w:val="left"/>
+            </w:pPr>
+            <w:r>
+              <w:rPr>
+                <w:rFonts w:ascii="Times New Roman" w:hAnsi="Times New Roman"/>
+                <w:b/>
+                <w:color w:val="000000"/>
+                <w:sz w:val="25"/>
+              </w:rPr>
+              <w:t>Baseline Encounters</w:t>
+            </w:r>
+          </w:p>
+        </w:tc>
+        <w:tc>
+          <w:tcPr>
+            <w:tcW w:type="dxa" w:w="1584"/>
+            <w:shd w:fill="FFFFFF"/>
+            <w:tcMar>
+              <w:top w:w="120" w:type="dxa"/>
+              <w:bottom w:w="120" w:type="dxa"/>
+              <w:left w:w="130" w:type="dxa"/>
+              <w:right w:w="130" w:type="dxa"/>
+            </w:tcMar>
+            <w:tcBorders>
+              <w:top w:val="single" w:sz="12" w:space="0" w:color="000000"/>
+              <w:left w:val="single" w:sz="6" w:space="0" w:color="000000"/>
+              <w:bottom w:val="single" w:sz="16" w:space="0" w:color="000000"/>
+              <w:right w:val="single" w:sz="6" w:space="0" w:color="000000"/>
+            </w:tcBorders>
+          </w:tcPr>
+          <w:p>
+            <w:pPr>
+              <w:spacing w:after="0"/>
+              <w:jc w:val="left"/>
+            </w:pPr>
+            <w:r>
+              <w:rPr>
+                <w:rFonts w:ascii="Times New Roman" w:hAnsi="Times New Roman"/>
+                <w:b/>
+                <w:color w:val="000000"/>
+                <w:sz w:val="25"/>
+              </w:rPr>
+              <w:t>Baseline Readmit Rate</w:t>
+            </w:r>
+          </w:p>
+        </w:tc>
+        <w:tc>
+          <w:tcPr>
+            <w:tcW w:type="dxa" w:w="1728"/>
+            <w:shd w:fill="FFFFFF"/>
+            <w:tcMar>
+              <w:top w:w="120" w:type="dxa"/>
+              <w:bottom w:w="120" w:type="dxa"/>
+              <w:left w:w="130" w:type="dxa"/>
+              <w:right w:w="130" w:type="dxa"/>
+            </w:tcMar>
+            <w:tcBorders>
+              <w:top w:val="single" w:sz="12" w:space="0" w:color="000000"/>
+              <w:left w:val="single" w:sz="6" w:space="0" w:color="000000"/>
+              <w:bottom w:val="single" w:sz="16" w:space="0" w:color="000000"/>
+              <w:right w:val="single" w:sz="6" w:space="0" w:color="000000"/>
+            </w:tcBorders>
+          </w:tcPr>
+          <w:p>
+            <w:pPr>
+              <w:spacing w:after="0"/>
+              <w:jc w:val="left"/>
+            </w:pPr>
+            <w:r>
+              <w:rPr>
+                <w:rFonts w:ascii="Times New Roman" w:hAnsi="Times New Roman"/>
+                <w:b/>
+                <w:color w:val="000000"/>
+                <w:sz w:val="25"/>
+              </w:rPr>
+              <w:t>Current ERR</w:t>
+            </w:r>
+          </w:p>
+        </w:tc>
+        <w:tc>
+          <w:tcPr>
+            <w:tcW w:type="dxa" w:w="1872"/>
+            <w:shd w:fill="FFFFFF"/>
+            <w:tcMar>
+              <w:top w:w="120" w:type="dxa"/>
+              <w:bottom w:w="120" w:type="dxa"/>
+              <w:left w:w="130" w:type="dxa"/>
+              <w:right w:w="130" w:type="dxa"/>
+            </w:tcMar>
+            <w:tcBorders>
+              <w:top w:val="single" w:sz="12" w:space="0" w:color="000000"/>
+              <w:left w:val="single" w:sz="6" w:space="0" w:color="000000"/>
+              <w:bottom w:val="single" w:sz="16" w:space="0" w:color="000000"/>
+              <w:right w:val="single" w:sz="6" w:space="0" w:color="000000"/>
+            </w:tcBorders>
+          </w:tcPr>
+          <w:p>
+            <w:pPr>
+              <w:spacing w:after="0"/>
+              <w:jc w:val="left"/>
+            </w:pPr>
+            <w:r>
+              <w:rPr>
+                <w:rFonts w:ascii="Times New Roman" w:hAnsi="Times New Roman"/>
+                <w:b/>
+                <w:color w:val="000000"/>
+                <w:sz w:val="25"/>
+              </w:rPr>
+              <w:t>Projected Post-Intervention Rate</w:t>
+            </w:r>
+          </w:p>
+        </w:tc>
+        <w:tc>
+          <w:tcPr>
+            <w:tcW w:type="dxa" w:w="1728"/>
+            <w:shd w:fill="FFFFFF"/>
+            <w:tcMar>
+              <w:top w:w="120" w:type="dxa"/>
+              <w:bottom w:w="120" w:type="dxa"/>
+              <w:left w:w="130" w:type="dxa"/>
+              <w:right w:w="130" w:type="dxa"/>
+            </w:tcMar>
+            <w:tcBorders>
+              <w:top w:val="single" w:sz="12" w:space="0" w:color="000000"/>
+              <w:left w:val="single" w:sz="6" w:space="0" w:color="000000"/>
+              <w:bottom w:val="single" w:sz="16" w:space="0" w:color="000000"/>
+              <w:right w:val="single" w:sz="6" w:space="0" w:color="000000"/>
+            </w:tcBorders>
+          </w:tcPr>
+          <w:p>
+            <w:pPr>
+              <w:spacing w:after="0"/>
+              <w:jc w:val="left"/>
+            </w:pPr>
+            <w:r>
+              <w:rPr>
+                <w:rFonts w:ascii="Times New Roman" w:hAnsi="Times New Roman"/>
+                <w:b/>
+                <w:color w:val="000000"/>
+                <w:sz w:val="25"/>
+              </w:rPr>
+              <w:t>Annual Cost Savings ($)</w:t>
+            </w:r>
+          </w:p>
+        </w:tc>
+      </w:tr>
+      <w:tr>
+        <w:trPr>
+          <w:cantSplit/>
+        </w:trPr>
+        <w:tc>
+          <w:tcPr>
+            <w:tcW w:type="dxa" w:w="2304"/>
+            <w:shd w:fill="FFFFFF"/>
+            <w:tcMar>
+              <w:top w:w="100" w:type="dxa"/>
+              <w:bottom w:w="100" w:type="dxa"/>
+              <w:left w:w="130" w:type="dxa"/>
+              <w:right w:w="130" w:type="dxa"/>
+            </w:tcMar>
+            <w:tcBorders>
+              <w:top w:val="single" w:sz="6" w:space="0" w:color="000000"/>
+              <w:left w:val="single" w:sz="6" w:space="0" w:color="000000"/>
+              <w:bottom w:val="single" w:sz="6" w:space="0" w:color="000000"/>
+              <w:right w:val="single" w:sz="6" w:space="0" w:color="000000"/>
+            </w:tcBorders>
+          </w:tcPr>
+          <w:p>
+            <w:pPr>
+              <w:spacing w:after="0" w:line="276" w:lineRule="auto"/>
+              <w:jc w:val="left"/>
+            </w:pPr>
+            <w:r>
+              <w:rPr>
+                <w:rFonts w:ascii="Times New Roman" w:hAnsi="Times New Roman"/>
+                <w:color w:val="000000"/>
+                <w:sz w:val="24"/>
+              </w:rPr>
+              <w:t>Congestive Heart Failure (CHF)</w:t>
+            </w:r>
+          </w:p>
+        </w:tc>
+        <w:tc>
+          <w:tcPr>
+            <w:tcW w:type="dxa" w:w="1584"/>
+            <w:shd w:fill="FFFFFF"/>
+            <w:tcMar>
+              <w:top w:w="100" w:type="dxa"/>
+              <w:bottom w:w="100" w:type="dxa"/>
+              <w:left w:w="130" w:type="dxa"/>
+              <w:right w:w="130" w:type="dxa"/>
+            </w:tcMar>
+            <w:tcBorders>
+              <w:top w:val="single" w:sz="6" w:space="0" w:color="000000"/>
+              <w:left w:val="single" w:sz="6" w:space="0" w:color="000000"/>
+              <w:bottom w:val="single" w:sz="6" w:space="0" w:color="000000"/>
+              <w:right w:val="single" w:sz="6" w:space="0" w:color="000000"/>
+            </w:tcBorders>
+          </w:tcPr>
+          <w:p>
+            <w:pPr>
+              <w:spacing w:after="0" w:line="276" w:lineRule="auto"/>
+              <w:jc w:val="left"/>
+            </w:pPr>
+            <w:r>
+              <w:rPr>
+                <w:rFonts w:ascii="Times New Roman" w:hAnsi="Times New Roman"/>
+                <w:color w:val="000000"/>
+                <w:sz w:val="24"/>
+              </w:rPr>
+              <w:t>2,840</w:t>
+            </w:r>
+          </w:p>
+        </w:tc>
+        <w:tc>
+          <w:tcPr>
+            <w:tcW w:type="dxa" w:w="1584"/>
+            <w:shd w:fill="FFFFFF"/>
+            <w:tcMar>
+              <w:top w:w="100" w:type="dxa"/>
+              <w:bottom w:w="100" w:type="dxa"/>
+              <w:left w:w="130" w:type="dxa"/>
+              <w:right w:w="130" w:type="dxa"/>
+            </w:tcMar>
+            <w:tcBorders>
+              <w:top w:val="single" w:sz="6" w:space="0" w:color="000000"/>
+              <w:left w:val="single" w:sz="6" w:space="0" w:color="000000"/>
+              <w:bottom w:val="single" w:sz="6" w:space="0" w:color="000000"/>
+              <w:right w:val="single" w:sz="6" w:space="0" w:color="000000"/>
+            </w:tcBorders>
+          </w:tcPr>
+          <w:p>
+            <w:pPr>
+              <w:spacing w:after="0" w:line="276" w:lineRule="auto"/>
+              <w:jc w:val="left"/>
+            </w:pPr>
+            <w:r>
+              <w:rPr>
+                <w:rFonts w:ascii="Times New Roman" w:hAnsi="Times New Roman"/>
+                <w:color w:val="000000"/>
+                <w:sz w:val="24"/>
+              </w:rPr>
+              <w:t>22.8%</w:t>
+            </w:r>
+          </w:p>
+        </w:tc>
+        <w:tc>
+          <w:tcPr>
+            <w:tcW w:type="dxa" w:w="1728"/>
+            <w:shd w:fill="FFFFFF"/>
+            <w:tcMar>
+              <w:top w:w="100" w:type="dxa"/>
+              <w:bottom w:w="100" w:type="dxa"/>
+              <w:left w:w="130" w:type="dxa"/>
+              <w:right w:w="130" w:type="dxa"/>
+            </w:tcMar>
+            <w:tcBorders>
+              <w:top w:val="single" w:sz="6" w:space="0" w:color="000000"/>
+              <w:left w:val="single" w:sz="6" w:space="0" w:color="000000"/>
+              <w:bottom w:val="single" w:sz="6" w:space="0" w:color="000000"/>
+              <w:right w:val="single" w:sz="6" w:space="0" w:color="000000"/>
+            </w:tcBorders>
+          </w:tcPr>
+          <w:p>
+            <w:pPr>
+              <w:spacing w:after="0" w:line="276" w:lineRule="auto"/>
+              <w:jc w:val="left"/>
+            </w:pPr>
+            <w:r>
+              <w:rPr>
+                <w:rFonts w:ascii="Times New Roman" w:hAnsi="Times New Roman"/>
+                <w:color w:val="000000"/>
+                <w:sz w:val="24"/>
+              </w:rPr>
+              <w:t>1.082 (Penalty Tier)</w:t>
+            </w:r>
+          </w:p>
+        </w:tc>
+        <w:tc>
+          <w:tcPr>
+            <w:tcW w:type="dxa" w:w="1872"/>
+            <w:shd w:fill="FFFFFF"/>
+            <w:tcMar>
+              <w:top w:w="100" w:type="dxa"/>
+              <w:bottom w:w="100" w:type="dxa"/>
+              <w:left w:w="130" w:type="dxa"/>
+              <w:right w:w="130" w:type="dxa"/>
+            </w:tcMar>
+            <w:tcBorders>
+              <w:top w:val="single" w:sz="6" w:space="0" w:color="000000"/>
+              <w:left w:val="single" w:sz="6" w:space="0" w:color="000000"/>
+              <w:bottom w:val="single" w:sz="6" w:space="0" w:color="000000"/>
+              <w:right w:val="single" w:sz="6" w:space="0" w:color="000000"/>
+            </w:tcBorders>
+          </w:tcPr>
+          <w:p>
+            <w:pPr>
+              <w:spacing w:after="0" w:line="276" w:lineRule="auto"/>
+              <w:jc w:val="left"/>
+            </w:pPr>
+            <w:r>
+              <w:rPr>
+                <w:rFonts w:ascii="Times New Roman" w:hAnsi="Times New Roman"/>
+                <w:color w:val="000000"/>
+                <w:sz w:val="24"/>
+              </w:rPr>
+              <w:t>18.2% (-20.1% rel)</w:t>
+            </w:r>
+          </w:p>
+        </w:tc>
+        <w:tc>
+          <w:tcPr>
+            <w:tcW w:type="dxa" w:w="1728"/>
+            <w:shd w:fill="FFFFFF"/>
+            <w:tcMar>
+              <w:top w:w="100" w:type="dxa"/>
+              <w:bottom w:w="100" w:type="dxa"/>
+              <w:left w:w="130" w:type="dxa"/>
+              <w:right w:w="130" w:type="dxa"/>
+            </w:tcMar>
+            <w:tcBorders>
+              <w:top w:val="single" w:sz="6" w:space="0" w:color="000000"/>
+              <w:left w:val="single" w:sz="6" w:space="0" w:color="000000"/>
+              <w:bottom w:val="single" w:sz="6" w:space="0" w:color="000000"/>
+              <w:right w:val="single" w:sz="6" w:space="0" w:color="000000"/>
+            </w:tcBorders>
+          </w:tcPr>
+          <w:p>
+            <w:pPr>
+              <w:spacing w:after="0" w:line="276" w:lineRule="auto"/>
+              <w:jc w:val="left"/>
+            </w:pPr>
+            <w:r>
+              <w:rPr>
+                <w:rFonts w:ascii="Times New Roman" w:hAnsi="Times New Roman"/>
+                <w:color w:val="000000"/>
+                <w:sz w:val="24"/>
+              </w:rPr>
+              <w:t>$485,000 penalty avoidance</w:t>
+            </w:r>
+          </w:p>
+        </w:tc>
+      </w:tr>
+      <w:tr>
+        <w:trPr>
+          <w:cantSplit/>
+        </w:trPr>
+        <w:tc>
+          <w:tcPr>
+            <w:tcW w:type="dxa" w:w="2304"/>
+            <w:shd w:fill="FFFFFF"/>
+            <w:tcMar>
+              <w:top w:w="100" w:type="dxa"/>
+              <w:bottom w:w="100" w:type="dxa"/>
+              <w:left w:w="130" w:type="dxa"/>
+              <w:right w:w="130" w:type="dxa"/>
+            </w:tcMar>
+            <w:tcBorders>
+              <w:top w:val="single" w:sz="6" w:space="0" w:color="000000"/>
+              <w:left w:val="single" w:sz="6" w:space="0" w:color="000000"/>
+              <w:bottom w:val="single" w:sz="6" w:space="0" w:color="000000"/>
+              <w:right w:val="single" w:sz="6" w:space="0" w:color="000000"/>
+            </w:tcBorders>
+          </w:tcPr>
+          <w:p>
+            <w:pPr>
+              <w:spacing w:after="0" w:line="276" w:lineRule="auto"/>
+              <w:jc w:val="left"/>
+            </w:pPr>
+            <w:r>
+              <w:rPr>
+                <w:rFonts w:ascii="Times New Roman" w:hAnsi="Times New Roman"/>
+                <w:color w:val="000000"/>
+                <w:sz w:val="24"/>
+              </w:rPr>
+              <w:t>Acute Myocardial Infarction</w:t>
+            </w:r>
+          </w:p>
+        </w:tc>
+        <w:tc>
+          <w:tcPr>
+            <w:tcW w:type="dxa" w:w="1584"/>
+            <w:shd w:fill="FFFFFF"/>
+            <w:tcMar>
+              <w:top w:w="100" w:type="dxa"/>
+              <w:bottom w:w="100" w:type="dxa"/>
+              <w:left w:w="130" w:type="dxa"/>
+              <w:right w:w="130" w:type="dxa"/>
+            </w:tcMar>
+            <w:tcBorders>
+              <w:top w:val="single" w:sz="6" w:space="0" w:color="000000"/>
+              <w:left w:val="single" w:sz="6" w:space="0" w:color="000000"/>
+              <w:bottom w:val="single" w:sz="6" w:space="0" w:color="000000"/>
+              <w:right w:val="single" w:sz="6" w:space="0" w:color="000000"/>
+            </w:tcBorders>
+          </w:tcPr>
+          <w:p>
+            <w:pPr>
+              <w:spacing w:after="0" w:line="276" w:lineRule="auto"/>
+              <w:jc w:val="left"/>
+            </w:pPr>
+            <w:r>
+              <w:rPr>
+                <w:rFonts w:ascii="Times New Roman" w:hAnsi="Times New Roman"/>
+                <w:color w:val="000000"/>
+                <w:sz w:val="24"/>
+              </w:rPr>
+              <w:t>1,920</w:t>
+            </w:r>
+          </w:p>
+        </w:tc>
+        <w:tc>
+          <w:tcPr>
+            <w:tcW w:type="dxa" w:w="1584"/>
+            <w:shd w:fill="FFFFFF"/>
+            <w:tcMar>
+              <w:top w:w="100" w:type="dxa"/>
+              <w:bottom w:w="100" w:type="dxa"/>
+              <w:left w:w="130" w:type="dxa"/>
+              <w:right w:w="130" w:type="dxa"/>
+            </w:tcMar>
+            <w:tcBorders>
+              <w:top w:val="single" w:sz="6" w:space="0" w:color="000000"/>
+              <w:left w:val="single" w:sz="6" w:space="0" w:color="000000"/>
+              <w:bottom w:val="single" w:sz="6" w:space="0" w:color="000000"/>
+              <w:right w:val="single" w:sz="6" w:space="0" w:color="000000"/>
+            </w:tcBorders>
+          </w:tcPr>
+          <w:p>
+            <w:pPr>
+              <w:spacing w:after="0" w:line="276" w:lineRule="auto"/>
+              <w:jc w:val="left"/>
+            </w:pPr>
+            <w:r>
+              <w:rPr>
+                <w:rFonts w:ascii="Times New Roman" w:hAnsi="Times New Roman"/>
+                <w:color w:val="000000"/>
+                <w:sz w:val="24"/>
+              </w:rPr>
+              <w:t>18.4%</w:t>
+            </w:r>
+          </w:p>
+        </w:tc>
+        <w:tc>
+          <w:tcPr>
+            <w:tcW w:type="dxa" w:w="1728"/>
+            <w:shd w:fill="FFFFFF"/>
+            <w:tcMar>
+              <w:top w:w="100" w:type="dxa"/>
+              <w:bottom w:w="100" w:type="dxa"/>
+              <w:left w:w="130" w:type="dxa"/>
+              <w:right w:w="130" w:type="dxa"/>
+            </w:tcMar>
+            <w:tcBorders>
+              <w:top w:val="single" w:sz="6" w:space="0" w:color="000000"/>
+              <w:left w:val="single" w:sz="6" w:space="0" w:color="000000"/>
+              <w:bottom w:val="single" w:sz="6" w:space="0" w:color="000000"/>
+              <w:right w:val="single" w:sz="6" w:space="0" w:color="000000"/>
+            </w:tcBorders>
+          </w:tcPr>
+          <w:p>
+            <w:pPr>
+              <w:spacing w:after="0" w:line="276" w:lineRule="auto"/>
+              <w:jc w:val="left"/>
+            </w:pPr>
+            <w:r>
+              <w:rPr>
+                <w:rFonts w:ascii="Times New Roman" w:hAnsi="Times New Roman"/>
+                <w:color w:val="000000"/>
+                <w:sz w:val="24"/>
+              </w:rPr>
+              <w:t>1.045 (Penalty Tier)</w:t>
+            </w:r>
+          </w:p>
+        </w:tc>
+        <w:tc>
+          <w:tcPr>
+            <w:tcW w:type="dxa" w:w="1872"/>
+            <w:shd w:fill="FFFFFF"/>
+            <w:tcMar>
+              <w:top w:w="100" w:type="dxa"/>
+              <w:bottom w:w="100" w:type="dxa"/>
+              <w:left w:w="130" w:type="dxa"/>
+              <w:right w:w="130" w:type="dxa"/>
+            </w:tcMar>
+            <w:tcBorders>
+              <w:top w:val="single" w:sz="6" w:space="0" w:color="000000"/>
+              <w:left w:val="single" w:sz="6" w:space="0" w:color="000000"/>
+              <w:bottom w:val="single" w:sz="6" w:space="0" w:color="000000"/>
+              <w:right w:val="single" w:sz="6" w:space="0" w:color="000000"/>
+            </w:tcBorders>
+          </w:tcPr>
+          <w:p>
+            <w:pPr>
+              <w:spacing w:after="0" w:line="276" w:lineRule="auto"/>
+              <w:jc w:val="left"/>
+            </w:pPr>
+            <w:r>
+              <w:rPr>
+                <w:rFonts w:ascii="Times New Roman" w:hAnsi="Times New Roman"/>
+                <w:color w:val="000000"/>
+                <w:sz w:val="24"/>
+              </w:rPr>
+              <w:t>14.8% (-19.5% rel)</w:t>
+            </w:r>
+          </w:p>
+        </w:tc>
+        <w:tc>
+          <w:tcPr>
+            <w:tcW w:type="dxa" w:w="1728"/>
+            <w:shd w:fill="FFFFFF"/>
+            <w:tcMar>
+              <w:top w:w="100" w:type="dxa"/>
+              <w:bottom w:w="100" w:type="dxa"/>
+              <w:left w:w="130" w:type="dxa"/>
+              <w:right w:w="130" w:type="dxa"/>
+            </w:tcMar>
+            <w:tcBorders>
+              <w:top w:val="single" w:sz="6" w:space="0" w:color="000000"/>
+              <w:left w:val="single" w:sz="6" w:space="0" w:color="000000"/>
+              <w:bottom w:val="single" w:sz="6" w:space="0" w:color="000000"/>
+              <w:right w:val="single" w:sz="6" w:space="0" w:color="000000"/>
+            </w:tcBorders>
+          </w:tcPr>
+          <w:p>
+            <w:pPr>
+              <w:spacing w:after="0" w:line="276" w:lineRule="auto"/>
+              <w:jc w:val="left"/>
+            </w:pPr>
+            <w:r>
+              <w:rPr>
+                <w:rFonts w:ascii="Times New Roman" w:hAnsi="Times New Roman"/>
+                <w:color w:val="000000"/>
+                <w:sz w:val="24"/>
+              </w:rPr>
+              <w:t>$320,000 penalty avoidance</w:t>
+            </w:r>
+          </w:p>
+        </w:tc>
+      </w:tr>
+      <w:tr>
+        <w:trPr>
+          <w:cantSplit/>
+        </w:trPr>
+        <w:tc>
+          <w:tcPr>
+            <w:tcW w:type="dxa" w:w="2304"/>
+            <w:shd w:fill="FFFFFF"/>
+            <w:tcMar>
+              <w:top w:w="100" w:type="dxa"/>
+              <w:bottom w:w="100" w:type="dxa"/>
+              <w:left w:w="130" w:type="dxa"/>
+              <w:right w:w="130" w:type="dxa"/>
+            </w:tcMar>
+            <w:tcBorders>
+              <w:top w:val="single" w:sz="6" w:space="0" w:color="000000"/>
+              <w:left w:val="single" w:sz="6" w:space="0" w:color="000000"/>
+              <w:bottom w:val="single" w:sz="6" w:space="0" w:color="000000"/>
+              <w:right w:val="single" w:sz="6" w:space="0" w:color="000000"/>
+            </w:tcBorders>
+          </w:tcPr>
+          <w:p>
+            <w:pPr>
+              <w:spacing w:after="0" w:line="276" w:lineRule="auto"/>
+              <w:jc w:val="left"/>
+            </w:pPr>
+            <w:r>
+              <w:rPr>
+                <w:rFonts w:ascii="Times New Roman" w:hAnsi="Times New Roman"/>
+                <w:color w:val="000000"/>
+                <w:sz w:val="24"/>
+              </w:rPr>
+              <w:t>Type 2 Diabetes (Complicated)</w:t>
+            </w:r>
+          </w:p>
+        </w:tc>
+        <w:tc>
+          <w:tcPr>
+            <w:tcW w:type="dxa" w:w="1584"/>
+            <w:shd w:fill="FFFFFF"/>
+            <w:tcMar>
+              <w:top w:w="100" w:type="dxa"/>
+              <w:bottom w:w="100" w:type="dxa"/>
+              <w:left w:w="130" w:type="dxa"/>
+              <w:right w:w="130" w:type="dxa"/>
+            </w:tcMar>
+            <w:tcBorders>
+              <w:top w:val="single" w:sz="6" w:space="0" w:color="000000"/>
+              <w:left w:val="single" w:sz="6" w:space="0" w:color="000000"/>
+              <w:bottom w:val="single" w:sz="6" w:space="0" w:color="000000"/>
+              <w:right w:val="single" w:sz="6" w:space="0" w:color="000000"/>
+            </w:tcBorders>
+          </w:tcPr>
+          <w:p>
+            <w:pPr>
+              <w:spacing w:after="0" w:line="276" w:lineRule="auto"/>
+              <w:jc w:val="left"/>
+            </w:pPr>
+            <w:r>
+              <w:rPr>
+                <w:rFonts w:ascii="Times New Roman" w:hAnsi="Times New Roman"/>
+                <w:color w:val="000000"/>
+                <w:sz w:val="24"/>
+              </w:rPr>
+              <w:t>2,150</w:t>
+            </w:r>
+          </w:p>
+        </w:tc>
+        <w:tc>
+          <w:tcPr>
+            <w:tcW w:type="dxa" w:w="1584"/>
+            <w:shd w:fill="FFFFFF"/>
+            <w:tcMar>
+              <w:top w:w="100" w:type="dxa"/>
+              <w:bottom w:w="100" w:type="dxa"/>
+              <w:left w:w="130" w:type="dxa"/>
+              <w:right w:w="130" w:type="dxa"/>
+            </w:tcMar>
+            <w:tcBorders>
+              <w:top w:val="single" w:sz="6" w:space="0" w:color="000000"/>
+              <w:left w:val="single" w:sz="6" w:space="0" w:color="000000"/>
+              <w:bottom w:val="single" w:sz="6" w:space="0" w:color="000000"/>
+              <w:right w:val="single" w:sz="6" w:space="0" w:color="000000"/>
+            </w:tcBorders>
+          </w:tcPr>
+          <w:p>
+            <w:pPr>
+              <w:spacing w:after="0" w:line="276" w:lineRule="auto"/>
+              <w:jc w:val="left"/>
+            </w:pPr>
+            <w:r>
+              <w:rPr>
+                <w:rFonts w:ascii="Times New Roman" w:hAnsi="Times New Roman"/>
+                <w:color w:val="000000"/>
+                <w:sz w:val="24"/>
+              </w:rPr>
+              <w:t>20.1%</w:t>
+            </w:r>
+          </w:p>
+        </w:tc>
+        <w:tc>
+          <w:tcPr>
+            <w:tcW w:type="dxa" w:w="1728"/>
+            <w:shd w:fill="FFFFFF"/>
+            <w:tcMar>
+              <w:top w:w="100" w:type="dxa"/>
+              <w:bottom w:w="100" w:type="dxa"/>
+              <w:left w:w="130" w:type="dxa"/>
+              <w:right w:w="130" w:type="dxa"/>
+            </w:tcMar>
+            <w:tcBorders>
+              <w:top w:val="single" w:sz="6" w:space="0" w:color="000000"/>
+              <w:left w:val="single" w:sz="6" w:space="0" w:color="000000"/>
+              <w:bottom w:val="single" w:sz="6" w:space="0" w:color="000000"/>
+              <w:right w:val="single" w:sz="6" w:space="0" w:color="000000"/>
+            </w:tcBorders>
+          </w:tcPr>
+          <w:p>
+            <w:pPr>
+              <w:spacing w:after="0" w:line="276" w:lineRule="auto"/>
+              <w:jc w:val="left"/>
+            </w:pPr>
+            <w:r>
+              <w:rPr>
+                <w:rFonts w:ascii="Times New Roman" w:hAnsi="Times New Roman"/>
+                <w:color w:val="000000"/>
+                <w:sz w:val="24"/>
+              </w:rPr>
+              <w:t>1.061 (Penalty Tier)</w:t>
+            </w:r>
+          </w:p>
+        </w:tc>
+        <w:tc>
+          <w:tcPr>
+            <w:tcW w:type="dxa" w:w="1872"/>
+            <w:shd w:fill="FFFFFF"/>
+            <w:tcMar>
+              <w:top w:w="100" w:type="dxa"/>
+              <w:bottom w:w="100" w:type="dxa"/>
+              <w:left w:w="130" w:type="dxa"/>
+              <w:right w:w="130" w:type="dxa"/>
+            </w:tcMar>
+            <w:tcBorders>
+              <w:top w:val="single" w:sz="6" w:space="0" w:color="000000"/>
+              <w:left w:val="single" w:sz="6" w:space="0" w:color="000000"/>
+              <w:bottom w:val="single" w:sz="6" w:space="0" w:color="000000"/>
+              <w:right w:val="single" w:sz="6" w:space="0" w:color="000000"/>
+            </w:tcBorders>
+          </w:tcPr>
+          <w:p>
+            <w:pPr>
+              <w:spacing w:after="0" w:line="276" w:lineRule="auto"/>
+              <w:jc w:val="left"/>
+            </w:pPr>
+            <w:r>
+              <w:rPr>
+                <w:rFonts w:ascii="Times New Roman" w:hAnsi="Times New Roman"/>
+                <w:color w:val="000000"/>
+                <w:sz w:val="24"/>
+              </w:rPr>
+              <w:t>16.4% (-18.4% rel)</w:t>
+            </w:r>
+          </w:p>
+        </w:tc>
+        <w:tc>
+          <w:tcPr>
+            <w:tcW w:type="dxa" w:w="1728"/>
+            <w:shd w:fill="FFFFFF"/>
+            <w:tcMar>
+              <w:top w:w="100" w:type="dxa"/>
+              <w:bottom w:w="100" w:type="dxa"/>
+              <w:left w:w="130" w:type="dxa"/>
+              <w:right w:w="130" w:type="dxa"/>
+            </w:tcMar>
+            <w:tcBorders>
+              <w:top w:val="single" w:sz="6" w:space="0" w:color="000000"/>
+              <w:left w:val="single" w:sz="6" w:space="0" w:color="000000"/>
+              <w:bottom w:val="single" w:sz="6" w:space="0" w:color="000000"/>
+              <w:right w:val="single" w:sz="6" w:space="0" w:color="000000"/>
+            </w:tcBorders>
+          </w:tcPr>
+          <w:p>
+            <w:pPr>
+              <w:spacing w:after="0" w:line="276" w:lineRule="auto"/>
+              <w:jc w:val="left"/>
+            </w:pPr>
+            <w:r>
+              <w:rPr>
+                <w:rFonts w:ascii="Times New Roman" w:hAnsi="Times New Roman"/>
+                <w:color w:val="000000"/>
+                <w:sz w:val="24"/>
+              </w:rPr>
+              <w:t>$295,000 penalty avoidance</w:t>
+            </w:r>
+          </w:p>
+        </w:tc>
+      </w:tr>
+      <w:tr>
+        <w:trPr>
+          <w:cantSplit/>
+        </w:trPr>
+        <w:tc>
+          <w:tcPr>
+            <w:tcW w:type="dxa" w:w="2304"/>
+            <w:shd w:fill="FFFFFF"/>
+            <w:tcMar>
+              <w:top w:w="100" w:type="dxa"/>
+              <w:bottom w:w="100" w:type="dxa"/>
+              <w:left w:w="130" w:type="dxa"/>
+              <w:right w:w="130" w:type="dxa"/>
+            </w:tcMar>
+            <w:tcBorders>
+              <w:top w:val="single" w:sz="6" w:space="0" w:color="000000"/>
+              <w:left w:val="single" w:sz="6" w:space="0" w:color="000000"/>
+              <w:bottom w:val="single" w:sz="6" w:space="0" w:color="000000"/>
+              <w:right w:val="single" w:sz="6" w:space="0" w:color="000000"/>
+            </w:tcBorders>
+          </w:tcPr>
+          <w:p>
+            <w:pPr>
+              <w:spacing w:after="0" w:line="276" w:lineRule="auto"/>
+              <w:jc w:val="left"/>
+            </w:pPr>
+            <w:r>
+              <w:rPr>
+                <w:rFonts w:ascii="Times New Roman" w:hAnsi="Times New Roman"/>
+                <w:color w:val="000000"/>
+                <w:sz w:val="24"/>
+              </w:rPr>
+              <w:t>Community Pneumonia</w:t>
+            </w:r>
+          </w:p>
+        </w:tc>
+        <w:tc>
+          <w:tcPr>
+            <w:tcW w:type="dxa" w:w="1584"/>
+            <w:shd w:fill="FFFFFF"/>
+            <w:tcMar>
+              <w:top w:w="100" w:type="dxa"/>
+              <w:bottom w:w="100" w:type="dxa"/>
+              <w:left w:w="130" w:type="dxa"/>
+              <w:right w:w="130" w:type="dxa"/>
+            </w:tcMar>
+            <w:tcBorders>
+              <w:top w:val="single" w:sz="6" w:space="0" w:color="000000"/>
+              <w:left w:val="single" w:sz="6" w:space="0" w:color="000000"/>
+              <w:bottom w:val="single" w:sz="6" w:space="0" w:color="000000"/>
+              <w:right w:val="single" w:sz="6" w:space="0" w:color="000000"/>
+            </w:tcBorders>
+          </w:tcPr>
+          <w:p>
+            <w:pPr>
+              <w:spacing w:after="0" w:line="276" w:lineRule="auto"/>
+              <w:jc w:val="left"/>
+            </w:pPr>
+            <w:r>
+              <w:rPr>
+                <w:rFonts w:ascii="Times New Roman" w:hAnsi="Times New Roman"/>
+                <w:color w:val="000000"/>
+                <w:sz w:val="24"/>
+              </w:rPr>
+              <w:t>1,750</w:t>
+            </w:r>
+          </w:p>
+        </w:tc>
+        <w:tc>
+          <w:tcPr>
+            <w:tcW w:type="dxa" w:w="1584"/>
+            <w:shd w:fill="FFFFFF"/>
+            <w:tcMar>
+              <w:top w:w="100" w:type="dxa"/>
+              <w:bottom w:w="100" w:type="dxa"/>
+              <w:left w:w="130" w:type="dxa"/>
+              <w:right w:w="130" w:type="dxa"/>
+            </w:tcMar>
+            <w:tcBorders>
+              <w:top w:val="single" w:sz="6" w:space="0" w:color="000000"/>
+              <w:left w:val="single" w:sz="6" w:space="0" w:color="000000"/>
+              <w:bottom w:val="single" w:sz="6" w:space="0" w:color="000000"/>
+              <w:right w:val="single" w:sz="6" w:space="0" w:color="000000"/>
+            </w:tcBorders>
+          </w:tcPr>
+          <w:p>
+            <w:pPr>
+              <w:spacing w:after="0" w:line="276" w:lineRule="auto"/>
+              <w:jc w:val="left"/>
+            </w:pPr>
+            <w:r>
+              <w:rPr>
+                <w:rFonts w:ascii="Times New Roman" w:hAnsi="Times New Roman"/>
+                <w:color w:val="000000"/>
+                <w:sz w:val="24"/>
+              </w:rPr>
+              <w:t>17.6%</w:t>
+            </w:r>
+          </w:p>
+        </w:tc>
+        <w:tc>
+          <w:tcPr>
+            <w:tcW w:type="dxa" w:w="1728"/>
+            <w:shd w:fill="FFFFFF"/>
+            <w:tcMar>
+              <w:top w:w="100" w:type="dxa"/>
+              <w:bottom w:w="100" w:type="dxa"/>
+              <w:left w:w="130" w:type="dxa"/>
+              <w:right w:w="130" w:type="dxa"/>
+            </w:tcMar>
+            <w:tcBorders>
+              <w:top w:val="single" w:sz="6" w:space="0" w:color="000000"/>
+              <w:left w:val="single" w:sz="6" w:space="0" w:color="000000"/>
+              <w:bottom w:val="single" w:sz="6" w:space="0" w:color="000000"/>
+              <w:right w:val="single" w:sz="6" w:space="0" w:color="000000"/>
+            </w:tcBorders>
+          </w:tcPr>
+          <w:p>
+            <w:pPr>
+              <w:spacing w:after="0" w:line="276" w:lineRule="auto"/>
+              <w:jc w:val="left"/>
+            </w:pPr>
+            <w:r>
+              <w:rPr>
+                <w:rFonts w:ascii="Times New Roman" w:hAnsi="Times New Roman"/>
+                <w:color w:val="000000"/>
+                <w:sz w:val="24"/>
+              </w:rPr>
+              <w:t>1.034 (Penalty Tier)</w:t>
+            </w:r>
+          </w:p>
+        </w:tc>
+        <w:tc>
+          <w:tcPr>
+            <w:tcW w:type="dxa" w:w="1872"/>
+            <w:shd w:fill="FFFFFF"/>
+            <w:tcMar>
+              <w:top w:w="100" w:type="dxa"/>
+              <w:bottom w:w="100" w:type="dxa"/>
+              <w:left w:w="130" w:type="dxa"/>
+              <w:right w:w="130" w:type="dxa"/>
+            </w:tcMar>
+            <w:tcBorders>
+              <w:top w:val="single" w:sz="6" w:space="0" w:color="000000"/>
+              <w:left w:val="single" w:sz="6" w:space="0" w:color="000000"/>
+              <w:bottom w:val="single" w:sz="6" w:space="0" w:color="000000"/>
+              <w:right w:val="single" w:sz="6" w:space="0" w:color="000000"/>
+            </w:tcBorders>
+          </w:tcPr>
+          <w:p>
+            <w:pPr>
+              <w:spacing w:after="0" w:line="276" w:lineRule="auto"/>
+              <w:jc w:val="left"/>
+            </w:pPr>
+            <w:r>
+              <w:rPr>
+                <w:rFonts w:ascii="Times New Roman" w:hAnsi="Times New Roman"/>
+                <w:color w:val="000000"/>
+                <w:sz w:val="24"/>
+              </w:rPr>
+              <w:t>14.2% (-19.3% rel)</w:t>
+            </w:r>
+          </w:p>
+        </w:tc>
+        <w:tc>
+          <w:tcPr>
+            <w:tcW w:type="dxa" w:w="1728"/>
+            <w:shd w:fill="FFFFFF"/>
+            <w:tcMar>
+              <w:top w:w="100" w:type="dxa"/>
+              <w:bottom w:w="100" w:type="dxa"/>
+              <w:left w:w="130" w:type="dxa"/>
+              <w:right w:w="130" w:type="dxa"/>
+            </w:tcMar>
+            <w:tcBorders>
+              <w:top w:val="single" w:sz="6" w:space="0" w:color="000000"/>
+              <w:left w:val="single" w:sz="6" w:space="0" w:color="000000"/>
+              <w:bottom w:val="single" w:sz="6" w:space="0" w:color="000000"/>
+              <w:right w:val="single" w:sz="6" w:space="0" w:color="000000"/>
+            </w:tcBorders>
+          </w:tcPr>
+          <w:p>
+            <w:pPr>
+              <w:spacing w:after="0" w:line="276" w:lineRule="auto"/>
+              <w:jc w:val="left"/>
+            </w:pPr>
+            <w:r>
+              <w:rPr>
+                <w:rFonts w:ascii="Times New Roman" w:hAnsi="Times New Roman"/>
+                <w:color w:val="000000"/>
+                <w:sz w:val="24"/>
+              </w:rPr>
+              <w:t>$185,000 penalty avoidance</w:t>
+            </w:r>
+          </w:p>
+        </w:tc>
+      </w:tr>
+      <w:tr>
+        <w:trPr>
+          <w:cantSplit/>
+        </w:trPr>
+        <w:tc>
+          <w:tcPr>
+            <w:tcW w:type="dxa" w:w="2304"/>
+            <w:shd w:fill="FFFFFF"/>
+            <w:tcMar>
+              <w:top w:w="100" w:type="dxa"/>
+              <w:bottom w:w="100" w:type="dxa"/>
+              <w:left w:w="130" w:type="dxa"/>
+              <w:right w:w="130" w:type="dxa"/>
+            </w:tcMar>
+            <w:tcBorders>
+              <w:top w:val="single" w:sz="6" w:space="0" w:color="000000"/>
+              <w:left w:val="single" w:sz="6" w:space="0" w:color="000000"/>
+              <w:bottom w:val="single" w:sz="6" w:space="0" w:color="000000"/>
+              <w:right w:val="single" w:sz="6" w:space="0" w:color="000000"/>
+            </w:tcBorders>
+          </w:tcPr>
+          <w:p>
+            <w:pPr>
+              <w:spacing w:after="0" w:line="276" w:lineRule="auto"/>
+              <w:jc w:val="left"/>
+            </w:pPr>
+            <w:r>
+              <w:rPr>
+                <w:rFonts w:ascii="Times New Roman" w:hAnsi="Times New Roman"/>
+                <w:color w:val="000000"/>
+                <w:sz w:val="24"/>
+              </w:rPr>
+              <w:t>Severe Inpatient Sepsis</w:t>
+            </w:r>
+          </w:p>
+        </w:tc>
+        <w:tc>
+          <w:tcPr>
+            <w:tcW w:type="dxa" w:w="1584"/>
+            <w:shd w:fill="FFFFFF"/>
+            <w:tcMar>
+              <w:top w:w="100" w:type="dxa"/>
+              <w:bottom w:w="100" w:type="dxa"/>
+              <w:left w:w="130" w:type="dxa"/>
+              <w:right w:w="130" w:type="dxa"/>
+            </w:tcMar>
+            <w:tcBorders>
+              <w:top w:val="single" w:sz="6" w:space="0" w:color="000000"/>
+              <w:left w:val="single" w:sz="6" w:space="0" w:color="000000"/>
+              <w:bottom w:val="single" w:sz="6" w:space="0" w:color="000000"/>
+              <w:right w:val="single" w:sz="6" w:space="0" w:color="000000"/>
+            </w:tcBorders>
+          </w:tcPr>
+          <w:p>
+            <w:pPr>
+              <w:spacing w:after="0" w:line="276" w:lineRule="auto"/>
+              <w:jc w:val="left"/>
+            </w:pPr>
+            <w:r>
+              <w:rPr>
+                <w:rFonts w:ascii="Times New Roman" w:hAnsi="Times New Roman"/>
+                <w:color w:val="000000"/>
+                <w:sz w:val="24"/>
+              </w:rPr>
+              <w:t>1,340</w:t>
+            </w:r>
+          </w:p>
+        </w:tc>
+        <w:tc>
+          <w:tcPr>
+            <w:tcW w:type="dxa" w:w="1584"/>
+            <w:shd w:fill="FFFFFF"/>
+            <w:tcMar>
+              <w:top w:w="100" w:type="dxa"/>
+              <w:bottom w:w="100" w:type="dxa"/>
+              <w:left w:w="130" w:type="dxa"/>
+              <w:right w:w="130" w:type="dxa"/>
+            </w:tcMar>
+            <w:tcBorders>
+              <w:top w:val="single" w:sz="6" w:space="0" w:color="000000"/>
+              <w:left w:val="single" w:sz="6" w:space="0" w:color="000000"/>
+              <w:bottom w:val="single" w:sz="6" w:space="0" w:color="000000"/>
+              <w:right w:val="single" w:sz="6" w:space="0" w:color="000000"/>
+            </w:tcBorders>
+          </w:tcPr>
+          <w:p>
+            <w:pPr>
+              <w:spacing w:after="0" w:line="276" w:lineRule="auto"/>
+              <w:jc w:val="left"/>
+            </w:pPr>
+            <w:r>
+              <w:rPr>
+                <w:rFonts w:ascii="Times New Roman" w:hAnsi="Times New Roman"/>
+                <w:color w:val="000000"/>
+                <w:sz w:val="24"/>
+              </w:rPr>
+              <w:t>24.5%</w:t>
+            </w:r>
+          </w:p>
+        </w:tc>
+        <w:tc>
+          <w:tcPr>
+            <w:tcW w:type="dxa" w:w="1728"/>
+            <w:shd w:fill="FFFFFF"/>
+            <w:tcMar>
+              <w:top w:w="100" w:type="dxa"/>
+              <w:bottom w:w="100" w:type="dxa"/>
+              <w:left w:w="130" w:type="dxa"/>
+              <w:right w:w="130" w:type="dxa"/>
+            </w:tcMar>
+            <w:tcBorders>
+              <w:top w:val="single" w:sz="6" w:space="0" w:color="000000"/>
+              <w:left w:val="single" w:sz="6" w:space="0" w:color="000000"/>
+              <w:bottom w:val="single" w:sz="6" w:space="0" w:color="000000"/>
+              <w:right w:val="single" w:sz="6" w:space="0" w:color="000000"/>
+            </w:tcBorders>
+          </w:tcPr>
+          <w:p>
+            <w:pPr>
+              <w:spacing w:after="0" w:line="276" w:lineRule="auto"/>
+              <w:jc w:val="left"/>
+            </w:pPr>
+            <w:r>
+              <w:rPr>
+                <w:rFonts w:ascii="Times New Roman" w:hAnsi="Times New Roman"/>
+                <w:color w:val="000000"/>
+                <w:sz w:val="24"/>
+              </w:rPr>
+              <w:t>1.094 (Penalty Tier)</w:t>
+            </w:r>
+          </w:p>
+        </w:tc>
+        <w:tc>
+          <w:tcPr>
+            <w:tcW w:type="dxa" w:w="1872"/>
+            <w:shd w:fill="FFFFFF"/>
+            <w:tcMar>
+              <w:top w:w="100" w:type="dxa"/>
+              <w:bottom w:w="100" w:type="dxa"/>
+              <w:left w:w="130" w:type="dxa"/>
+              <w:right w:w="130" w:type="dxa"/>
+            </w:tcMar>
+            <w:tcBorders>
+              <w:top w:val="single" w:sz="6" w:space="0" w:color="000000"/>
+              <w:left w:val="single" w:sz="6" w:space="0" w:color="000000"/>
+              <w:bottom w:val="single" w:sz="6" w:space="0" w:color="000000"/>
+              <w:right w:val="single" w:sz="6" w:space="0" w:color="000000"/>
+            </w:tcBorders>
+          </w:tcPr>
+          <w:p>
+            <w:pPr>
+              <w:spacing w:after="0" w:line="276" w:lineRule="auto"/>
+              <w:jc w:val="left"/>
+            </w:pPr>
+            <w:r>
+              <w:rPr>
+                <w:rFonts w:ascii="Times New Roman" w:hAnsi="Times New Roman"/>
+                <w:color w:val="000000"/>
+                <w:sz w:val="24"/>
+              </w:rPr>
+              <w:t>19.8% (-19.1% rel)</w:t>
+            </w:r>
+          </w:p>
+        </w:tc>
+        <w:tc>
+          <w:tcPr>
+            <w:tcW w:type="dxa" w:w="1728"/>
+            <w:shd w:fill="FFFFFF"/>
+            <w:tcMar>
+              <w:top w:w="100" w:type="dxa"/>
+              <w:bottom w:w="100" w:type="dxa"/>
+              <w:left w:w="130" w:type="dxa"/>
+              <w:right w:w="130" w:type="dxa"/>
+            </w:tcMar>
+            <w:tcBorders>
+              <w:top w:val="single" w:sz="6" w:space="0" w:color="000000"/>
+              <w:left w:val="single" w:sz="6" w:space="0" w:color="000000"/>
+              <w:bottom w:val="single" w:sz="6" w:space="0" w:color="000000"/>
+              <w:right w:val="single" w:sz="6" w:space="0" w:color="000000"/>
+            </w:tcBorders>
+          </w:tcPr>
+          <w:p>
+            <w:pPr>
+              <w:spacing w:after="0" w:line="276" w:lineRule="auto"/>
+              <w:jc w:val="left"/>
+            </w:pPr>
+            <w:r>
+              <w:rPr>
+                <w:rFonts w:ascii="Times New Roman" w:hAnsi="Times New Roman"/>
+                <w:color w:val="000000"/>
+                <w:sz w:val="24"/>
+              </w:rPr>
+              <w:t>$135,000 penalty avoidance</w:t>
+            </w:r>
+          </w:p>
+        </w:tc>
+      </w:tr>
+      <w:tr>
+        <w:trPr>
+          <w:cantSplit/>
+        </w:trPr>
+        <w:tc>
+          <w:tcPr>
+            <w:tcW w:type="dxa" w:w="2304"/>
+            <w:shd w:fill="FFFFFF"/>
+            <w:tcMar>
+              <w:top w:w="100" w:type="dxa"/>
+              <w:bottom w:w="100" w:type="dxa"/>
+              <w:left w:w="130" w:type="dxa"/>
+              <w:right w:w="130" w:type="dxa"/>
+            </w:tcMar>
+            <w:tcBorders>
+              <w:top w:val="single" w:sz="6" w:space="0" w:color="000000"/>
+              <w:left w:val="single" w:sz="6" w:space="0" w:color="000000"/>
+              <w:bottom w:val="single" w:sz="6" w:space="0" w:color="000000"/>
+              <w:right w:val="single" w:sz="6" w:space="0" w:color="000000"/>
+            </w:tcBorders>
+          </w:tcPr>
+          <w:p>
+            <w:pPr>
+              <w:spacing w:after="0" w:line="276" w:lineRule="auto"/>
+              <w:jc w:val="left"/>
+            </w:pPr>
+            <w:r>
+              <w:rPr>
+                <w:rFonts w:ascii="Times New Roman" w:hAnsi="Times New Roman"/>
+                <w:color w:val="000000"/>
+                <w:sz w:val="24"/>
+              </w:rPr>
+              <w:t>Total Hospital Network</w:t>
+            </w:r>
+          </w:p>
+        </w:tc>
+        <w:tc>
+          <w:tcPr>
+            <w:tcW w:type="dxa" w:w="1584"/>
+            <w:shd w:fill="FFFFFF"/>
+            <w:tcMar>
+              <w:top w:w="100" w:type="dxa"/>
+              <w:bottom w:w="100" w:type="dxa"/>
+              <w:left w:w="130" w:type="dxa"/>
+              <w:right w:w="130" w:type="dxa"/>
+            </w:tcMar>
+            <w:tcBorders>
+              <w:top w:val="single" w:sz="6" w:space="0" w:color="000000"/>
+              <w:left w:val="single" w:sz="6" w:space="0" w:color="000000"/>
+              <w:bottom w:val="single" w:sz="6" w:space="0" w:color="000000"/>
+              <w:right w:val="single" w:sz="6" w:space="0" w:color="000000"/>
+            </w:tcBorders>
+          </w:tcPr>
+          <w:p>
+            <w:pPr>
+              <w:spacing w:after="0" w:line="276" w:lineRule="auto"/>
+              <w:jc w:val="left"/>
+            </w:pPr>
+            <w:r>
+              <w:rPr>
+                <w:rFonts w:ascii="Times New Roman" w:hAnsi="Times New Roman"/>
+                <w:color w:val="000000"/>
+                <w:sz w:val="24"/>
+              </w:rPr>
+              <w:t>10,000</w:t>
+            </w:r>
+          </w:p>
+        </w:tc>
+        <w:tc>
+          <w:tcPr>
+            <w:tcW w:type="dxa" w:w="1584"/>
+            <w:shd w:fill="FFFFFF"/>
+            <w:tcMar>
+              <w:top w:w="100" w:type="dxa"/>
+              <w:bottom w:w="100" w:type="dxa"/>
+              <w:left w:w="130" w:type="dxa"/>
+              <w:right w:w="130" w:type="dxa"/>
+            </w:tcMar>
+            <w:tcBorders>
+              <w:top w:val="single" w:sz="6" w:space="0" w:color="000000"/>
+              <w:left w:val="single" w:sz="6" w:space="0" w:color="000000"/>
+              <w:bottom w:val="single" w:sz="6" w:space="0" w:color="000000"/>
+              <w:right w:val="single" w:sz="6" w:space="0" w:color="000000"/>
+            </w:tcBorders>
+          </w:tcPr>
+          <w:p>
+            <w:pPr>
+              <w:spacing w:after="0" w:line="276" w:lineRule="auto"/>
+              <w:jc w:val="left"/>
+            </w:pPr>
+            <w:r>
+              <w:rPr>
+                <w:rFonts w:ascii="Times New Roman" w:hAnsi="Times New Roman"/>
+                <w:color w:val="000000"/>
+                <w:sz w:val="24"/>
+              </w:rPr>
+              <w:t>20.4%</w:t>
+            </w:r>
+          </w:p>
+        </w:tc>
+        <w:tc>
+          <w:tcPr>
+            <w:tcW w:type="dxa" w:w="1728"/>
+            <w:shd w:fill="FFFFFF"/>
+            <w:tcMar>
+              <w:top w:w="100" w:type="dxa"/>
+              <w:bottom w:w="100" w:type="dxa"/>
+              <w:left w:w="130" w:type="dxa"/>
+              <w:right w:w="130" w:type="dxa"/>
+            </w:tcMar>
+            <w:tcBorders>
+              <w:top w:val="single" w:sz="6" w:space="0" w:color="000000"/>
+              <w:left w:val="single" w:sz="6" w:space="0" w:color="000000"/>
+              <w:bottom w:val="single" w:sz="6" w:space="0" w:color="000000"/>
+              <w:right w:val="single" w:sz="6" w:space="0" w:color="000000"/>
+            </w:tcBorders>
+          </w:tcPr>
+          <w:p>
+            <w:pPr>
+              <w:spacing w:after="0" w:line="276" w:lineRule="auto"/>
+              <w:jc w:val="left"/>
+            </w:pPr>
+            <w:r>
+              <w:rPr>
+                <w:rFonts w:ascii="Times New Roman" w:hAnsi="Times New Roman"/>
+                <w:color w:val="000000"/>
+                <w:sz w:val="24"/>
+              </w:rPr>
+              <w:t>1.063 (Blended Average)</w:t>
+            </w:r>
+          </w:p>
+        </w:tc>
+        <w:tc>
+          <w:tcPr>
+            <w:tcW w:type="dxa" w:w="1872"/>
+            <w:shd w:fill="FFFFFF"/>
+            <w:tcMar>
+              <w:top w:w="100" w:type="dxa"/>
+              <w:bottom w:w="100" w:type="dxa"/>
+              <w:left w:w="130" w:type="dxa"/>
+              <w:right w:w="130" w:type="dxa"/>
+            </w:tcMar>
+            <w:tcBorders>
+              <w:top w:val="single" w:sz="6" w:space="0" w:color="000000"/>
+              <w:left w:val="single" w:sz="6" w:space="0" w:color="000000"/>
+              <w:bottom w:val="single" w:sz="6" w:space="0" w:color="000000"/>
+              <w:right w:val="single" w:sz="6" w:space="0" w:color="000000"/>
+            </w:tcBorders>
+          </w:tcPr>
+          <w:p>
+            <w:pPr>
+              <w:spacing w:after="0" w:line="276" w:lineRule="auto"/>
+              <w:jc w:val="left"/>
+            </w:pPr>
+            <w:r>
+              <w:rPr>
+                <w:rFonts w:ascii="Times New Roman" w:hAnsi="Times New Roman"/>
+                <w:color w:val="000000"/>
+                <w:sz w:val="24"/>
+              </w:rPr>
+              <w:t>16.7% (-18.1% rel)</w:t>
+            </w:r>
+          </w:p>
+        </w:tc>
+        <w:tc>
+          <w:tcPr>
+            <w:tcW w:type="dxa" w:w="1728"/>
+            <w:shd w:fill="FFFFFF"/>
+            <w:tcMar>
+              <w:top w:w="100" w:type="dxa"/>
+              <w:bottom w:w="100" w:type="dxa"/>
+              <w:left w:w="130" w:type="dxa"/>
+              <w:right w:w="130" w:type="dxa"/>
+            </w:tcMar>
+            <w:tcBorders>
+              <w:top w:val="single" w:sz="6" w:space="0" w:color="000000"/>
+              <w:left w:val="single" w:sz="6" w:space="0" w:color="000000"/>
+              <w:bottom w:val="single" w:sz="6" w:space="0" w:color="000000"/>
+              <w:right w:val="single" w:sz="6" w:space="0" w:color="000000"/>
+            </w:tcBorders>
+          </w:tcPr>
+          <w:p>
+            <w:pPr>
+              <w:spacing w:after="0" w:line="276" w:lineRule="auto"/>
+              <w:jc w:val="left"/>
+            </w:pPr>
+            <w:r>
+              <w:rPr>
+                <w:rFonts w:ascii="Times New Roman" w:hAnsi="Times New Roman"/>
+                <w:color w:val="000000"/>
+                <w:sz w:val="24"/>
+              </w:rPr>
+              <w:t>$1,420,000 Net Annual Savings</w:t>
+            </w:r>
+          </w:p>
+        </w:tc>
+      </w:tr>
+    </w:tbl>
+    <w:p>
+      <w:pPr>
+        <w:keepNext/>
+        <w:pageBreakBefore/>
+        <w:widowControl/>
+        <w:spacing w:before="320" w:after="100"/>
+      </w:pPr>
+      <w:r>
+        <w:rPr>
+          <w:rFonts w:ascii="Times New Roman" w:hAnsi="Times New Roman"/>
+          <w:b/>
+          <w:color w:val="000000"/>
+          <w:sz w:val="36"/>
+        </w:rPr>
+        <w:t>4. Evidence-Based Clinical Intervention Protocols</w:t>
+      </w:r>
+    </w:p>
+    <w:p>
+      <w:pPr>
+        <w:keepNext/>
+        <w:widowControl/>
+        <w:spacing w:before="0" w:after="100" w:line="276" w:lineRule="auto"/>
+      </w:pPr>
+      <w:r>
+        <w:rPr>
+          <w:rFonts w:ascii="Times New Roman" w:hAnsi="Times New Roman"/>
+          <w:color w:val="000000"/>
+          <w:sz w:val="24"/>
+        </w:rPr>
+        <w:t>To transform predictive risk scores into concrete patient care improvements, three clinical evidence-based protocols will be operationalized across inpatient units:</w:t>
       </w:r>
     </w:p>
     <w:p>
       <w:pPr>
         <w:pStyle w:val="ListBullet"/>
-        <w:spacing w:line="276" w:lineRule="auto" w:after="60"/>
+        <w:keepNext/>
+        <w:spacing w:after="60" w:line="276" w:lineRule="auto"/>
       </w:pPr>
       <w:r>
         <w:rPr>
           <w:rFonts w:ascii="Times New Roman" w:hAnsi="Times New Roman"/>
           <w:b/>
+          <w:color w:val="000000"/>
           <w:sz w:val="24"/>
         </w:rPr>
-        <w:t xml:space="preserve">Data Truncation: </w:t>
+        <w:t xml:space="preserve">Protocol 1: Re-Engineered Discharge (Project RED) Bundle: </w:t>
       </w:r>
       <w:r>
         <w:rPr>
           <w:rFonts w:ascii="Times New Roman" w:hAnsi="Times New Roman"/>
+          <w:color w:val="000000"/>
           <w:sz w:val="24"/>
         </w:rPr>
-        <w:t>Readmissions occurring at rival hospital systems outside our regional network were unobserved in single-system EHR extracts, potentially undercounting all-cause readmissions by 5-8%.</w:t>
+        <w:t>Implement a structured 12-component discharge preparation bundle led by a dedicated discharge nurse advocate. Components include comprehensive medication reconciliation, personalized patient-friendly discharge booklets, confirmed outpatient physician appointments within 7 calendar days, and validated patient teach-back verification.</w:t>
       </w:r>
     </w:p>
     <w:p>
       <w:pPr>
         <w:pStyle w:val="ListBullet"/>
-        <w:spacing w:line="276" w:lineRule="auto" w:after="60"/>
+        <w:keepNext/>
+        <w:spacing w:after="60" w:line="276" w:lineRule="auto"/>
       </w:pPr>
       <w:r>
         <w:rPr>
           <w:rFonts w:ascii="Times New Roman" w:hAnsi="Times New Roman"/>
           <w:b/>
+          <w:color w:val="000000"/>
           <w:sz w:val="24"/>
         </w:rPr>
-        <w:t xml:space="preserve">Social Determinants of Health (SDOH): </w:t>
+        <w:t xml:space="preserve">Protocol 2: Clinical Pharmacist Medication Reconciliation (Within 24h): </w:t>
       </w:r>
       <w:r>
         <w:rPr>
           <w:rFonts w:ascii="Times New Roman" w:hAnsi="Times New Roman"/>
+          <w:color w:val="000000"/>
           <w:sz w:val="24"/>
         </w:rPr>
-        <w:t>EHR documentation currently lacks granular structured data on housing instability, food insecurity, and transportation barriers, which strongly influence post-discharge compliance.</w:t>
+        <w:t>Dedicated clinical pharmacists perform bedside medication reviews for all patients with a polypharmacy count &gt;= 8 or identified as high risk by the model. Pharmacists resolve drug-drug interactions, simplify dosing schedules, and ensure bedside delivery of discharge medications ('Meds-to-Beds' initiative).</w:t>
       </w:r>
     </w:p>
     <w:p>
       <w:pPr>
         <w:pStyle w:val="ListBullet"/>
-        <w:spacing w:line="276" w:lineRule="auto" w:after="60"/>
+        <w:keepNext/>
+        <w:spacing w:after="60" w:line="276" w:lineRule="auto"/>
       </w:pPr>
       <w:r>
         <w:rPr>
           <w:rFonts w:ascii="Times New Roman" w:hAnsi="Times New Roman"/>
           <w:b/>
+          <w:color w:val="000000"/>
           <w:sz w:val="24"/>
         </w:rPr>
-        <w:t xml:space="preserve">Future Directions: </w:t>
+        <w:t xml:space="preserve">Protocol 3: Structured 48-Hour Post-Discharge Telephonic Outreach: </w:t>
       </w:r>
       <w:r>
         <w:rPr>
           <w:rFonts w:ascii="Times New Roman" w:hAnsi="Times New Roman"/>
+          <w:color w:val="000000"/>
           <w:sz w:val="24"/>
         </w:rPr>
-        <w:t>Future iterations will integrate regional health information exchange (HIE) feeds, natural language processing (NLP) of unstructured clinical nursing notes, and remote physiological patient monitoring data.</w:t>
+        <w:t>Specialized care management nurses conduct standardized telephone outreach within 48 hours of discharge to verify medication access, review warning symptoms of clinical decompensation, and resolve transportation barriers for primary care visits.</w:t>
+      </w:r>
+    </w:p>
+    <w:p>
+      <w:pPr>
+        <w:keepNext/>
+        <w:pageBreakBefore/>
+        <w:widowControl/>
+        <w:spacing w:before="320" w:after="100"/>
+      </w:pPr>
+      <w:r>
+        <w:rPr>
+          <w:rFonts w:ascii="Times New Roman" w:hAnsi="Times New Roman"/>
+          <w:b/>
+          <w:color w:val="000000"/>
+          <w:sz w:val="36"/>
+        </w:rPr>
+        <w:t>5. Multi-Disciplinary Operational Implementation Plan</w:t>
+      </w:r>
+    </w:p>
+    <w:p>
+      <w:pPr>
+        <w:keepNext/>
+        <w:widowControl/>
+        <w:spacing w:before="0" w:after="100" w:line="276" w:lineRule="auto"/>
+      </w:pPr>
+      <w:r>
+        <w:rPr>
+          <w:rFonts w:ascii="Times New Roman" w:hAnsi="Times New Roman"/>
+          <w:color w:val="000000"/>
+          <w:sz w:val="24"/>
+        </w:rPr>
+        <w:t>The operational deployment spans a structured 90-day phased rollout across cardiology, internal medicine, and acute geriatrics departments:</w:t>
+      </w:r>
+    </w:p>
+    <w:tbl>
+      <w:tblPr>
+        <w:tblW w:type="auto" w:w="0"/>
+        <w:jc w:val="center"/>
+        <w:tblLook w:firstColumn="1" w:firstRow="1" w:lastColumn="0" w:lastRow="0" w:noHBand="0" w:noVBand="1" w:val="04A0"/>
+      </w:tblPr>
+      <w:tblGrid>
+        <w:gridCol w:w="1958"/>
+        <w:gridCol w:w="1958"/>
+        <w:gridCol w:w="1958"/>
+        <w:gridCol w:w="1958"/>
+        <w:gridCol w:w="1958"/>
+      </w:tblGrid>
+      <w:tr>
+        <w:trPr>
+          <w:tblHeader/>
+          <w:cantSplit/>
+        </w:trPr>
+        <w:tc>
+          <w:tcPr>
+            <w:tcW w:type="dxa" w:w="1872"/>
+            <w:shd w:fill="FFFFFF"/>
+            <w:tcMar>
+              <w:top w:w="120" w:type="dxa"/>
+              <w:bottom w:w="120" w:type="dxa"/>
+              <w:left w:w="130" w:type="dxa"/>
+              <w:right w:w="130" w:type="dxa"/>
+            </w:tcMar>
+            <w:tcBorders>
+              <w:top w:val="single" w:sz="12" w:space="0" w:color="000000"/>
+              <w:left w:val="single" w:sz="6" w:space="0" w:color="000000"/>
+              <w:bottom w:val="single" w:sz="16" w:space="0" w:color="000000"/>
+              <w:right w:val="single" w:sz="6" w:space="0" w:color="000000"/>
+            </w:tcBorders>
+          </w:tcPr>
+          <w:p>
+            <w:pPr>
+              <w:spacing w:after="0"/>
+              <w:jc w:val="left"/>
+            </w:pPr>
+            <w:r>
+              <w:rPr>
+                <w:rFonts w:ascii="Times New Roman" w:hAnsi="Times New Roman"/>
+                <w:b/>
+                <w:color w:val="000000"/>
+                <w:sz w:val="25"/>
+              </w:rPr>
+              <w:t>Phase</w:t>
+            </w:r>
+          </w:p>
+        </w:tc>
+        <w:tc>
+          <w:tcPr>
+            <w:tcW w:type="dxa" w:w="1584"/>
+            <w:shd w:fill="FFFFFF"/>
+            <w:tcMar>
+              <w:top w:w="120" w:type="dxa"/>
+              <w:bottom w:w="120" w:type="dxa"/>
+              <w:left w:w="130" w:type="dxa"/>
+              <w:right w:w="130" w:type="dxa"/>
+            </w:tcMar>
+            <w:tcBorders>
+              <w:top w:val="single" w:sz="12" w:space="0" w:color="000000"/>
+              <w:left w:val="single" w:sz="6" w:space="0" w:color="000000"/>
+              <w:bottom w:val="single" w:sz="16" w:space="0" w:color="000000"/>
+              <w:right w:val="single" w:sz="6" w:space="0" w:color="000000"/>
+            </w:tcBorders>
+          </w:tcPr>
+          <w:p>
+            <w:pPr>
+              <w:spacing w:after="0"/>
+              <w:jc w:val="left"/>
+            </w:pPr>
+            <w:r>
+              <w:rPr>
+                <w:rFonts w:ascii="Times New Roman" w:hAnsi="Times New Roman"/>
+                <w:b/>
+                <w:color w:val="000000"/>
+                <w:sz w:val="25"/>
+              </w:rPr>
+              <w:t>Time Horizon</w:t>
+            </w:r>
+          </w:p>
+        </w:tc>
+        <w:tc>
+          <w:tcPr>
+            <w:tcW w:type="dxa" w:w="2880"/>
+            <w:shd w:fill="FFFFFF"/>
+            <w:tcMar>
+              <w:top w:w="120" w:type="dxa"/>
+              <w:bottom w:w="120" w:type="dxa"/>
+              <w:left w:w="130" w:type="dxa"/>
+              <w:right w:w="130" w:type="dxa"/>
+            </w:tcMar>
+            <w:tcBorders>
+              <w:top w:val="single" w:sz="12" w:space="0" w:color="000000"/>
+              <w:left w:val="single" w:sz="6" w:space="0" w:color="000000"/>
+              <w:bottom w:val="single" w:sz="16" w:space="0" w:color="000000"/>
+              <w:right w:val="single" w:sz="6" w:space="0" w:color="000000"/>
+            </w:tcBorders>
+          </w:tcPr>
+          <w:p>
+            <w:pPr>
+              <w:spacing w:after="0"/>
+              <w:jc w:val="left"/>
+            </w:pPr>
+            <w:r>
+              <w:rPr>
+                <w:rFonts w:ascii="Times New Roman" w:hAnsi="Times New Roman"/>
+                <w:b/>
+                <w:color w:val="000000"/>
+                <w:sz w:val="25"/>
+              </w:rPr>
+              <w:t>Core Operational Workstreams</w:t>
+            </w:r>
+          </w:p>
+        </w:tc>
+        <w:tc>
+          <w:tcPr>
+            <w:tcW w:type="dxa" w:w="2304"/>
+            <w:shd w:fill="FFFFFF"/>
+            <w:tcMar>
+              <w:top w:w="120" w:type="dxa"/>
+              <w:bottom w:w="120" w:type="dxa"/>
+              <w:left w:w="130" w:type="dxa"/>
+              <w:right w:w="130" w:type="dxa"/>
+            </w:tcMar>
+            <w:tcBorders>
+              <w:top w:val="single" w:sz="12" w:space="0" w:color="000000"/>
+              <w:left w:val="single" w:sz="6" w:space="0" w:color="000000"/>
+              <w:bottom w:val="single" w:sz="16" w:space="0" w:color="000000"/>
+              <w:right w:val="single" w:sz="6" w:space="0" w:color="000000"/>
+            </w:tcBorders>
+          </w:tcPr>
+          <w:p>
+            <w:pPr>
+              <w:spacing w:after="0"/>
+              <w:jc w:val="left"/>
+            </w:pPr>
+            <w:r>
+              <w:rPr>
+                <w:rFonts w:ascii="Times New Roman" w:hAnsi="Times New Roman"/>
+                <w:b/>
+                <w:color w:val="000000"/>
+                <w:sz w:val="25"/>
+              </w:rPr>
+              <w:t>Lead Clinical Responsibility</w:t>
+            </w:r>
+          </w:p>
+        </w:tc>
+        <w:tc>
+          <w:tcPr>
+            <w:tcW w:type="dxa" w:w="2160"/>
+            <w:shd w:fill="FFFFFF"/>
+            <w:tcMar>
+              <w:top w:w="120" w:type="dxa"/>
+              <w:bottom w:w="120" w:type="dxa"/>
+              <w:left w:w="130" w:type="dxa"/>
+              <w:right w:w="130" w:type="dxa"/>
+            </w:tcMar>
+            <w:tcBorders>
+              <w:top w:val="single" w:sz="12" w:space="0" w:color="000000"/>
+              <w:left w:val="single" w:sz="6" w:space="0" w:color="000000"/>
+              <w:bottom w:val="single" w:sz="16" w:space="0" w:color="000000"/>
+              <w:right w:val="single" w:sz="6" w:space="0" w:color="000000"/>
+            </w:tcBorders>
+          </w:tcPr>
+          <w:p>
+            <w:pPr>
+              <w:spacing w:after="0"/>
+              <w:jc w:val="left"/>
+            </w:pPr>
+            <w:r>
+              <w:rPr>
+                <w:rFonts w:ascii="Times New Roman" w:hAnsi="Times New Roman"/>
+                <w:b/>
+                <w:color w:val="000000"/>
+                <w:sz w:val="25"/>
+              </w:rPr>
+              <w:t>Key Milestone Deliverable</w:t>
+            </w:r>
+          </w:p>
+        </w:tc>
+      </w:tr>
+      <w:tr>
+        <w:trPr>
+          <w:cantSplit/>
+        </w:trPr>
+        <w:tc>
+          <w:tcPr>
+            <w:tcW w:type="dxa" w:w="1872"/>
+            <w:shd w:fill="FFFFFF"/>
+            <w:tcMar>
+              <w:top w:w="100" w:type="dxa"/>
+              <w:bottom w:w="100" w:type="dxa"/>
+              <w:left w:w="130" w:type="dxa"/>
+              <w:right w:w="130" w:type="dxa"/>
+            </w:tcMar>
+            <w:tcBorders>
+              <w:top w:val="single" w:sz="6" w:space="0" w:color="000000"/>
+              <w:left w:val="single" w:sz="6" w:space="0" w:color="000000"/>
+              <w:bottom w:val="single" w:sz="6" w:space="0" w:color="000000"/>
+              <w:right w:val="single" w:sz="6" w:space="0" w:color="000000"/>
+            </w:tcBorders>
+          </w:tcPr>
+          <w:p>
+            <w:pPr>
+              <w:spacing w:after="0" w:line="276" w:lineRule="auto"/>
+              <w:jc w:val="left"/>
+            </w:pPr>
+            <w:r>
+              <w:rPr>
+                <w:rFonts w:ascii="Times New Roman" w:hAnsi="Times New Roman"/>
+                <w:color w:val="000000"/>
+                <w:sz w:val="24"/>
+              </w:rPr>
+              <w:t>Phase 1: Readiness</w:t>
+            </w:r>
+          </w:p>
+        </w:tc>
+        <w:tc>
+          <w:tcPr>
+            <w:tcW w:type="dxa" w:w="1584"/>
+            <w:shd w:fill="FFFFFF"/>
+            <w:tcMar>
+              <w:top w:w="100" w:type="dxa"/>
+              <w:bottom w:w="100" w:type="dxa"/>
+              <w:left w:w="130" w:type="dxa"/>
+              <w:right w:w="130" w:type="dxa"/>
+            </w:tcMar>
+            <w:tcBorders>
+              <w:top w:val="single" w:sz="6" w:space="0" w:color="000000"/>
+              <w:left w:val="single" w:sz="6" w:space="0" w:color="000000"/>
+              <w:bottom w:val="single" w:sz="6" w:space="0" w:color="000000"/>
+              <w:right w:val="single" w:sz="6" w:space="0" w:color="000000"/>
+            </w:tcBorders>
+          </w:tcPr>
+          <w:p>
+            <w:pPr>
+              <w:spacing w:after="0" w:line="276" w:lineRule="auto"/>
+              <w:jc w:val="left"/>
+            </w:pPr>
+            <w:r>
+              <w:rPr>
+                <w:rFonts w:ascii="Times New Roman" w:hAnsi="Times New Roman"/>
+                <w:color w:val="000000"/>
+                <w:sz w:val="24"/>
+              </w:rPr>
+              <w:t>Days 1 to 30</w:t>
+            </w:r>
+          </w:p>
+        </w:tc>
+        <w:tc>
+          <w:tcPr>
+            <w:tcW w:type="dxa" w:w="2880"/>
+            <w:shd w:fill="FFFFFF"/>
+            <w:tcMar>
+              <w:top w:w="100" w:type="dxa"/>
+              <w:bottom w:w="100" w:type="dxa"/>
+              <w:left w:w="130" w:type="dxa"/>
+              <w:right w:w="130" w:type="dxa"/>
+            </w:tcMar>
+            <w:tcBorders>
+              <w:top w:val="single" w:sz="6" w:space="0" w:color="000000"/>
+              <w:left w:val="single" w:sz="6" w:space="0" w:color="000000"/>
+              <w:bottom w:val="single" w:sz="6" w:space="0" w:color="000000"/>
+              <w:right w:val="single" w:sz="6" w:space="0" w:color="000000"/>
+            </w:tcBorders>
+          </w:tcPr>
+          <w:p>
+            <w:pPr>
+              <w:spacing w:after="0" w:line="276" w:lineRule="auto"/>
+              <w:jc w:val="left"/>
+            </w:pPr>
+            <w:r>
+              <w:rPr>
+                <w:rFonts w:ascii="Times New Roman" w:hAnsi="Times New Roman"/>
+                <w:color w:val="000000"/>
+                <w:sz w:val="24"/>
+              </w:rPr>
+              <w:t>EHR real-time scoring integration, nursing workflow training, clinical champion onboarding</w:t>
+            </w:r>
+          </w:p>
+        </w:tc>
+        <w:tc>
+          <w:tcPr>
+            <w:tcW w:type="dxa" w:w="2304"/>
+            <w:shd w:fill="FFFFFF"/>
+            <w:tcMar>
+              <w:top w:w="100" w:type="dxa"/>
+              <w:bottom w:w="100" w:type="dxa"/>
+              <w:left w:w="130" w:type="dxa"/>
+              <w:right w:w="130" w:type="dxa"/>
+            </w:tcMar>
+            <w:tcBorders>
+              <w:top w:val="single" w:sz="6" w:space="0" w:color="000000"/>
+              <w:left w:val="single" w:sz="6" w:space="0" w:color="000000"/>
+              <w:bottom w:val="single" w:sz="6" w:space="0" w:color="000000"/>
+              <w:right w:val="single" w:sz="6" w:space="0" w:color="000000"/>
+            </w:tcBorders>
+          </w:tcPr>
+          <w:p>
+            <w:pPr>
+              <w:spacing w:after="0" w:line="276" w:lineRule="auto"/>
+              <w:jc w:val="left"/>
+            </w:pPr>
+            <w:r>
+              <w:rPr>
+                <w:rFonts w:ascii="Times New Roman" w:hAnsi="Times New Roman"/>
+                <w:color w:val="000000"/>
+                <w:sz w:val="24"/>
+              </w:rPr>
+              <w:t>Chief Medical Officer &amp; Hospital IT</w:t>
+            </w:r>
+          </w:p>
+        </w:tc>
+        <w:tc>
+          <w:tcPr>
+            <w:tcW w:type="dxa" w:w="2160"/>
+            <w:shd w:fill="FFFFFF"/>
+            <w:tcMar>
+              <w:top w:w="100" w:type="dxa"/>
+              <w:bottom w:w="100" w:type="dxa"/>
+              <w:left w:w="130" w:type="dxa"/>
+              <w:right w:w="130" w:type="dxa"/>
+            </w:tcMar>
+            <w:tcBorders>
+              <w:top w:val="single" w:sz="6" w:space="0" w:color="000000"/>
+              <w:left w:val="single" w:sz="6" w:space="0" w:color="000000"/>
+              <w:bottom w:val="single" w:sz="6" w:space="0" w:color="000000"/>
+              <w:right w:val="single" w:sz="6" w:space="0" w:color="000000"/>
+            </w:tcBorders>
+          </w:tcPr>
+          <w:p>
+            <w:pPr>
+              <w:spacing w:after="0" w:line="276" w:lineRule="auto"/>
+              <w:jc w:val="left"/>
+            </w:pPr>
+            <w:r>
+              <w:rPr>
+                <w:rFonts w:ascii="Times New Roman" w:hAnsi="Times New Roman"/>
+                <w:color w:val="000000"/>
+                <w:sz w:val="24"/>
+              </w:rPr>
+              <w:t>Live model inference endpoint integrated into EHR worklists.</w:t>
+            </w:r>
+          </w:p>
+        </w:tc>
+      </w:tr>
+      <w:tr>
+        <w:trPr>
+          <w:cantSplit/>
+        </w:trPr>
+        <w:tc>
+          <w:tcPr>
+            <w:tcW w:type="dxa" w:w="1872"/>
+            <w:shd w:fill="FFFFFF"/>
+            <w:tcMar>
+              <w:top w:w="100" w:type="dxa"/>
+              <w:bottom w:w="100" w:type="dxa"/>
+              <w:left w:w="130" w:type="dxa"/>
+              <w:right w:w="130" w:type="dxa"/>
+            </w:tcMar>
+            <w:tcBorders>
+              <w:top w:val="single" w:sz="6" w:space="0" w:color="000000"/>
+              <w:left w:val="single" w:sz="6" w:space="0" w:color="000000"/>
+              <w:bottom w:val="single" w:sz="6" w:space="0" w:color="000000"/>
+              <w:right w:val="single" w:sz="6" w:space="0" w:color="000000"/>
+            </w:tcBorders>
+          </w:tcPr>
+          <w:p>
+            <w:pPr>
+              <w:spacing w:after="0" w:line="276" w:lineRule="auto"/>
+              <w:jc w:val="left"/>
+            </w:pPr>
+            <w:r>
+              <w:rPr>
+                <w:rFonts w:ascii="Times New Roman" w:hAnsi="Times New Roman"/>
+                <w:color w:val="000000"/>
+                <w:sz w:val="24"/>
+              </w:rPr>
+              <w:t>Phase 2: Pilot Ward</w:t>
+            </w:r>
+          </w:p>
+        </w:tc>
+        <w:tc>
+          <w:tcPr>
+            <w:tcW w:type="dxa" w:w="1584"/>
+            <w:shd w:fill="FFFFFF"/>
+            <w:tcMar>
+              <w:top w:w="100" w:type="dxa"/>
+              <w:bottom w:w="100" w:type="dxa"/>
+              <w:left w:w="130" w:type="dxa"/>
+              <w:right w:w="130" w:type="dxa"/>
+            </w:tcMar>
+            <w:tcBorders>
+              <w:top w:val="single" w:sz="6" w:space="0" w:color="000000"/>
+              <w:left w:val="single" w:sz="6" w:space="0" w:color="000000"/>
+              <w:bottom w:val="single" w:sz="6" w:space="0" w:color="000000"/>
+              <w:right w:val="single" w:sz="6" w:space="0" w:color="000000"/>
+            </w:tcBorders>
+          </w:tcPr>
+          <w:p>
+            <w:pPr>
+              <w:spacing w:after="0" w:line="276" w:lineRule="auto"/>
+              <w:jc w:val="left"/>
+            </w:pPr>
+            <w:r>
+              <w:rPr>
+                <w:rFonts w:ascii="Times New Roman" w:hAnsi="Times New Roman"/>
+                <w:color w:val="000000"/>
+                <w:sz w:val="24"/>
+              </w:rPr>
+              <w:t>Days 31 to 60</w:t>
+            </w:r>
+          </w:p>
+        </w:tc>
+        <w:tc>
+          <w:tcPr>
+            <w:tcW w:type="dxa" w:w="2880"/>
+            <w:shd w:fill="FFFFFF"/>
+            <w:tcMar>
+              <w:top w:w="100" w:type="dxa"/>
+              <w:bottom w:w="100" w:type="dxa"/>
+              <w:left w:w="130" w:type="dxa"/>
+              <w:right w:w="130" w:type="dxa"/>
+            </w:tcMar>
+            <w:tcBorders>
+              <w:top w:val="single" w:sz="6" w:space="0" w:color="000000"/>
+              <w:left w:val="single" w:sz="6" w:space="0" w:color="000000"/>
+              <w:bottom w:val="single" w:sz="6" w:space="0" w:color="000000"/>
+              <w:right w:val="single" w:sz="6" w:space="0" w:color="000000"/>
+            </w:tcBorders>
+          </w:tcPr>
+          <w:p>
+            <w:pPr>
+              <w:spacing w:after="0" w:line="276" w:lineRule="auto"/>
+              <w:jc w:val="left"/>
+            </w:pPr>
+            <w:r>
+              <w:rPr>
+                <w:rFonts w:ascii="Times New Roman" w:hAnsi="Times New Roman"/>
+                <w:color w:val="000000"/>
+                <w:sz w:val="24"/>
+              </w:rPr>
+              <w:t>Launch Project RED in Cardiology &amp; Heart Failure Units (300 beds); pharmacist bedside rounds</w:t>
+            </w:r>
+          </w:p>
+        </w:tc>
+        <w:tc>
+          <w:tcPr>
+            <w:tcW w:type="dxa" w:w="2304"/>
+            <w:shd w:fill="FFFFFF"/>
+            <w:tcMar>
+              <w:top w:w="100" w:type="dxa"/>
+              <w:bottom w:w="100" w:type="dxa"/>
+              <w:left w:w="130" w:type="dxa"/>
+              <w:right w:w="130" w:type="dxa"/>
+            </w:tcMar>
+            <w:tcBorders>
+              <w:top w:val="single" w:sz="6" w:space="0" w:color="000000"/>
+              <w:left w:val="single" w:sz="6" w:space="0" w:color="000000"/>
+              <w:bottom w:val="single" w:sz="6" w:space="0" w:color="000000"/>
+              <w:right w:val="single" w:sz="6" w:space="0" w:color="000000"/>
+            </w:tcBorders>
+          </w:tcPr>
+          <w:p>
+            <w:pPr>
+              <w:spacing w:after="0" w:line="276" w:lineRule="auto"/>
+              <w:jc w:val="left"/>
+            </w:pPr>
+            <w:r>
+              <w:rPr>
+                <w:rFonts w:ascii="Times New Roman" w:hAnsi="Times New Roman"/>
+                <w:color w:val="000000"/>
+                <w:sz w:val="24"/>
+              </w:rPr>
+              <w:t>Cardiology Unit Manager &amp; Lead Pharmacist</w:t>
+            </w:r>
+          </w:p>
+        </w:tc>
+        <w:tc>
+          <w:tcPr>
+            <w:tcW w:type="dxa" w:w="2160"/>
+            <w:shd w:fill="FFFFFF"/>
+            <w:tcMar>
+              <w:top w:w="100" w:type="dxa"/>
+              <w:bottom w:w="100" w:type="dxa"/>
+              <w:left w:w="130" w:type="dxa"/>
+              <w:right w:w="130" w:type="dxa"/>
+            </w:tcMar>
+            <w:tcBorders>
+              <w:top w:val="single" w:sz="6" w:space="0" w:color="000000"/>
+              <w:left w:val="single" w:sz="6" w:space="0" w:color="000000"/>
+              <w:bottom w:val="single" w:sz="6" w:space="0" w:color="000000"/>
+              <w:right w:val="single" w:sz="6" w:space="0" w:color="000000"/>
+            </w:tcBorders>
+          </w:tcPr>
+          <w:p>
+            <w:pPr>
+              <w:spacing w:after="0" w:line="276" w:lineRule="auto"/>
+              <w:jc w:val="left"/>
+            </w:pPr>
+            <w:r>
+              <w:rPr>
+                <w:rFonts w:ascii="Times New Roman" w:hAnsi="Times New Roman"/>
+                <w:color w:val="000000"/>
+                <w:sz w:val="24"/>
+              </w:rPr>
+              <w:t>Pilot evaluation report; clinical feedback calibration.</w:t>
+            </w:r>
+          </w:p>
+        </w:tc>
+      </w:tr>
+      <w:tr>
+        <w:trPr>
+          <w:cantSplit/>
+        </w:trPr>
+        <w:tc>
+          <w:tcPr>
+            <w:tcW w:type="dxa" w:w="1872"/>
+            <w:shd w:fill="FFFFFF"/>
+            <w:tcMar>
+              <w:top w:w="100" w:type="dxa"/>
+              <w:bottom w:w="100" w:type="dxa"/>
+              <w:left w:w="130" w:type="dxa"/>
+              <w:right w:w="130" w:type="dxa"/>
+            </w:tcMar>
+            <w:tcBorders>
+              <w:top w:val="single" w:sz="6" w:space="0" w:color="000000"/>
+              <w:left w:val="single" w:sz="6" w:space="0" w:color="000000"/>
+              <w:bottom w:val="single" w:sz="6" w:space="0" w:color="000000"/>
+              <w:right w:val="single" w:sz="6" w:space="0" w:color="000000"/>
+            </w:tcBorders>
+          </w:tcPr>
+          <w:p>
+            <w:pPr>
+              <w:spacing w:after="0" w:line="276" w:lineRule="auto"/>
+              <w:jc w:val="left"/>
+            </w:pPr>
+            <w:r>
+              <w:rPr>
+                <w:rFonts w:ascii="Times New Roman" w:hAnsi="Times New Roman"/>
+                <w:color w:val="000000"/>
+                <w:sz w:val="24"/>
+              </w:rPr>
+              <w:t>Phase 3: Scale-Out</w:t>
+            </w:r>
+          </w:p>
+        </w:tc>
+        <w:tc>
+          <w:tcPr>
+            <w:tcW w:type="dxa" w:w="1584"/>
+            <w:shd w:fill="FFFFFF"/>
+            <w:tcMar>
+              <w:top w:w="100" w:type="dxa"/>
+              <w:bottom w:w="100" w:type="dxa"/>
+              <w:left w:w="130" w:type="dxa"/>
+              <w:right w:w="130" w:type="dxa"/>
+            </w:tcMar>
+            <w:tcBorders>
+              <w:top w:val="single" w:sz="6" w:space="0" w:color="000000"/>
+              <w:left w:val="single" w:sz="6" w:space="0" w:color="000000"/>
+              <w:bottom w:val="single" w:sz="6" w:space="0" w:color="000000"/>
+              <w:right w:val="single" w:sz="6" w:space="0" w:color="000000"/>
+            </w:tcBorders>
+          </w:tcPr>
+          <w:p>
+            <w:pPr>
+              <w:spacing w:after="0" w:line="276" w:lineRule="auto"/>
+              <w:jc w:val="left"/>
+            </w:pPr>
+            <w:r>
+              <w:rPr>
+                <w:rFonts w:ascii="Times New Roman" w:hAnsi="Times New Roman"/>
+                <w:color w:val="000000"/>
+                <w:sz w:val="24"/>
+              </w:rPr>
+              <w:t>Days 61 to 90</w:t>
+            </w:r>
+          </w:p>
+        </w:tc>
+        <w:tc>
+          <w:tcPr>
+            <w:tcW w:type="dxa" w:w="2880"/>
+            <w:shd w:fill="FFFFFF"/>
+            <w:tcMar>
+              <w:top w:w="100" w:type="dxa"/>
+              <w:bottom w:w="100" w:type="dxa"/>
+              <w:left w:w="130" w:type="dxa"/>
+              <w:right w:w="130" w:type="dxa"/>
+            </w:tcMar>
+            <w:tcBorders>
+              <w:top w:val="single" w:sz="6" w:space="0" w:color="000000"/>
+              <w:left w:val="single" w:sz="6" w:space="0" w:color="000000"/>
+              <w:bottom w:val="single" w:sz="6" w:space="0" w:color="000000"/>
+              <w:right w:val="single" w:sz="6" w:space="0" w:color="000000"/>
+            </w:tcBorders>
+          </w:tcPr>
+          <w:p>
+            <w:pPr>
+              <w:spacing w:after="0" w:line="276" w:lineRule="auto"/>
+              <w:jc w:val="left"/>
+            </w:pPr>
+            <w:r>
+              <w:rPr>
+                <w:rFonts w:ascii="Times New Roman" w:hAnsi="Times New Roman"/>
+                <w:color w:val="000000"/>
+                <w:sz w:val="24"/>
+              </w:rPr>
+              <w:t>Enterprise expansion across all acute adult wards; automated 48-hour nurse call queues</w:t>
+            </w:r>
+          </w:p>
+        </w:tc>
+        <w:tc>
+          <w:tcPr>
+            <w:tcW w:type="dxa" w:w="2304"/>
+            <w:shd w:fill="FFFFFF"/>
+            <w:tcMar>
+              <w:top w:w="100" w:type="dxa"/>
+              <w:bottom w:w="100" w:type="dxa"/>
+              <w:left w:w="130" w:type="dxa"/>
+              <w:right w:w="130" w:type="dxa"/>
+            </w:tcMar>
+            <w:tcBorders>
+              <w:top w:val="single" w:sz="6" w:space="0" w:color="000000"/>
+              <w:left w:val="single" w:sz="6" w:space="0" w:color="000000"/>
+              <w:bottom w:val="single" w:sz="6" w:space="0" w:color="000000"/>
+              <w:right w:val="single" w:sz="6" w:space="0" w:color="000000"/>
+            </w:tcBorders>
+          </w:tcPr>
+          <w:p>
+            <w:pPr>
+              <w:spacing w:after="0" w:line="276" w:lineRule="auto"/>
+              <w:jc w:val="left"/>
+            </w:pPr>
+            <w:r>
+              <w:rPr>
+                <w:rFonts w:ascii="Times New Roman" w:hAnsi="Times New Roman"/>
+                <w:color w:val="000000"/>
+                <w:sz w:val="24"/>
+              </w:rPr>
+              <w:t>Director of Care Coordination</w:t>
+            </w:r>
+          </w:p>
+        </w:tc>
+        <w:tc>
+          <w:tcPr>
+            <w:tcW w:type="dxa" w:w="2160"/>
+            <w:shd w:fill="FFFFFF"/>
+            <w:tcMar>
+              <w:top w:w="100" w:type="dxa"/>
+              <w:bottom w:w="100" w:type="dxa"/>
+              <w:left w:w="130" w:type="dxa"/>
+              <w:right w:w="130" w:type="dxa"/>
+            </w:tcMar>
+            <w:tcBorders>
+              <w:top w:val="single" w:sz="6" w:space="0" w:color="000000"/>
+              <w:left w:val="single" w:sz="6" w:space="0" w:color="000000"/>
+              <w:bottom w:val="single" w:sz="6" w:space="0" w:color="000000"/>
+              <w:right w:val="single" w:sz="6" w:space="0" w:color="000000"/>
+            </w:tcBorders>
+          </w:tcPr>
+          <w:p>
+            <w:pPr>
+              <w:spacing w:after="0" w:line="276" w:lineRule="auto"/>
+              <w:jc w:val="left"/>
+            </w:pPr>
+            <w:r>
+              <w:rPr>
+                <w:rFonts w:ascii="Times New Roman" w:hAnsi="Times New Roman"/>
+                <w:color w:val="000000"/>
+                <w:sz w:val="24"/>
+              </w:rPr>
+              <w:t>Hospital-wide operational adoption; executive quality dashboard active.</w:t>
+            </w:r>
+          </w:p>
+        </w:tc>
+      </w:tr>
+    </w:tbl>
+    <w:p>
+      <w:pPr>
+        <w:keepNext/>
+        <w:pageBreakBefore/>
+        <w:widowControl/>
+        <w:spacing w:before="320" w:after="100"/>
+      </w:pPr>
+      <w:r>
+        <w:rPr>
+          <w:rFonts w:ascii="Times New Roman" w:hAnsi="Times New Roman"/>
+          <w:b/>
+          <w:color w:val="000000"/>
+          <w:sz w:val="36"/>
+        </w:rPr>
+        <w:t>6. Return on Investment (ROI) &amp; Financial Feasibility Analysis</w:t>
+      </w:r>
+    </w:p>
+    <w:p>
+      <w:pPr>
+        <w:keepNext/>
+        <w:widowControl/>
+        <w:spacing w:before="0" w:after="100" w:line="276" w:lineRule="auto"/>
+      </w:pPr>
+      <w:r>
+        <w:rPr>
+          <w:rFonts w:ascii="Times New Roman" w:hAnsi="Times New Roman"/>
+          <w:color w:val="000000"/>
+          <w:sz w:val="24"/>
+        </w:rPr>
+        <w:t>A rigorous financial model balances operational intervention costs against direct regulatory penalty avoidance and capacity reclamation:</w:t>
+      </w:r>
+    </w:p>
+    <w:tbl>
+      <w:tblPr>
+        <w:tblW w:type="auto" w:w="0"/>
+        <w:jc w:val="center"/>
+        <w:tblLook w:firstColumn="1" w:firstRow="1" w:lastColumn="0" w:lastRow="0" w:noHBand="0" w:noVBand="1" w:val="04A0"/>
+      </w:tblPr>
+      <w:tblGrid>
+        <w:gridCol w:w="3264"/>
+        <w:gridCol w:w="3264"/>
+        <w:gridCol w:w="3264"/>
+      </w:tblGrid>
+      <w:tr>
+        <w:trPr>
+          <w:tblHeader/>
+          <w:cantSplit/>
+        </w:trPr>
+        <w:tc>
+          <w:tcPr>
+            <w:tcW w:type="dxa" w:w="3312"/>
+            <w:shd w:fill="FFFFFF"/>
+            <w:tcMar>
+              <w:top w:w="120" w:type="dxa"/>
+              <w:bottom w:w="120" w:type="dxa"/>
+              <w:left w:w="130" w:type="dxa"/>
+              <w:right w:w="130" w:type="dxa"/>
+            </w:tcMar>
+            <w:tcBorders>
+              <w:top w:val="single" w:sz="12" w:space="0" w:color="000000"/>
+              <w:left w:val="single" w:sz="6" w:space="0" w:color="000000"/>
+              <w:bottom w:val="single" w:sz="16" w:space="0" w:color="000000"/>
+              <w:right w:val="single" w:sz="6" w:space="0" w:color="000000"/>
+            </w:tcBorders>
+          </w:tcPr>
+          <w:p>
+            <w:pPr>
+              <w:spacing w:after="0"/>
+              <w:jc w:val="left"/>
+            </w:pPr>
+            <w:r>
+              <w:rPr>
+                <w:rFonts w:ascii="Times New Roman" w:hAnsi="Times New Roman"/>
+                <w:b/>
+                <w:color w:val="000000"/>
+                <w:sz w:val="25"/>
+              </w:rPr>
+              <w:t>Financial Budget Item</w:t>
+            </w:r>
+          </w:p>
+        </w:tc>
+        <w:tc>
+          <w:tcPr>
+            <w:tcW w:type="dxa" w:w="3600"/>
+            <w:shd w:fill="FFFFFF"/>
+            <w:tcMar>
+              <w:top w:w="120" w:type="dxa"/>
+              <w:bottom w:w="120" w:type="dxa"/>
+              <w:left w:w="130" w:type="dxa"/>
+              <w:right w:w="130" w:type="dxa"/>
+            </w:tcMar>
+            <w:tcBorders>
+              <w:top w:val="single" w:sz="12" w:space="0" w:color="000000"/>
+              <w:left w:val="single" w:sz="6" w:space="0" w:color="000000"/>
+              <w:bottom w:val="single" w:sz="16" w:space="0" w:color="000000"/>
+              <w:right w:val="single" w:sz="6" w:space="0" w:color="000000"/>
+            </w:tcBorders>
+          </w:tcPr>
+          <w:p>
+            <w:pPr>
+              <w:spacing w:after="0"/>
+              <w:jc w:val="left"/>
+            </w:pPr>
+            <w:r>
+              <w:rPr>
+                <w:rFonts w:ascii="Times New Roman" w:hAnsi="Times New Roman"/>
+                <w:b/>
+                <w:color w:val="000000"/>
+                <w:sz w:val="25"/>
+              </w:rPr>
+              <w:t>Resource Allocation / Unit Cost</w:t>
+            </w:r>
+          </w:p>
+        </w:tc>
+        <w:tc>
+          <w:tcPr>
+            <w:tcW w:type="dxa" w:w="3888"/>
+            <w:shd w:fill="FFFFFF"/>
+            <w:tcMar>
+              <w:top w:w="120" w:type="dxa"/>
+              <w:bottom w:w="120" w:type="dxa"/>
+              <w:left w:w="130" w:type="dxa"/>
+              <w:right w:w="130" w:type="dxa"/>
+            </w:tcMar>
+            <w:tcBorders>
+              <w:top w:val="single" w:sz="12" w:space="0" w:color="000000"/>
+              <w:left w:val="single" w:sz="6" w:space="0" w:color="000000"/>
+              <w:bottom w:val="single" w:sz="16" w:space="0" w:color="000000"/>
+              <w:right w:val="single" w:sz="6" w:space="0" w:color="000000"/>
+            </w:tcBorders>
+          </w:tcPr>
+          <w:p>
+            <w:pPr>
+              <w:spacing w:after="0"/>
+              <w:jc w:val="left"/>
+            </w:pPr>
+            <w:r>
+              <w:rPr>
+                <w:rFonts w:ascii="Times New Roman" w:hAnsi="Times New Roman"/>
+                <w:b/>
+                <w:color w:val="000000"/>
+                <w:sz w:val="25"/>
+              </w:rPr>
+              <w:t>Annual Financial Impact ($)</w:t>
+            </w:r>
+          </w:p>
+        </w:tc>
+      </w:tr>
+      <w:tr>
+        <w:trPr>
+          <w:cantSplit/>
+        </w:trPr>
+        <w:tc>
+          <w:tcPr>
+            <w:tcW w:type="dxa" w:w="3312"/>
+            <w:shd w:fill="FFFFFF"/>
+            <w:tcMar>
+              <w:top w:w="100" w:type="dxa"/>
+              <w:bottom w:w="100" w:type="dxa"/>
+              <w:left w:w="130" w:type="dxa"/>
+              <w:right w:w="130" w:type="dxa"/>
+            </w:tcMar>
+            <w:tcBorders>
+              <w:top w:val="single" w:sz="6" w:space="0" w:color="000000"/>
+              <w:left w:val="single" w:sz="6" w:space="0" w:color="000000"/>
+              <w:bottom w:val="single" w:sz="6" w:space="0" w:color="000000"/>
+              <w:right w:val="single" w:sz="6" w:space="0" w:color="000000"/>
+            </w:tcBorders>
+          </w:tcPr>
+          <w:p>
+            <w:pPr>
+              <w:spacing w:after="0" w:line="276" w:lineRule="auto"/>
+              <w:jc w:val="left"/>
+            </w:pPr>
+            <w:r>
+              <w:rPr>
+                <w:rFonts w:ascii="Times New Roman" w:hAnsi="Times New Roman"/>
+                <w:color w:val="000000"/>
+                <w:sz w:val="24"/>
+              </w:rPr>
+              <w:t>Transitional Care Coordination Nurses</w:t>
+            </w:r>
+          </w:p>
+        </w:tc>
+        <w:tc>
+          <w:tcPr>
+            <w:tcW w:type="dxa" w:w="3600"/>
+            <w:shd w:fill="FFFFFF"/>
+            <w:tcMar>
+              <w:top w:w="100" w:type="dxa"/>
+              <w:bottom w:w="100" w:type="dxa"/>
+              <w:left w:w="130" w:type="dxa"/>
+              <w:right w:w="130" w:type="dxa"/>
+            </w:tcMar>
+            <w:tcBorders>
+              <w:top w:val="single" w:sz="6" w:space="0" w:color="000000"/>
+              <w:left w:val="single" w:sz="6" w:space="0" w:color="000000"/>
+              <w:bottom w:val="single" w:sz="6" w:space="0" w:color="000000"/>
+              <w:right w:val="single" w:sz="6" w:space="0" w:color="000000"/>
+            </w:tcBorders>
+          </w:tcPr>
+          <w:p>
+            <w:pPr>
+              <w:spacing w:after="0" w:line="276" w:lineRule="auto"/>
+              <w:jc w:val="left"/>
+            </w:pPr>
+            <w:r>
+              <w:rPr>
+                <w:rFonts w:ascii="Times New Roman" w:hAnsi="Times New Roman"/>
+                <w:color w:val="000000"/>
+                <w:sz w:val="24"/>
+              </w:rPr>
+              <w:t>3.0 FTE Clinical Nurses ($95,000 salary + benefits)</w:t>
+            </w:r>
+          </w:p>
+        </w:tc>
+        <w:tc>
+          <w:tcPr>
+            <w:tcW w:type="dxa" w:w="3888"/>
+            <w:shd w:fill="FFFFFF"/>
+            <w:tcMar>
+              <w:top w:w="100" w:type="dxa"/>
+              <w:bottom w:w="100" w:type="dxa"/>
+              <w:left w:w="130" w:type="dxa"/>
+              <w:right w:w="130" w:type="dxa"/>
+            </w:tcMar>
+            <w:tcBorders>
+              <w:top w:val="single" w:sz="6" w:space="0" w:color="000000"/>
+              <w:left w:val="single" w:sz="6" w:space="0" w:color="000000"/>
+              <w:bottom w:val="single" w:sz="6" w:space="0" w:color="000000"/>
+              <w:right w:val="single" w:sz="6" w:space="0" w:color="000000"/>
+            </w:tcBorders>
+          </w:tcPr>
+          <w:p>
+            <w:pPr>
+              <w:spacing w:after="0" w:line="276" w:lineRule="auto"/>
+              <w:jc w:val="left"/>
+            </w:pPr>
+            <w:r>
+              <w:rPr>
+                <w:rFonts w:ascii="Times New Roman" w:hAnsi="Times New Roman"/>
+                <w:color w:val="000000"/>
+                <w:sz w:val="24"/>
+              </w:rPr>
+              <w:t>-$342,000 (Operational Expense)</w:t>
+            </w:r>
+          </w:p>
+        </w:tc>
+      </w:tr>
+      <w:tr>
+        <w:trPr>
+          <w:cantSplit/>
+        </w:trPr>
+        <w:tc>
+          <w:tcPr>
+            <w:tcW w:type="dxa" w:w="3312"/>
+            <w:shd w:fill="FFFFFF"/>
+            <w:tcMar>
+              <w:top w:w="100" w:type="dxa"/>
+              <w:bottom w:w="100" w:type="dxa"/>
+              <w:left w:w="130" w:type="dxa"/>
+              <w:right w:w="130" w:type="dxa"/>
+            </w:tcMar>
+            <w:tcBorders>
+              <w:top w:val="single" w:sz="6" w:space="0" w:color="000000"/>
+              <w:left w:val="single" w:sz="6" w:space="0" w:color="000000"/>
+              <w:bottom w:val="single" w:sz="6" w:space="0" w:color="000000"/>
+              <w:right w:val="single" w:sz="6" w:space="0" w:color="000000"/>
+            </w:tcBorders>
+          </w:tcPr>
+          <w:p>
+            <w:pPr>
+              <w:spacing w:after="0" w:line="276" w:lineRule="auto"/>
+              <w:jc w:val="left"/>
+            </w:pPr>
+            <w:r>
+              <w:rPr>
+                <w:rFonts w:ascii="Times New Roman" w:hAnsi="Times New Roman"/>
+                <w:color w:val="000000"/>
+                <w:sz w:val="24"/>
+              </w:rPr>
+              <w:t>Dedicated Clinical Pharmacists</w:t>
+            </w:r>
+          </w:p>
+        </w:tc>
+        <w:tc>
+          <w:tcPr>
+            <w:tcW w:type="dxa" w:w="3600"/>
+            <w:shd w:fill="FFFFFF"/>
+            <w:tcMar>
+              <w:top w:w="100" w:type="dxa"/>
+              <w:bottom w:w="100" w:type="dxa"/>
+              <w:left w:w="130" w:type="dxa"/>
+              <w:right w:w="130" w:type="dxa"/>
+            </w:tcMar>
+            <w:tcBorders>
+              <w:top w:val="single" w:sz="6" w:space="0" w:color="000000"/>
+              <w:left w:val="single" w:sz="6" w:space="0" w:color="000000"/>
+              <w:bottom w:val="single" w:sz="6" w:space="0" w:color="000000"/>
+              <w:right w:val="single" w:sz="6" w:space="0" w:color="000000"/>
+            </w:tcBorders>
+          </w:tcPr>
+          <w:p>
+            <w:pPr>
+              <w:spacing w:after="0" w:line="276" w:lineRule="auto"/>
+              <w:jc w:val="left"/>
+            </w:pPr>
+            <w:r>
+              <w:rPr>
+                <w:rFonts w:ascii="Times New Roman" w:hAnsi="Times New Roman"/>
+                <w:color w:val="000000"/>
+                <w:sz w:val="24"/>
+              </w:rPr>
+              <w:t>1.5 FTE Clinical Pharmacists ($130,000 salary + benefits)</w:t>
+            </w:r>
+          </w:p>
+        </w:tc>
+        <w:tc>
+          <w:tcPr>
+            <w:tcW w:type="dxa" w:w="3888"/>
+            <w:shd w:fill="FFFFFF"/>
+            <w:tcMar>
+              <w:top w:w="100" w:type="dxa"/>
+              <w:bottom w:w="100" w:type="dxa"/>
+              <w:left w:w="130" w:type="dxa"/>
+              <w:right w:w="130" w:type="dxa"/>
+            </w:tcMar>
+            <w:tcBorders>
+              <w:top w:val="single" w:sz="6" w:space="0" w:color="000000"/>
+              <w:left w:val="single" w:sz="6" w:space="0" w:color="000000"/>
+              <w:bottom w:val="single" w:sz="6" w:space="0" w:color="000000"/>
+              <w:right w:val="single" w:sz="6" w:space="0" w:color="000000"/>
+            </w:tcBorders>
+          </w:tcPr>
+          <w:p>
+            <w:pPr>
+              <w:spacing w:after="0" w:line="276" w:lineRule="auto"/>
+              <w:jc w:val="left"/>
+            </w:pPr>
+            <w:r>
+              <w:rPr>
+                <w:rFonts w:ascii="Times New Roman" w:hAnsi="Times New Roman"/>
+                <w:color w:val="000000"/>
+                <w:sz w:val="24"/>
+              </w:rPr>
+              <w:t>-$234,000 (Operational Expense)</w:t>
+            </w:r>
+          </w:p>
+        </w:tc>
+      </w:tr>
+      <w:tr>
+        <w:trPr>
+          <w:cantSplit/>
+        </w:trPr>
+        <w:tc>
+          <w:tcPr>
+            <w:tcW w:type="dxa" w:w="3312"/>
+            <w:shd w:fill="FFFFFF"/>
+            <w:tcMar>
+              <w:top w:w="100" w:type="dxa"/>
+              <w:bottom w:w="100" w:type="dxa"/>
+              <w:left w:w="130" w:type="dxa"/>
+              <w:right w:w="130" w:type="dxa"/>
+            </w:tcMar>
+            <w:tcBorders>
+              <w:top w:val="single" w:sz="6" w:space="0" w:color="000000"/>
+              <w:left w:val="single" w:sz="6" w:space="0" w:color="000000"/>
+              <w:bottom w:val="single" w:sz="6" w:space="0" w:color="000000"/>
+              <w:right w:val="single" w:sz="6" w:space="0" w:color="000000"/>
+            </w:tcBorders>
+          </w:tcPr>
+          <w:p>
+            <w:pPr>
+              <w:spacing w:after="0" w:line="276" w:lineRule="auto"/>
+              <w:jc w:val="left"/>
+            </w:pPr>
+            <w:r>
+              <w:rPr>
+                <w:rFonts w:ascii="Times New Roman" w:hAnsi="Times New Roman"/>
+                <w:color w:val="000000"/>
+                <w:sz w:val="24"/>
+              </w:rPr>
+              <w:t>Patient Materials &amp; Telephony Platform</w:t>
+            </w:r>
+          </w:p>
+        </w:tc>
+        <w:tc>
+          <w:tcPr>
+            <w:tcW w:type="dxa" w:w="3600"/>
+            <w:shd w:fill="FFFFFF"/>
+            <w:tcMar>
+              <w:top w:w="100" w:type="dxa"/>
+              <w:bottom w:w="100" w:type="dxa"/>
+              <w:left w:w="130" w:type="dxa"/>
+              <w:right w:w="130" w:type="dxa"/>
+            </w:tcMar>
+            <w:tcBorders>
+              <w:top w:val="single" w:sz="6" w:space="0" w:color="000000"/>
+              <w:left w:val="single" w:sz="6" w:space="0" w:color="000000"/>
+              <w:bottom w:val="single" w:sz="6" w:space="0" w:color="000000"/>
+              <w:right w:val="single" w:sz="6" w:space="0" w:color="000000"/>
+            </w:tcBorders>
+          </w:tcPr>
+          <w:p>
+            <w:pPr>
+              <w:spacing w:after="0" w:line="276" w:lineRule="auto"/>
+              <w:jc w:val="left"/>
+            </w:pPr>
+            <w:r>
+              <w:rPr>
+                <w:rFonts w:ascii="Times New Roman" w:hAnsi="Times New Roman"/>
+                <w:color w:val="000000"/>
+                <w:sz w:val="24"/>
+              </w:rPr>
+              <w:t>Project RED booklets, automated call software license</w:t>
+            </w:r>
+          </w:p>
+        </w:tc>
+        <w:tc>
+          <w:tcPr>
+            <w:tcW w:type="dxa" w:w="3888"/>
+            <w:shd w:fill="FFFFFF"/>
+            <w:tcMar>
+              <w:top w:w="100" w:type="dxa"/>
+              <w:bottom w:w="100" w:type="dxa"/>
+              <w:left w:w="130" w:type="dxa"/>
+              <w:right w:w="130" w:type="dxa"/>
+            </w:tcMar>
+            <w:tcBorders>
+              <w:top w:val="single" w:sz="6" w:space="0" w:color="000000"/>
+              <w:left w:val="single" w:sz="6" w:space="0" w:color="000000"/>
+              <w:bottom w:val="single" w:sz="6" w:space="0" w:color="000000"/>
+              <w:right w:val="single" w:sz="6" w:space="0" w:color="000000"/>
+            </w:tcBorders>
+          </w:tcPr>
+          <w:p>
+            <w:pPr>
+              <w:spacing w:after="0" w:line="276" w:lineRule="auto"/>
+              <w:jc w:val="left"/>
+            </w:pPr>
+            <w:r>
+              <w:rPr>
+                <w:rFonts w:ascii="Times New Roman" w:hAnsi="Times New Roman"/>
+                <w:color w:val="000000"/>
+                <w:sz w:val="24"/>
+              </w:rPr>
+              <w:t>-$48,000 (Operational Expense)</w:t>
+            </w:r>
+          </w:p>
+        </w:tc>
+      </w:tr>
+      <w:tr>
+        <w:trPr>
+          <w:cantSplit/>
+        </w:trPr>
+        <w:tc>
+          <w:tcPr>
+            <w:tcW w:type="dxa" w:w="3312"/>
+            <w:shd w:fill="FFFFFF"/>
+            <w:tcMar>
+              <w:top w:w="100" w:type="dxa"/>
+              <w:bottom w:w="100" w:type="dxa"/>
+              <w:left w:w="130" w:type="dxa"/>
+              <w:right w:w="130" w:type="dxa"/>
+            </w:tcMar>
+            <w:tcBorders>
+              <w:top w:val="single" w:sz="6" w:space="0" w:color="000000"/>
+              <w:left w:val="single" w:sz="6" w:space="0" w:color="000000"/>
+              <w:bottom w:val="single" w:sz="6" w:space="0" w:color="000000"/>
+              <w:right w:val="single" w:sz="6" w:space="0" w:color="000000"/>
+            </w:tcBorders>
+          </w:tcPr>
+          <w:p>
+            <w:pPr>
+              <w:spacing w:after="0" w:line="276" w:lineRule="auto"/>
+              <w:jc w:val="left"/>
+            </w:pPr>
+            <w:r>
+              <w:rPr>
+                <w:rFonts w:ascii="Times New Roman" w:hAnsi="Times New Roman"/>
+                <w:color w:val="000000"/>
+                <w:sz w:val="24"/>
+              </w:rPr>
+              <w:t>Total Annual Program Operational Cost</w:t>
+            </w:r>
+          </w:p>
+        </w:tc>
+        <w:tc>
+          <w:tcPr>
+            <w:tcW w:type="dxa" w:w="3600"/>
+            <w:shd w:fill="FFFFFF"/>
+            <w:tcMar>
+              <w:top w:w="100" w:type="dxa"/>
+              <w:bottom w:w="100" w:type="dxa"/>
+              <w:left w:w="130" w:type="dxa"/>
+              <w:right w:w="130" w:type="dxa"/>
+            </w:tcMar>
+            <w:tcBorders>
+              <w:top w:val="single" w:sz="6" w:space="0" w:color="000000"/>
+              <w:left w:val="single" w:sz="6" w:space="0" w:color="000000"/>
+              <w:bottom w:val="single" w:sz="6" w:space="0" w:color="000000"/>
+              <w:right w:val="single" w:sz="6" w:space="0" w:color="000000"/>
+            </w:tcBorders>
+          </w:tcPr>
+          <w:p>
+            <w:pPr>
+              <w:spacing w:after="0" w:line="276" w:lineRule="auto"/>
+              <w:jc w:val="left"/>
+            </w:pPr>
+            <w:r>
+              <w:rPr>
+                <w:rFonts w:ascii="Times New Roman" w:hAnsi="Times New Roman"/>
+                <w:color w:val="000000"/>
+                <w:sz w:val="24"/>
+              </w:rPr>
+              <w:t>Combined staffing, software, and administrative overhead</w:t>
+            </w:r>
+          </w:p>
+        </w:tc>
+        <w:tc>
+          <w:tcPr>
+            <w:tcW w:type="dxa" w:w="3888"/>
+            <w:shd w:fill="FFFFFF"/>
+            <w:tcMar>
+              <w:top w:w="100" w:type="dxa"/>
+              <w:bottom w:w="100" w:type="dxa"/>
+              <w:left w:w="130" w:type="dxa"/>
+              <w:right w:w="130" w:type="dxa"/>
+            </w:tcMar>
+            <w:tcBorders>
+              <w:top w:val="single" w:sz="6" w:space="0" w:color="000000"/>
+              <w:left w:val="single" w:sz="6" w:space="0" w:color="000000"/>
+              <w:bottom w:val="single" w:sz="6" w:space="0" w:color="000000"/>
+              <w:right w:val="single" w:sz="6" w:space="0" w:color="000000"/>
+            </w:tcBorders>
+          </w:tcPr>
+          <w:p>
+            <w:pPr>
+              <w:spacing w:after="0" w:line="276" w:lineRule="auto"/>
+              <w:jc w:val="left"/>
+            </w:pPr>
+            <w:r>
+              <w:rPr>
+                <w:rFonts w:ascii="Times New Roman" w:hAnsi="Times New Roman"/>
+                <w:color w:val="000000"/>
+                <w:sz w:val="24"/>
+              </w:rPr>
+              <w:t>-$624,000 (Total Investment)</w:t>
+            </w:r>
+          </w:p>
+        </w:tc>
+      </w:tr>
+      <w:tr>
+        <w:trPr>
+          <w:cantSplit/>
+        </w:trPr>
+        <w:tc>
+          <w:tcPr>
+            <w:tcW w:type="dxa" w:w="3312"/>
+            <w:shd w:fill="FFFFFF"/>
+            <w:tcMar>
+              <w:top w:w="100" w:type="dxa"/>
+              <w:bottom w:w="100" w:type="dxa"/>
+              <w:left w:w="130" w:type="dxa"/>
+              <w:right w:w="130" w:type="dxa"/>
+            </w:tcMar>
+            <w:tcBorders>
+              <w:top w:val="single" w:sz="6" w:space="0" w:color="000000"/>
+              <w:left w:val="single" w:sz="6" w:space="0" w:color="000000"/>
+              <w:bottom w:val="single" w:sz="6" w:space="0" w:color="000000"/>
+              <w:right w:val="single" w:sz="6" w:space="0" w:color="000000"/>
+            </w:tcBorders>
+          </w:tcPr>
+          <w:p>
+            <w:pPr>
+              <w:spacing w:after="0" w:line="276" w:lineRule="auto"/>
+              <w:jc w:val="left"/>
+            </w:pPr>
+            <w:r>
+              <w:rPr>
+                <w:rFonts w:ascii="Times New Roman" w:hAnsi="Times New Roman"/>
+                <w:color w:val="000000"/>
+                <w:sz w:val="24"/>
+              </w:rPr>
+              <w:t>CMS HRRP Regulatory Penalty Mitigation</w:t>
+            </w:r>
+          </w:p>
+        </w:tc>
+        <w:tc>
+          <w:tcPr>
+            <w:tcW w:type="dxa" w:w="3600"/>
+            <w:shd w:fill="FFFFFF"/>
+            <w:tcMar>
+              <w:top w:w="100" w:type="dxa"/>
+              <w:bottom w:w="100" w:type="dxa"/>
+              <w:left w:w="130" w:type="dxa"/>
+              <w:right w:w="130" w:type="dxa"/>
+            </w:tcMar>
+            <w:tcBorders>
+              <w:top w:val="single" w:sz="6" w:space="0" w:color="000000"/>
+              <w:left w:val="single" w:sz="6" w:space="0" w:color="000000"/>
+              <w:bottom w:val="single" w:sz="6" w:space="0" w:color="000000"/>
+              <w:right w:val="single" w:sz="6" w:space="0" w:color="000000"/>
+            </w:tcBorders>
+          </w:tcPr>
+          <w:p>
+            <w:pPr>
+              <w:spacing w:after="0" w:line="276" w:lineRule="auto"/>
+              <w:jc w:val="left"/>
+            </w:pPr>
+            <w:r>
+              <w:rPr>
+                <w:rFonts w:ascii="Times New Roman" w:hAnsi="Times New Roman"/>
+                <w:color w:val="000000"/>
+                <w:sz w:val="24"/>
+              </w:rPr>
+              <w:t>Direct reimbursement penalty elimination across chronic DRGs</w:t>
+            </w:r>
+          </w:p>
+        </w:tc>
+        <w:tc>
+          <w:tcPr>
+            <w:tcW w:type="dxa" w:w="3888"/>
+            <w:shd w:fill="FFFFFF"/>
+            <w:tcMar>
+              <w:top w:w="100" w:type="dxa"/>
+              <w:bottom w:w="100" w:type="dxa"/>
+              <w:left w:w="130" w:type="dxa"/>
+              <w:right w:w="130" w:type="dxa"/>
+            </w:tcMar>
+            <w:tcBorders>
+              <w:top w:val="single" w:sz="6" w:space="0" w:color="000000"/>
+              <w:left w:val="single" w:sz="6" w:space="0" w:color="000000"/>
+              <w:bottom w:val="single" w:sz="6" w:space="0" w:color="000000"/>
+              <w:right w:val="single" w:sz="6" w:space="0" w:color="000000"/>
+            </w:tcBorders>
+          </w:tcPr>
+          <w:p>
+            <w:pPr>
+              <w:spacing w:after="0" w:line="276" w:lineRule="auto"/>
+              <w:jc w:val="left"/>
+            </w:pPr>
+            <w:r>
+              <w:rPr>
+                <w:rFonts w:ascii="Times New Roman" w:hAnsi="Times New Roman"/>
+                <w:color w:val="000000"/>
+                <w:sz w:val="24"/>
+              </w:rPr>
+              <w:t>+$1,420,000 (Direct Savings)</w:t>
+            </w:r>
+          </w:p>
+        </w:tc>
+      </w:tr>
+      <w:tr>
+        <w:trPr>
+          <w:cantSplit/>
+        </w:trPr>
+        <w:tc>
+          <w:tcPr>
+            <w:tcW w:type="dxa" w:w="3312"/>
+            <w:shd w:fill="FFFFFF"/>
+            <w:tcMar>
+              <w:top w:w="100" w:type="dxa"/>
+              <w:bottom w:w="100" w:type="dxa"/>
+              <w:left w:w="130" w:type="dxa"/>
+              <w:right w:w="130" w:type="dxa"/>
+            </w:tcMar>
+            <w:tcBorders>
+              <w:top w:val="single" w:sz="6" w:space="0" w:color="000000"/>
+              <w:left w:val="single" w:sz="6" w:space="0" w:color="000000"/>
+              <w:bottom w:val="single" w:sz="6" w:space="0" w:color="000000"/>
+              <w:right w:val="single" w:sz="6" w:space="0" w:color="000000"/>
+            </w:tcBorders>
+          </w:tcPr>
+          <w:p>
+            <w:pPr>
+              <w:spacing w:after="0" w:line="276" w:lineRule="auto"/>
+              <w:jc w:val="left"/>
+            </w:pPr>
+            <w:r>
+              <w:rPr>
+                <w:rFonts w:ascii="Times New Roman" w:hAnsi="Times New Roman"/>
+                <w:color w:val="000000"/>
+                <w:sz w:val="24"/>
+              </w:rPr>
+              <w:t>Bed-Day Margin Reclamation (ALOS -0.6d)</w:t>
+            </w:r>
+          </w:p>
+        </w:tc>
+        <w:tc>
+          <w:tcPr>
+            <w:tcW w:type="dxa" w:w="3600"/>
+            <w:shd w:fill="FFFFFF"/>
+            <w:tcMar>
+              <w:top w:w="100" w:type="dxa"/>
+              <w:bottom w:w="100" w:type="dxa"/>
+              <w:left w:w="130" w:type="dxa"/>
+              <w:right w:w="130" w:type="dxa"/>
+            </w:tcMar>
+            <w:tcBorders>
+              <w:top w:val="single" w:sz="6" w:space="0" w:color="000000"/>
+              <w:left w:val="single" w:sz="6" w:space="0" w:color="000000"/>
+              <w:bottom w:val="single" w:sz="6" w:space="0" w:color="000000"/>
+              <w:right w:val="single" w:sz="6" w:space="0" w:color="000000"/>
+            </w:tcBorders>
+          </w:tcPr>
+          <w:p>
+            <w:pPr>
+              <w:spacing w:after="0" w:line="276" w:lineRule="auto"/>
+              <w:jc w:val="left"/>
+            </w:pPr>
+            <w:r>
+              <w:rPr>
+                <w:rFonts w:ascii="Times New Roman" w:hAnsi="Times New Roman"/>
+                <w:color w:val="000000"/>
+                <w:sz w:val="24"/>
+              </w:rPr>
+              <w:t>Reclaimed acute bed capacity: ~6,000 bed-days @ $350 net margin</w:t>
+            </w:r>
+          </w:p>
+        </w:tc>
+        <w:tc>
+          <w:tcPr>
+            <w:tcW w:type="dxa" w:w="3888"/>
+            <w:shd w:fill="FFFFFF"/>
+            <w:tcMar>
+              <w:top w:w="100" w:type="dxa"/>
+              <w:bottom w:w="100" w:type="dxa"/>
+              <w:left w:w="130" w:type="dxa"/>
+              <w:right w:w="130" w:type="dxa"/>
+            </w:tcMar>
+            <w:tcBorders>
+              <w:top w:val="single" w:sz="6" w:space="0" w:color="000000"/>
+              <w:left w:val="single" w:sz="6" w:space="0" w:color="000000"/>
+              <w:bottom w:val="single" w:sz="6" w:space="0" w:color="000000"/>
+              <w:right w:val="single" w:sz="6" w:space="0" w:color="000000"/>
+            </w:tcBorders>
+          </w:tcPr>
+          <w:p>
+            <w:pPr>
+              <w:spacing w:after="0" w:line="276" w:lineRule="auto"/>
+              <w:jc w:val="left"/>
+            </w:pPr>
+            <w:r>
+              <w:rPr>
+                <w:rFonts w:ascii="Times New Roman" w:hAnsi="Times New Roman"/>
+                <w:color w:val="000000"/>
+                <w:sz w:val="24"/>
+              </w:rPr>
+              <w:t>+$2,100,000 (Capacity Margin)</w:t>
+            </w:r>
+          </w:p>
+        </w:tc>
+      </w:tr>
+      <w:tr>
+        <w:trPr>
+          <w:cantSplit/>
+        </w:trPr>
+        <w:tc>
+          <w:tcPr>
+            <w:tcW w:type="dxa" w:w="3312"/>
+            <w:shd w:fill="FFFFFF"/>
+            <w:tcMar>
+              <w:top w:w="100" w:type="dxa"/>
+              <w:bottom w:w="100" w:type="dxa"/>
+              <w:left w:w="130" w:type="dxa"/>
+              <w:right w:w="130" w:type="dxa"/>
+            </w:tcMar>
+            <w:tcBorders>
+              <w:top w:val="single" w:sz="6" w:space="0" w:color="000000"/>
+              <w:left w:val="single" w:sz="6" w:space="0" w:color="000000"/>
+              <w:bottom w:val="single" w:sz="6" w:space="0" w:color="000000"/>
+              <w:right w:val="single" w:sz="6" w:space="0" w:color="000000"/>
+            </w:tcBorders>
+          </w:tcPr>
+          <w:p>
+            <w:pPr>
+              <w:spacing w:after="0" w:line="276" w:lineRule="auto"/>
+              <w:jc w:val="left"/>
+            </w:pPr>
+            <w:r>
+              <w:rPr>
+                <w:rFonts w:ascii="Times New Roman" w:hAnsi="Times New Roman"/>
+                <w:color w:val="000000"/>
+                <w:sz w:val="24"/>
+              </w:rPr>
+              <w:t>Net Annual Economic Value</w:t>
+            </w:r>
+          </w:p>
+        </w:tc>
+        <w:tc>
+          <w:tcPr>
+            <w:tcW w:type="dxa" w:w="3600"/>
+            <w:shd w:fill="FFFFFF"/>
+            <w:tcMar>
+              <w:top w:w="100" w:type="dxa"/>
+              <w:bottom w:w="100" w:type="dxa"/>
+              <w:left w:w="130" w:type="dxa"/>
+              <w:right w:w="130" w:type="dxa"/>
+            </w:tcMar>
+            <w:tcBorders>
+              <w:top w:val="single" w:sz="6" w:space="0" w:color="000000"/>
+              <w:left w:val="single" w:sz="6" w:space="0" w:color="000000"/>
+              <w:bottom w:val="single" w:sz="6" w:space="0" w:color="000000"/>
+              <w:right w:val="single" w:sz="6" w:space="0" w:color="000000"/>
+            </w:tcBorders>
+          </w:tcPr>
+          <w:p>
+            <w:pPr>
+              <w:spacing w:after="0" w:line="276" w:lineRule="auto"/>
+              <w:jc w:val="left"/>
+            </w:pPr>
+            <w:r>
+              <w:rPr>
+                <w:rFonts w:ascii="Times New Roman" w:hAnsi="Times New Roman"/>
+                <w:color w:val="000000"/>
+                <w:sz w:val="24"/>
+              </w:rPr>
+              <w:t>Total Financial Savings + Capacity Reclamation - Investment</w:t>
+            </w:r>
+          </w:p>
+        </w:tc>
+        <w:tc>
+          <w:tcPr>
+            <w:tcW w:type="dxa" w:w="3888"/>
+            <w:shd w:fill="FFFFFF"/>
+            <w:tcMar>
+              <w:top w:w="100" w:type="dxa"/>
+              <w:bottom w:w="100" w:type="dxa"/>
+              <w:left w:w="130" w:type="dxa"/>
+              <w:right w:w="130" w:type="dxa"/>
+            </w:tcMar>
+            <w:tcBorders>
+              <w:top w:val="single" w:sz="6" w:space="0" w:color="000000"/>
+              <w:left w:val="single" w:sz="6" w:space="0" w:color="000000"/>
+              <w:bottom w:val="single" w:sz="6" w:space="0" w:color="000000"/>
+              <w:right w:val="single" w:sz="6" w:space="0" w:color="000000"/>
+            </w:tcBorders>
+          </w:tcPr>
+          <w:p>
+            <w:pPr>
+              <w:spacing w:after="0" w:line="276" w:lineRule="auto"/>
+              <w:jc w:val="left"/>
+            </w:pPr>
+            <w:r>
+              <w:rPr>
+                <w:rFonts w:ascii="Times New Roman" w:hAnsi="Times New Roman"/>
+                <w:color w:val="000000"/>
+                <w:sz w:val="24"/>
+              </w:rPr>
+              <w:t>+$2,896,000 Net Benefit (ROI: 4.6x)</w:t>
+            </w:r>
+          </w:p>
+        </w:tc>
+      </w:tr>
+    </w:tbl>
+    <w:p>
+      <w:pPr>
+        <w:keepNext/>
+        <w:pageBreakBefore/>
+        <w:widowControl/>
+        <w:spacing w:before="320" w:after="100"/>
+      </w:pPr>
+      <w:r>
+        <w:rPr>
+          <w:rFonts w:ascii="Times New Roman" w:hAnsi="Times New Roman"/>
+          <w:b/>
+          <w:color w:val="000000"/>
+          <w:sz w:val="36"/>
+        </w:rPr>
+        <w:t>7. Policy Synthesis, Institutional Sign-Off &amp; Next Steps</w:t>
+      </w:r>
+    </w:p>
+    <w:p>
+      <w:pPr>
+        <w:keepNext/>
+        <w:widowControl/>
+        <w:spacing w:before="0" w:after="100" w:line="276" w:lineRule="auto"/>
+      </w:pPr>
+      <w:r>
+        <w:rPr>
+          <w:rFonts w:ascii="Times New Roman" w:hAnsi="Times New Roman"/>
+          <w:color w:val="000000"/>
+          <w:sz w:val="24"/>
+        </w:rPr>
+        <w:t>Policy Conclusion: The operationalization of this evidence-based care transition strategy demonstrates extraordinary clinical and economic return. Generating an annual net economic value of $2.89 million with a 4.6x return on investment, this program establishes a sustainable operational framework for value-based healthcare delivery. Moving from predictive analytics to frontline practice requires three foundational institutional governance commitments:</w:t>
+      </w:r>
+    </w:p>
+    <w:p>
+      <w:pPr>
+        <w:pStyle w:val="ListBullet"/>
+        <w:keepNext/>
+        <w:spacing w:after="60" w:line="276" w:lineRule="auto"/>
+      </w:pPr>
+      <w:r>
+        <w:rPr>
+          <w:rFonts w:ascii="Times New Roman" w:hAnsi="Times New Roman"/>
+          <w:b/>
+          <w:color w:val="000000"/>
+          <w:sz w:val="24"/>
+        </w:rPr>
+        <w:t xml:space="preserve">Clinical Leadership Endorsement: </w:t>
+      </w:r>
+      <w:r>
+        <w:rPr>
+          <w:rFonts w:ascii="Times New Roman" w:hAnsi="Times New Roman"/>
+          <w:color w:val="000000"/>
+          <w:sz w:val="24"/>
+        </w:rPr>
+        <w:t>The Chief Medical Officer and Departmental Chairs must formally mandate the Project RED discharge workflow across cardiology and internal medicine, integrating risk-score review into morning clinical huddles.</w:t>
+      </w:r>
+    </w:p>
+    <w:p>
+      <w:pPr>
+        <w:pStyle w:val="ListBullet"/>
+        <w:keepNext/>
+        <w:spacing w:after="60" w:line="276" w:lineRule="auto"/>
+      </w:pPr>
+      <w:r>
+        <w:rPr>
+          <w:rFonts w:ascii="Times New Roman" w:hAnsi="Times New Roman"/>
+          <w:b/>
+          <w:color w:val="000000"/>
+          <w:sz w:val="24"/>
+        </w:rPr>
+        <w:t xml:space="preserve">Financial Reserve Reallocation: </w:t>
+      </w:r>
+      <w:r>
+        <w:rPr>
+          <w:rFonts w:ascii="Times New Roman" w:hAnsi="Times New Roman"/>
+          <w:color w:val="000000"/>
+          <w:sz w:val="24"/>
+        </w:rPr>
+        <w:t>Hospital finance leadership will redirect $624,000 of anticipated HRRP penalty avoidance savings into operating budgets for dedicated transitional care nurses and clinical pharmacists.</w:t>
+      </w:r>
+    </w:p>
+    <w:p>
+      <w:pPr>
+        <w:pStyle w:val="ListBullet"/>
+        <w:keepNext/>
+        <w:spacing w:after="60" w:line="276" w:lineRule="auto"/>
+      </w:pPr>
+      <w:r>
+        <w:rPr>
+          <w:rFonts w:ascii="Times New Roman" w:hAnsi="Times New Roman"/>
+          <w:b/>
+          <w:color w:val="000000"/>
+          <w:sz w:val="24"/>
+        </w:rPr>
+        <w:t xml:space="preserve">Continuous Algorithmic Auditing: </w:t>
+      </w:r>
+      <w:r>
+        <w:rPr>
+          <w:rFonts w:ascii="Times New Roman" w:hAnsi="Times New Roman"/>
+          <w:color w:val="000000"/>
+          <w:sz w:val="24"/>
+        </w:rPr>
+        <w:t>Clinical informatics teams will monitor predictive calibration, demographic parity, and alert volume on a monthly basis to prevent alert fatigue and maintain algorithmic safety.</w:t>
+      </w:r>
+    </w:p>
+    <w:p>
+      <w:pPr>
+        <w:widowControl/>
+        <w:spacing w:before="0" w:after="100" w:line="276" w:lineRule="auto"/>
+      </w:pPr>
+      <w:r>
+        <w:rPr>
+          <w:rFonts w:ascii="Times New Roman" w:hAnsi="Times New Roman"/>
+          <w:color w:val="000000"/>
+          <w:sz w:val="24"/>
+        </w:rPr>
+        <w:t>With operational protocols verified and financial models approved, the project transitions into Week 6: Comprehensive Project Integration and Self-Assessment, synthesizing the end-to-end analytical pipeline, production monitoring architecture, and personal reflective growth audit.</w:t>
+      </w:r>
+    </w:p>
+    <w:p>
+      <w:pPr>
+        <w:spacing w:before="280"/>
+        <w:jc w:val="center"/>
+      </w:pPr>
+      <w:r>
+        <w:rPr>
+          <w:rFonts w:ascii="Times New Roman" w:hAnsi="Times New Roman"/>
+          <w:i/>
+          <w:color w:val="000000"/>
+          <w:sz w:val="24"/>
+        </w:rPr>
+        <w:t>— End of Evidence-Based Recommendations and Health Economics Deliverable (Week 5) —</w:t>
+        <w:br/>
+        <w:t>Prepared by Ankit Kumar | Healthcare Data Analyst Intern</w:t>
       </w:r>
     </w:p>
     <w:sectPr>
-      <w:footerReference w:type="default" r:id="rId9"/>
+      <w:headerReference w:type="default" r:id="rId9"/>
+      <w:footerReference w:type="default" r:id="rId10"/>
       <w:pgSz w:w="12240" w:h="15840"/>
-      <w:pgMar w:top="1440" w:right="1440" w:bottom="1440" w:left="1440" w:header="720" w:footer="720" w:gutter="0"/>
+      <w:pgMar w:top="1224" w:right="1224" w:bottom="1224" w:left="1224" w:header="720" w:footer="720" w:gutter="0"/>
       <w:cols w:space="720"/>
       <w:docGrid w:linePitch="360"/>
     </w:sectPr>
@@ -905,13 +4543,62 @@
     <w:r>
       <w:rPr>
         <w:rFonts w:ascii="Times New Roman" w:hAnsi="Times New Roman"/>
-        <w:color w:val="787878"/>
-        <w:sz w:val="18"/>
-      </w:rPr>
-      <w:t>Healthcare Data Analytics Capstone | Confidential Clinical Report</w:t>
+        <w:color w:val="000000"/>
+        <w:sz w:val="24"/>
+      </w:rPr>
+      <w:t xml:space="preserve">Healthcare Data Analyst Intern | Page </w:t>
+    </w:r>
+    <w:r>
+      <w:rPr>
+        <w:rFonts w:ascii="Times New Roman" w:hAnsi="Times New Roman"/>
+        <w:color w:val="000000"/>
+        <w:sz w:val="24"/>
+      </w:rPr>
+      <w:fldChar w:fldCharType="begin"/>
+      <w:instrText xml:space="preserve"> PAGE </w:instrText>
+      <w:fldChar w:fldCharType="separate"/>
+      <w:fldChar w:fldCharType="end"/>
+    </w:r>
+    <w:r>
+      <w:rPr>
+        <w:rFonts w:ascii="Times New Roman" w:hAnsi="Times New Roman"/>
+        <w:color w:val="000000"/>
+        <w:sz w:val="24"/>
+      </w:rPr>
+      <w:t xml:space="preserve"> of </w:t>
+    </w:r>
+    <w:r>
+      <w:rPr>
+        <w:rFonts w:ascii="Times New Roman" w:hAnsi="Times New Roman"/>
+        <w:color w:val="000000"/>
+        <w:sz w:val="24"/>
+      </w:rPr>
+      <w:fldChar w:fldCharType="begin"/>
+      <w:instrText xml:space="preserve"> NUMPAGES </w:instrText>
+      <w:fldChar w:fldCharType="separate"/>
+      <w:fldChar w:fldCharType="end"/>
     </w:r>
   </w:p>
 </w:ftr>
+</file>
+
+<file path=word/header1.xml><?xml version="1.0" encoding="utf-8"?>
+<w:hdr xmlns:m="http://schemas.openxmlformats.org/officeDocument/2006/math" xmlns:mc="http://schemas.openxmlformats.org/markup-compatibility/2006" xmlns:mo="http://schemas.microsoft.com/office/mac/office/2008/main" xmlns:mv="urn:schemas-microsoft-com:mac:vml" xmlns:o="urn:schemas-microsoft-com:office:office" xmlns:r="http://schemas.openxmlformats.org/officeDocument/2006/relationships" xmlns:v="urn:schemas-microsoft-com:vml" xmlns:w10="urn:schemas-microsoft-com:office:word" xmlns:w14="http://schemas.microsoft.com/office/word/2010/wordml" xmlns:w="http://schemas.openxmlformats.org/wordprocessingml/2006/main" xmlns:wne="http://schemas.microsoft.com/office/word/2006/wordml" xmlns:wp14="http://schemas.microsoft.com/office/word/2010/wordprocessingDrawing" xmlns:wp="http://schemas.openxmlformats.org/drawingml/2006/wordprocessingDrawing" xmlns:wpc="http://schemas.microsoft.com/office/word/2010/wordprocessingCanvas" xmlns:wpg="http://schemas.microsoft.com/office/word/2010/wordprocessingGroup" xmlns:wpi="http://schemas.microsoft.com/office/word/2010/wordprocessingInk" xmlns:wps="http://schemas.microsoft.com/office/word/2010/wordprocessingShape" mc:Ignorable="w14 wp14">
+  <w:p>
+    <w:pPr>
+      <w:pStyle w:val="Header"/>
+      <w:jc w:val="right"/>
+    </w:pPr>
+    <w:r>
+      <w:rPr>
+        <w:rFonts w:ascii="Times New Roman" w:hAnsi="Times New Roman"/>
+        <w:color w:val="000000"/>
+        <w:sz w:val="24"/>
+      </w:rPr>
+      <w:t>Week 5 Task: Report Writing and Evidence-based Recommendations | Ankit Kumar</w:t>
+    </w:r>
+  </w:p>
+</w:hdr>
 </file>
 
 <file path=word/numbering.xml><?xml version="1.0" encoding="utf-8"?>
@@ -1278,7 +4965,8 @@
     <w:qFormat/>
     <w:rsid w:val="00FC693F"/>
     <w:pPr>
-      <w:spacing w:line="276" w:lineRule="auto" w:after="120" w:before="0"/>
+      <w:widowControl/>
+      <w:spacing w:line="276" w:lineRule="auto" w:after="100"/>
     </w:pPr>
     <w:rPr>
       <w:rFonts w:ascii="Times New Roman" w:hAnsi="Times New Roman"/>
